--- a/PL1/Explicacion funcions (defensa).docx
+++ b/PL1/Explicacion funcions (defensa).docx
@@ -390,10 +390,7 @@
         <w:t>) de la partida y nos devolverá un número</w:t>
       </w:r>
       <w:r>
-        <w:t xml:space="preserve"> </w:t>
-      </w:r>
-      <w:r>
-        <w:t>(</w:t>
+        <w:t xml:space="preserve"> (</w:t>
       </w:r>
       <w:r>
         <w:rPr>
@@ -487,16 +484,7 @@
           <w:sz w:val="28"/>
           <w:szCs w:val="28"/>
         </w:rPr>
-        <w:t>Move</w:t>
-      </w:r>
-      <w:r>
-        <w:rPr>
-          <w:b/>
-          <w:bCs/>
-          <w:sz w:val="28"/>
-          <w:szCs w:val="28"/>
-        </w:rPr>
-        <w:t>r</w:t>
+        <w:t>Mover</w:t>
       </w:r>
       <w:r>
         <w:rPr>
@@ -561,14 +549,7 @@
           <w:b/>
           <w:bCs/>
         </w:rPr>
-        <w:t>, Dinero, Props)</w:t>
-      </w:r>
-      <w:r>
-        <w:rPr>
-          <w:b/>
-          <w:bCs/>
-        </w:rPr>
-        <w:t>)</w:t>
+        <w:t>, Dinero, Props))</w:t>
       </w:r>
       <w:r>
         <w:t xml:space="preserve"> y el número que hemos sacado en la tirada</w:t>
@@ -641,14 +622,7 @@
           <w:b/>
           <w:bCs/>
         </w:rPr>
-        <w:t>, Props)</w:t>
-      </w:r>
-      <w:r>
-        <w:rPr>
-          <w:b/>
-          <w:bCs/>
-        </w:rPr>
-        <w:t>)</w:t>
+        <w:t>, Props))</w:t>
       </w:r>
       <w:r>
         <w:t xml:space="preserve"> en la posición nueva </w:t>
@@ -833,212 +807,388 @@
           <w:sz w:val="28"/>
           <w:szCs w:val="28"/>
         </w:rPr>
-        <w:t>Ejecuta</w:t>
-      </w:r>
-      <w:r>
-        <w:rPr>
-          <w:b/>
-          <w:bCs/>
-          <w:sz w:val="28"/>
-          <w:szCs w:val="28"/>
-        </w:rPr>
+        <w:t>Ejecutar</w:t>
+      </w:r>
+      <w:r>
+        <w:rPr>
+          <w:b/>
+          <w:bCs/>
+          <w:sz w:val="28"/>
+          <w:szCs w:val="28"/>
+        </w:rPr>
+        <w:t xml:space="preserve"> </w:t>
+      </w:r>
+      <w:r>
+        <w:rPr>
+          <w:b/>
+          <w:bCs/>
+          <w:sz w:val="28"/>
+          <w:szCs w:val="28"/>
+        </w:rPr>
+        <w:t>movimiento</w:t>
+      </w:r>
+    </w:p>
+    <w:p>
+      <w:r>
+        <w:t xml:space="preserve">Simplemente agrupa </w:t>
+      </w:r>
+      <w:r>
+        <w:rPr>
+          <w:b/>
+          <w:bCs/>
+          <w:color w:val="4472C4" w:themeColor="accent1"/>
+        </w:rPr>
+        <w:t>Tirar Dado</w:t>
+      </w:r>
+      <w:r>
+        <w:rPr>
+          <w:color w:val="4472C4" w:themeColor="accent1"/>
+        </w:rPr>
+        <w:t xml:space="preserve"> </w:t>
+      </w:r>
+      <w:r>
+        <w:t xml:space="preserve">y </w:t>
+      </w:r>
+      <w:r>
+        <w:rPr>
+          <w:b/>
+          <w:bCs/>
+          <w:color w:val="4472C4" w:themeColor="accent1"/>
+        </w:rPr>
+        <w:t>Mover Jugador</w:t>
+      </w:r>
+      <w:r>
+        <w:rPr>
+          <w:color w:val="4472C4" w:themeColor="accent1"/>
+        </w:rPr>
+        <w:t xml:space="preserve"> </w:t>
+      </w:r>
+      <w:r>
+        <w:rPr>
+          <w:b/>
+          <w:bCs/>
+        </w:rPr>
+        <w:t>en una sola acción</w:t>
+      </w:r>
+      <w:r>
+        <w:t>, ya que en realidad van de la mano (cuando tiras un dado después te mueves). Esto lo hacemos para una mayor limpieza del código y evitar así llamar a dos funciones cada vez que las necesitemos a lo largo de todo el programa.</w:t>
+      </w:r>
+    </w:p>
+    <w:p>
+      <w:r>
+        <w:t xml:space="preserve">Le pasamos el </w:t>
+      </w:r>
+      <w:r>
+        <w:rPr>
+          <w:b/>
+          <w:bCs/>
+        </w:rPr>
+        <w:t>jugador actual</w:t>
+      </w:r>
+      <w:r>
+        <w:t xml:space="preserve"> (</w:t>
+      </w:r>
+      <w:proofErr w:type="gramStart"/>
+      <w:r>
+        <w:rPr>
+          <w:b/>
+          <w:bCs/>
+        </w:rPr>
+        <w:t>jugador(</w:t>
+      </w:r>
+      <w:proofErr w:type="gramEnd"/>
+      <w:r>
+        <w:rPr>
+          <w:b/>
+          <w:bCs/>
+        </w:rPr>
+        <w:t xml:space="preserve">(Nombre, </w:t>
+      </w:r>
+      <w:proofErr w:type="spellStart"/>
+      <w:r>
+        <w:rPr>
+          <w:b/>
+          <w:bCs/>
+        </w:rPr>
+        <w:t>Pos</w:t>
+      </w:r>
+      <w:proofErr w:type="spellEnd"/>
+      <w:r>
+        <w:rPr>
+          <w:b/>
+          <w:bCs/>
+        </w:rPr>
+        <w:t>, Dinero, Props</w:t>
+      </w:r>
+      <w:proofErr w:type="gramStart"/>
+      <w:r>
+        <w:rPr>
+          <w:b/>
+          <w:bCs/>
+        </w:rPr>
+        <w:t>))</w:t>
+      </w:r>
+      <w:r>
+        <w:rPr>
+          <w:b/>
+          <w:bCs/>
+        </w:rPr>
+        <w:t xml:space="preserve"> </w:t>
+      </w:r>
+      <w:r>
+        <w:t xml:space="preserve"> y</w:t>
+      </w:r>
+      <w:proofErr w:type="gramEnd"/>
+      <w:r>
+        <w:t xml:space="preserve"> el </w:t>
+      </w:r>
+      <w:r>
+        <w:rPr>
+          <w:b/>
+          <w:bCs/>
+        </w:rPr>
+        <w:t>Numero de turno</w:t>
+      </w:r>
+      <w:r>
+        <w:t xml:space="preserve"> global. Llama a tirar dado y lo guarda en la variable </w:t>
+      </w:r>
+      <w:proofErr w:type="spellStart"/>
+      <w:r>
+        <w:rPr>
+          <w:b/>
+          <w:bCs/>
+        </w:rPr>
+        <w:t>DadoSacado</w:t>
+      </w:r>
+      <w:proofErr w:type="spellEnd"/>
+      <w:r>
+        <w:t xml:space="preserve">. Luego llama a </w:t>
+      </w:r>
+      <w:r>
+        <w:rPr>
+          <w:b/>
+          <w:bCs/>
+        </w:rPr>
+        <w:t>Mover Jugador</w:t>
+      </w:r>
+      <w:r>
+        <w:t xml:space="preserve"> y devuelve al jugador con su nueva posición y si hace falta su nuevo dinero </w:t>
+      </w:r>
+    </w:p>
+    <w:p>
+      <w:r>
+        <w:t xml:space="preserve">La función devuelve el jugador y el dado que ha sacado (que esto </w:t>
+      </w:r>
+      <w:proofErr w:type="spellStart"/>
+      <w:r>
+        <w:t>ultimo</w:t>
+      </w:r>
+      <w:proofErr w:type="spellEnd"/>
+      <w:r>
+        <w:t xml:space="preserve"> nos es útil para luego imprimir el numero que ha sacado el dado en </w:t>
+      </w:r>
+      <w:proofErr w:type="spellStart"/>
+      <w:r>
+        <w:rPr>
+          <w:b/>
+          <w:bCs/>
+          <w:color w:val="4472C4" w:themeColor="accent1"/>
+        </w:rPr>
+        <w:t>turno_limpio</w:t>
+      </w:r>
+      <w:proofErr w:type="spellEnd"/>
+      <w:r>
+        <w:t xml:space="preserve"> </w:t>
+      </w:r>
+      <w:r>
+        <w:tab/>
+      </w:r>
+    </w:p>
+    <w:p/>
+    <w:p>
+      <w:pPr>
+        <w:pStyle w:val="Ttulo2"/>
+        <w:rPr>
+          <w:b/>
+          <w:bCs/>
+          <w:sz w:val="28"/>
+          <w:szCs w:val="28"/>
+        </w:rPr>
+      </w:pPr>
+      <w:r>
+        <w:rPr>
+          <w:b/>
+          <w:bCs/>
+          <w:sz w:val="28"/>
+          <w:szCs w:val="28"/>
+        </w:rPr>
+        <w:t>Siguiente</w:t>
+      </w:r>
+      <w:r>
+        <w:rPr>
+          <w:b/>
+          <w:bCs/>
+          <w:sz w:val="28"/>
+          <w:szCs w:val="28"/>
+        </w:rPr>
+        <w:t xml:space="preserve"> </w:t>
+      </w:r>
+      <w:r>
+        <w:rPr>
+          <w:b/>
+          <w:bCs/>
+          <w:sz w:val="28"/>
+          <w:szCs w:val="28"/>
+        </w:rPr>
+        <w:t>turno</w:t>
+      </w:r>
+    </w:p>
+    <w:p>
+      <w:pPr>
+        <w:rPr>
+          <w:b/>
+          <w:bCs/>
+        </w:rPr>
+      </w:pPr>
+      <w:r>
+        <w:t xml:space="preserve">Le dice a </w:t>
+      </w:r>
+      <w:proofErr w:type="spellStart"/>
+      <w:r>
+        <w:t>prolog</w:t>
+      </w:r>
+      <w:proofErr w:type="spellEnd"/>
+      <w:r>
+        <w:t xml:space="preserve">, quien va después de quién. </w:t>
+      </w:r>
+      <w:proofErr w:type="spellStart"/>
+      <w:r>
+        <w:t>Basicamente</w:t>
+      </w:r>
+      <w:proofErr w:type="spellEnd"/>
+      <w:r>
+        <w:t xml:space="preserve"> es para los turnos, es decir, que empieza el </w:t>
+      </w:r>
+      <w:r>
+        <w:rPr>
+          <w:b/>
+          <w:bCs/>
+        </w:rPr>
+        <w:t>jugador1</w:t>
+      </w:r>
+      <w:r>
+        <w:t xml:space="preserve"> y que le sigue el </w:t>
+      </w:r>
+      <w:r>
+        <w:rPr>
+          <w:b/>
+          <w:bCs/>
+        </w:rPr>
+        <w:t>jugador2</w:t>
+      </w:r>
+    </w:p>
+    <w:p>
+      <w:pPr>
+        <w:rPr>
+          <w:b/>
+          <w:bCs/>
+        </w:rPr>
+      </w:pPr>
+    </w:p>
+    <w:p>
+      <w:pPr>
+        <w:pStyle w:val="Ttulo2"/>
+        <w:rPr>
+          <w:b/>
+          <w:bCs/>
+          <w:sz w:val="28"/>
+          <w:szCs w:val="28"/>
+        </w:rPr>
+      </w:pPr>
+      <w:r>
+        <w:rPr>
+          <w:b/>
+          <w:bCs/>
+          <w:sz w:val="28"/>
+          <w:szCs w:val="28"/>
+        </w:rPr>
+        <w:t>Buscar jugador</w:t>
+      </w:r>
+    </w:p>
+    <w:p>
+      <w:r>
+        <w:t xml:space="preserve">Nos saca todos los datos del jugador (propiedades, dinero, </w:t>
+      </w:r>
+      <w:proofErr w:type="spellStart"/>
+      <w:r>
+        <w:t>etc</w:t>
+      </w:r>
+      <w:proofErr w:type="spellEnd"/>
+      <w:r>
+        <w:t>) a partir de su nombre</w:t>
+      </w:r>
+      <w:r>
+        <w:t>, que viene definido en la lista de Jugadores</w:t>
+      </w:r>
+      <w:r>
+        <w:t xml:space="preserve">. La cosa es que </w:t>
+      </w:r>
+      <w:r>
+        <w:rPr>
+          <w:b/>
+          <w:bCs/>
+        </w:rPr>
+        <w:t>le pasamos</w:t>
+      </w:r>
+      <w:r>
+        <w:rPr>
+          <w:b/>
+          <w:bCs/>
+        </w:rPr>
+        <w:t xml:space="preserve"> la lista completa de </w:t>
+      </w:r>
+      <w:r>
+        <w:rPr>
+          <w:b/>
+          <w:bCs/>
+        </w:rPr>
+        <w:lastRenderedPageBreak/>
+        <w:t>jugadores</w:t>
+      </w:r>
+      <w:r>
+        <w:t xml:space="preserve">, y el nombre del jugador que queremos encontrar, y </w:t>
+      </w:r>
+      <w:r>
+        <w:rPr>
+          <w:b/>
+          <w:bCs/>
+        </w:rPr>
+        <w:t>nos devuelve la caja completa (todos los datos) de ese jugado</w:t>
+      </w:r>
+      <w:r>
         <w:t>r</w:t>
       </w:r>
-      <w:r>
-        <w:rPr>
-          <w:b/>
-          <w:bCs/>
-          <w:sz w:val="28"/>
-          <w:szCs w:val="28"/>
-        </w:rPr>
-        <w:t xml:space="preserve"> </w:t>
-      </w:r>
-      <w:r>
-        <w:rPr>
-          <w:b/>
-          <w:bCs/>
-          <w:sz w:val="28"/>
-          <w:szCs w:val="28"/>
-        </w:rPr>
-        <w:t>movimiento</w:t>
-      </w:r>
-    </w:p>
-    <w:p>
-      <w:r>
-        <w:t xml:space="preserve">Simplemente agrupa </w:t>
-      </w:r>
-      <w:r>
-        <w:rPr>
-          <w:b/>
-          <w:bCs/>
-          <w:color w:val="4472C4" w:themeColor="accent1"/>
-        </w:rPr>
-        <w:t>Tirar Dado</w:t>
-      </w:r>
-      <w:r>
-        <w:rPr>
-          <w:color w:val="4472C4" w:themeColor="accent1"/>
-        </w:rPr>
-        <w:t xml:space="preserve"> </w:t>
-      </w:r>
-      <w:r>
-        <w:t xml:space="preserve">y </w:t>
-      </w:r>
-      <w:r>
-        <w:rPr>
-          <w:b/>
-          <w:bCs/>
-          <w:color w:val="4472C4" w:themeColor="accent1"/>
-        </w:rPr>
-        <w:t>Mover Jugador</w:t>
-      </w:r>
-      <w:r>
-        <w:rPr>
-          <w:color w:val="4472C4" w:themeColor="accent1"/>
-        </w:rPr>
-        <w:t xml:space="preserve"> </w:t>
-      </w:r>
-      <w:r>
-        <w:rPr>
-          <w:b/>
-          <w:bCs/>
-        </w:rPr>
-        <w:t>en una sola acción</w:t>
-      </w:r>
-      <w:r>
-        <w:t>, ya que en realidad van de la mano (cuando tiras un dado después te mueves). Esto lo hacemos para una mayor limpieza del código y evitar así llamar a dos funciones cada vez que las necesitemos a lo largo de todo el programa.</w:t>
-      </w:r>
-    </w:p>
-    <w:p>
-      <w:r>
-        <w:t xml:space="preserve">Le pasamos el </w:t>
-      </w:r>
-      <w:r>
-        <w:rPr>
-          <w:b/>
-          <w:bCs/>
-        </w:rPr>
-        <w:t>jugador actual</w:t>
-      </w:r>
-      <w:r>
-        <w:t xml:space="preserve"> (</w:t>
-      </w:r>
-      <w:proofErr w:type="gramStart"/>
-      <w:r>
-        <w:rPr>
-          <w:b/>
-          <w:bCs/>
-        </w:rPr>
-        <w:t>jugador(</w:t>
-      </w:r>
-      <w:proofErr w:type="gramEnd"/>
-      <w:r>
-        <w:rPr>
-          <w:b/>
-          <w:bCs/>
-        </w:rPr>
-        <w:t xml:space="preserve">(Nombre, </w:t>
-      </w:r>
-      <w:proofErr w:type="spellStart"/>
-      <w:r>
-        <w:rPr>
-          <w:b/>
-          <w:bCs/>
-        </w:rPr>
-        <w:t>Pos</w:t>
-      </w:r>
-      <w:proofErr w:type="spellEnd"/>
-      <w:r>
-        <w:rPr>
-          <w:b/>
-          <w:bCs/>
-        </w:rPr>
-        <w:t>, Dinero, Props</w:t>
-      </w:r>
-      <w:proofErr w:type="gramStart"/>
-      <w:r>
-        <w:rPr>
-          <w:b/>
-          <w:bCs/>
-        </w:rPr>
-        <w:t>))</w:t>
-      </w:r>
-      <w:r>
-        <w:rPr>
-          <w:b/>
-          <w:bCs/>
-        </w:rPr>
-        <w:t xml:space="preserve"> </w:t>
-      </w:r>
-      <w:r>
-        <w:t xml:space="preserve"> y</w:t>
-      </w:r>
-      <w:proofErr w:type="gramEnd"/>
-      <w:r>
-        <w:t xml:space="preserve"> el </w:t>
-      </w:r>
-      <w:r>
-        <w:rPr>
-          <w:b/>
-          <w:bCs/>
-        </w:rPr>
-        <w:t>Numero de turno</w:t>
-      </w:r>
-      <w:r>
-        <w:t xml:space="preserve"> global. Llama a tirar dado y lo guarda en la variable </w:t>
-      </w:r>
-      <w:proofErr w:type="spellStart"/>
-      <w:r>
-        <w:rPr>
-          <w:b/>
-          <w:bCs/>
-        </w:rPr>
-        <w:t>DadoSacado</w:t>
-      </w:r>
-      <w:proofErr w:type="spellEnd"/>
-      <w:r>
-        <w:t xml:space="preserve">. Luego llama a </w:t>
-      </w:r>
-      <w:r>
-        <w:rPr>
-          <w:b/>
-          <w:bCs/>
-        </w:rPr>
-        <w:t>Mover Jugador</w:t>
-      </w:r>
-      <w:r>
-        <w:t xml:space="preserve"> y devuelve al jugador con su nueva posición y si hace falta su nuevo dinero </w:t>
-      </w:r>
-    </w:p>
-    <w:p>
-      <w:r>
-        <w:t xml:space="preserve">La función devuelve el jugador y el dado que ha sacado (que esto </w:t>
-      </w:r>
-      <w:proofErr w:type="spellStart"/>
-      <w:r>
-        <w:t>ultimo</w:t>
-      </w:r>
-      <w:proofErr w:type="spellEnd"/>
-      <w:r>
-        <w:t xml:space="preserve"> nos es útil para luego imprimir el numero que ha sacado el dado en </w:t>
-      </w:r>
-      <w:proofErr w:type="spellStart"/>
-      <w:r>
-        <w:rPr>
-          <w:b/>
-          <w:bCs/>
-          <w:color w:val="4472C4" w:themeColor="accent1"/>
-        </w:rPr>
-        <w:t>turno_limpio</w:t>
-      </w:r>
-      <w:proofErr w:type="spellEnd"/>
-      <w:r>
-        <w:t xml:space="preserve"> </w:t>
-      </w:r>
-      <w:r>
-        <w:tab/>
-      </w:r>
-    </w:p>
+    </w:p>
+    <w:p>
+      <w:r>
+        <w:t>Funciona de tal manera que mira la cabeza de la lista de jugadores (es decir, el primero) y si coincide con el nombre del jugador que estamos buscando, saca sus datos.</w:t>
+      </w:r>
+    </w:p>
+    <w:p>
+      <w:r>
+        <w:t>Si no, llama recursivamente</w:t>
+      </w:r>
+    </w:p>
+    <w:p>
+      <w:pPr>
+        <w:rPr>
+          <w:b/>
+          <w:bCs/>
+        </w:rPr>
+      </w:pPr>
+    </w:p>
+    <w:p/>
+    <w:p/>
     <w:p/>
     <w:p/>
     <w:sectPr>

--- a/PL1/Explicacion funcions (defensa).docx
+++ b/PL1/Explicacion funcions (defensa).docx
@@ -61,15 +61,7 @@
         <w:t>),</w:t>
       </w:r>
       <w:r>
-        <w:t xml:space="preserve"> cárcel (que te obliga a pagar 500 cuando caes en ella), estaciones que puedes </w:t>
-      </w:r>
-      <w:proofErr w:type="gramStart"/>
-      <w:r>
-        <w:t>comprar(</w:t>
-      </w:r>
-      <w:proofErr w:type="gramEnd"/>
-      <w:r>
-        <w:t>las cuales tienen un precio fijado), junto con propiedades las cuales puedes también puedes comprar a un precio fijado.</w:t>
+        <w:t xml:space="preserve"> cárcel (que te obliga a pagar 500 cuando caes en ella), estaciones que puedes comprar(las cuales tienen un precio fijado), junto con propiedades las cuales puedes también puedes comprar a un precio fijado.</w:t>
       </w:r>
     </w:p>
     <w:p>
@@ -204,81 +196,49 @@
       <w:r>
         <w:t xml:space="preserve">, les damos el valor de la lista de </w:t>
       </w:r>
-      <w:proofErr w:type="spellStart"/>
       <w:r>
         <w:rPr>
           <w:b/>
           <w:bCs/>
           <w:color w:val="4472C4" w:themeColor="accent1"/>
         </w:rPr>
-        <w:t>jugadores_</w:t>
-      </w:r>
-      <w:proofErr w:type="gramStart"/>
+        <w:t>jugadores_iniciales</w:t>
+      </w:r>
       <w:r>
         <w:rPr>
           <w:b/>
           <w:bCs/>
           <w:color w:val="4472C4" w:themeColor="accent1"/>
         </w:rPr>
-        <w:t>iniciales</w:t>
-      </w:r>
-      <w:proofErr w:type="spellEnd"/>
+        <w:t xml:space="preserve"> , </w:t>
+      </w:r>
+      <w:r>
+        <w:t>y</w:t>
+      </w:r>
       <w:r>
         <w:rPr>
           <w:b/>
           <w:bCs/>
           <w:color w:val="4472C4" w:themeColor="accent1"/>
         </w:rPr>
-        <w:t xml:space="preserve"> ,</w:t>
-      </w:r>
-      <w:proofErr w:type="gramEnd"/>
+        <w:t xml:space="preserve"> la lista del tablero_inicial</w:t>
+      </w:r>
+      <w:r>
+        <w:t>, empaquetándolas juntas en una sola "caja".</w:t>
+      </w:r>
+    </w:p>
+    <w:p>
+      <w:r>
+        <w:t xml:space="preserve">Se usa una sola vez en la partida para generar el estado 0 y pasárselo a la primera iteración del bucle principal. Es llamada por la función </w:t>
+      </w:r>
       <w:r>
         <w:rPr>
           <w:b/>
           <w:bCs/>
           <w:color w:val="4472C4" w:themeColor="accent1"/>
         </w:rPr>
-        <w:t xml:space="preserve"> </w:t>
-      </w:r>
-      <w:r>
-        <w:t>y</w:t>
-      </w:r>
-      <w:r>
-        <w:rPr>
-          <w:b/>
-          <w:bCs/>
-          <w:color w:val="4472C4" w:themeColor="accent1"/>
-        </w:rPr>
-        <w:t xml:space="preserve"> la lista del </w:t>
-      </w:r>
-      <w:proofErr w:type="spellStart"/>
-      <w:r>
-        <w:rPr>
-          <w:b/>
-          <w:bCs/>
-          <w:color w:val="4472C4" w:themeColor="accent1"/>
-        </w:rPr>
-        <w:t>tablero_inicial</w:t>
-      </w:r>
-      <w:proofErr w:type="spellEnd"/>
-      <w:r>
-        <w:t>, empaquetándolas juntas en una sola "caja".</w:t>
-      </w:r>
-    </w:p>
-    <w:p>
-      <w:r>
-        <w:t xml:space="preserve">Se usa una sola vez en la partida para generar el estado 0 y pasárselo a la primera iteración del bucle principal. Es llamada por la función </w:t>
-      </w:r>
-      <w:proofErr w:type="gramStart"/>
-      <w:r>
-        <w:rPr>
-          <w:b/>
-          <w:bCs/>
-          <w:color w:val="4472C4" w:themeColor="accent1"/>
-        </w:rPr>
         <w:t>jugar.-</w:t>
       </w:r>
-      <w:proofErr w:type="gramEnd"/>
       <w:r>
         <w:rPr>
           <w:b/>
@@ -300,7 +260,6 @@
       <w:r>
         <w:t xml:space="preserve">) y en los </w:t>
       </w:r>
-      <w:proofErr w:type="spellStart"/>
       <w:r>
         <w:rPr>
           <w:b/>
@@ -308,7 +267,6 @@
         </w:rPr>
         <w:t>tests</w:t>
       </w:r>
-      <w:proofErr w:type="spellEnd"/>
       <w:r>
         <w:t>. A partir de ahí</w:t>
       </w:r>
@@ -377,7 +335,6 @@
       <w:r>
         <w:t xml:space="preserve"> (</w:t>
       </w:r>
-      <w:proofErr w:type="spellStart"/>
       <w:r>
         <w:rPr>
           <w:b/>
@@ -385,7 +342,6 @@
         </w:rPr>
         <w:t>NumTurno</w:t>
       </w:r>
-      <w:proofErr w:type="spellEnd"/>
       <w:r>
         <w:t>) de la partida y nos devolverá un número</w:t>
       </w:r>
@@ -415,15 +371,7 @@
         <w:t xml:space="preserve"> que simula ser la tirada de los dos dados</w:t>
       </w:r>
       <w:r>
-        <w:t xml:space="preserve">. El dado será determinista, ya que depende del numero de turno, por lo que el jugador 1 en el turno 1 siempre sacará la misma tirada independientemente de la partida. Lo mismo pasará con el jugador 2, </w:t>
-      </w:r>
-      <w:proofErr w:type="spellStart"/>
-      <w:r>
-        <w:t>etc</w:t>
-      </w:r>
-      <w:proofErr w:type="spellEnd"/>
-      <w:r>
-        <w:t xml:space="preserve"> (es decir, que en cada turno la tirada será idéntica en diferentes partidas); lo único que si </w:t>
+        <w:t xml:space="preserve">. El dado será determinista, ya que depende del numero de turno, por lo que el jugador 1 en el turno 1 siempre sacará la misma tirada independientemente de la partida. Lo mismo pasará con el jugador 2, etc (es decir, que en cada turno la tirada será idéntica en diferentes partidas); lo único que si </w:t>
       </w:r>
       <w:r>
         <w:rPr>
@@ -466,7 +414,6 @@
         <w:t xml:space="preserve"> en una partida de 3 jugadores, en el turno 3 tiraría el tercer jugador, y su tirada se correspondería con la segunda tirada del jugador 1 en una partida con solo 2 jugadores (turno 3 en partida de 2 jugadores = turno jugador 1; turno 3 en partida de 3 jugadores = turno jugador 3). Esto afectará a cómo se desarrolla la partida (casillas en las que se caen) y por tanto a las posibles situaciones de bancarrota que se puedan producir, que en nuestro caso es cuando se terminará el juego.</w:t>
       </w:r>
     </w:p>
-    <w:p/>
     <w:p>
       <w:pPr>
         <w:pStyle w:val="Ttulo2"/>
@@ -484,6 +431,32 @@
           <w:sz w:val="28"/>
           <w:szCs w:val="28"/>
         </w:rPr>
+        <w:t>Carta Suerte:</w:t>
+      </w:r>
+    </w:p>
+    <w:p>
+      <w:r>
+        <w:t>El hermano pequeño del dado. Usa otra fórmula distinta (NumTurno * 37 + 13) mod 10 + 1 para generar un número del 1 al 10. Se dispara solo cuando alguien cae en una casilla de carta y sirve para decidir si te toca un premio, una multa, o el temido Impuesto al Patrimonio</w:t>
+      </w:r>
+    </w:p>
+    <w:p/>
+    <w:p>
+      <w:pPr>
+        <w:pStyle w:val="Ttulo2"/>
+        <w:rPr>
+          <w:b/>
+          <w:bCs/>
+          <w:sz w:val="28"/>
+          <w:szCs w:val="28"/>
+        </w:rPr>
+      </w:pPr>
+      <w:r>
+        <w:rPr>
+          <w:b/>
+          <w:bCs/>
+          <w:sz w:val="28"/>
+          <w:szCs w:val="28"/>
+        </w:rPr>
         <w:t>Mover</w:t>
       </w:r>
       <w:r>
@@ -517,83 +490,73 @@
           <w:b/>
           <w:bCs/>
         </w:rPr>
+        <w:t>(jugador((Nombre, Pos, Dinero, Props))</w:t>
+      </w:r>
+      <w:r>
+        <w:t xml:space="preserve"> y el número que hemos sacado en la tirada</w:t>
+      </w:r>
+      <w:r>
+        <w:t xml:space="preserve"> </w:t>
+      </w:r>
+      <w:r>
+        <w:rPr>
+          <w:b/>
+          <w:bCs/>
+        </w:rPr>
+        <w:t>(Dado)</w:t>
+      </w:r>
+      <w:r>
+        <w:t>, y nos devolverá el jugador</w:t>
+      </w:r>
+      <w:r>
+        <w:t xml:space="preserve"> </w:t>
+      </w:r>
+      <w:r>
+        <w:rPr>
+          <w:b/>
+          <w:bCs/>
+        </w:rPr>
+        <w:t xml:space="preserve">(jugador(Nombre, </w:t>
+      </w:r>
+      <w:r>
+        <w:rPr>
+          <w:b/>
+          <w:bCs/>
+          <w:color w:val="C00000"/>
+        </w:rPr>
+        <w:t>NuevaPos</w:t>
+      </w:r>
+      <w:r>
+        <w:rPr>
+          <w:b/>
+          <w:bCs/>
+        </w:rPr>
+        <w:t>, Dinero</w:t>
+      </w:r>
+      <w:r>
+        <w:rPr>
+          <w:b/>
+          <w:bCs/>
+        </w:rPr>
+        <w:t>*</w:t>
+      </w:r>
+      <w:r>
+        <w:rPr>
+          <w:b/>
+          <w:bCs/>
+        </w:rPr>
+        <w:t>, Props))</w:t>
+      </w:r>
+      <w:r>
+        <w:t xml:space="preserve"> en la posición nueva </w:t>
+      </w:r>
+      <w:r>
+        <w:rPr>
+          <w:b/>
+          <w:bCs/>
+        </w:rPr>
         <w:t>(</w:t>
       </w:r>
-      <w:proofErr w:type="gramStart"/>
-      <w:r>
-        <w:rPr>
-          <w:b/>
-          <w:bCs/>
-        </w:rPr>
-        <w:t>jugador(</w:t>
-      </w:r>
-      <w:proofErr w:type="gramEnd"/>
-      <w:r>
-        <w:rPr>
-          <w:b/>
-          <w:bCs/>
-        </w:rPr>
-        <w:t xml:space="preserve">(Nombre, </w:t>
-      </w:r>
-      <w:proofErr w:type="spellStart"/>
-      <w:r>
-        <w:rPr>
-          <w:b/>
-          <w:bCs/>
-        </w:rPr>
-        <w:t>Pos</w:t>
-      </w:r>
-      <w:proofErr w:type="spellEnd"/>
-      <w:r>
-        <w:rPr>
-          <w:b/>
-          <w:bCs/>
-        </w:rPr>
-        <w:t>, Dinero, Props))</w:t>
-      </w:r>
-      <w:r>
-        <w:t xml:space="preserve"> y el número que hemos sacado en la tirada</w:t>
-      </w:r>
-      <w:r>
-        <w:t xml:space="preserve"> </w:t>
-      </w:r>
-      <w:r>
-        <w:rPr>
-          <w:b/>
-          <w:bCs/>
-        </w:rPr>
-        <w:t>(Dado)</w:t>
-      </w:r>
-      <w:r>
-        <w:t>, y nos devolverá el jugador</w:t>
-      </w:r>
-      <w:r>
-        <w:t xml:space="preserve"> </w:t>
-      </w:r>
-      <w:r>
-        <w:rPr>
-          <w:b/>
-          <w:bCs/>
-        </w:rPr>
-        <w:t>(</w:t>
-      </w:r>
-      <w:proofErr w:type="gramStart"/>
-      <w:r>
-        <w:rPr>
-          <w:b/>
-          <w:bCs/>
-        </w:rPr>
-        <w:t>jugador(</w:t>
-      </w:r>
-      <w:proofErr w:type="gramEnd"/>
-      <w:r>
-        <w:rPr>
-          <w:b/>
-          <w:bCs/>
-        </w:rPr>
-        <w:t xml:space="preserve">Nombre, </w:t>
-      </w:r>
-      <w:proofErr w:type="spellStart"/>
       <w:r>
         <w:rPr>
           <w:b/>
@@ -602,48 +565,6 @@
         </w:rPr>
         <w:t>NuevaPos</w:t>
       </w:r>
-      <w:proofErr w:type="spellEnd"/>
-      <w:r>
-        <w:rPr>
-          <w:b/>
-          <w:bCs/>
-        </w:rPr>
-        <w:t>, Dinero</w:t>
-      </w:r>
-      <w:r>
-        <w:rPr>
-          <w:b/>
-          <w:bCs/>
-        </w:rPr>
-        <w:t>*</w:t>
-      </w:r>
-      <w:r>
-        <w:rPr>
-          <w:b/>
-          <w:bCs/>
-        </w:rPr>
-        <w:t>, Props))</w:t>
-      </w:r>
-      <w:r>
-        <w:t xml:space="preserve"> en la posición nueva </w:t>
-      </w:r>
-      <w:r>
-        <w:rPr>
-          <w:b/>
-          <w:bCs/>
-        </w:rPr>
-        <w:t>(</w:t>
-      </w:r>
-      <w:proofErr w:type="spellStart"/>
-      <w:r>
-        <w:rPr>
-          <w:b/>
-          <w:bCs/>
-          <w:color w:val="C00000"/>
-        </w:rPr>
-        <w:t>NuevaPos</w:t>
-      </w:r>
-      <w:proofErr w:type="spellEnd"/>
       <w:r>
         <w:rPr>
           <w:b/>
@@ -697,7 +618,6 @@
       <w:r>
         <w:t xml:space="preserve"> que 40, para sacar la nueva posición (</w:t>
       </w:r>
-      <w:proofErr w:type="spellStart"/>
       <w:r>
         <w:rPr>
           <w:b/>
@@ -705,27 +625,9 @@
         </w:rPr>
         <w:t>NuevaPos</w:t>
       </w:r>
-      <w:proofErr w:type="spellEnd"/>
-      <w:r>
-        <w:t xml:space="preserve">) haremos un </w:t>
-      </w:r>
-      <w:proofErr w:type="gramStart"/>
-      <w:r>
-        <w:t>mod  40</w:t>
-      </w:r>
-      <w:proofErr w:type="gramEnd"/>
-      <w:r>
-        <w:t xml:space="preserve"> para no salirnos del tablero y por tanto situarnos en una posición adecuada. </w:t>
-      </w:r>
-      <w:proofErr w:type="gramStart"/>
-      <w:r>
-        <w:t>Además</w:t>
-      </w:r>
-      <w:proofErr w:type="gramEnd"/>
-      <w:r>
-        <w:t xml:space="preserve"> si pasa esto, es que hemos dado una vuelta completa y por tanto le sumamos 200€ al dinero total del jugador (</w:t>
-      </w:r>
-      <w:proofErr w:type="spellStart"/>
+      <w:r>
+        <w:t>) haremos un mod  40 para no salirnos del tablero y por tanto situarnos en una posición adecuada. Además si pasa esto, es que hemos dado una vuelta completa y por tanto le sumamos 200€ al dinero total del jugador (</w:t>
+      </w:r>
       <w:r>
         <w:rPr>
           <w:b/>
@@ -733,60 +635,42 @@
         </w:rPr>
         <w:t>NuevoDinero</w:t>
       </w:r>
-      <w:proofErr w:type="spellEnd"/>
       <w:r>
         <w:t xml:space="preserve">) tal y como en el juego real. Por tanto, en este caso nos devolverá el jugador con su nueva posición y con su dinero actualizado, es decir </w:t>
       </w:r>
-      <w:proofErr w:type="gramStart"/>
-      <w:r>
-        <w:rPr>
-          <w:b/>
-          <w:bCs/>
-        </w:rPr>
-        <w:t>jugador(</w:t>
-      </w:r>
-      <w:proofErr w:type="gramEnd"/>
-      <w:r>
-        <w:rPr>
-          <w:b/>
-          <w:bCs/>
-        </w:rPr>
-        <w:t xml:space="preserve">Nombre, </w:t>
-      </w:r>
-      <w:proofErr w:type="spellStart"/>
+      <w:r>
+        <w:rPr>
+          <w:b/>
+          <w:bCs/>
+        </w:rPr>
+        <w:t xml:space="preserve">jugador(Nombre, </w:t>
+      </w:r>
       <w:r>
         <w:rPr>
           <w:b/>
           <w:bCs/>
           <w:color w:val="C00000"/>
         </w:rPr>
-        <w:t>NuevaPos</w:t>
-      </w:r>
-      <w:proofErr w:type="spellEnd"/>
-      <w:r>
-        <w:rPr>
-          <w:b/>
-          <w:bCs/>
-          <w:color w:val="C00000"/>
-        </w:rPr>
-        <w:t xml:space="preserve">, </w:t>
-      </w:r>
-      <w:proofErr w:type="spellStart"/>
-      <w:r>
-        <w:rPr>
-          <w:b/>
-          <w:bCs/>
-          <w:color w:val="C00000"/>
-        </w:rPr>
-        <w:t>NuevoDinero</w:t>
-      </w:r>
-      <w:proofErr w:type="spellEnd"/>
+        <w:t>NuevaPos, NuevoDinero</w:t>
+      </w:r>
       <w:r>
         <w:rPr>
           <w:b/>
           <w:bCs/>
         </w:rPr>
         <w:t>, Props)</w:t>
+      </w:r>
+      <w:r>
+        <w:rPr>
+          <w:b/>
+          <w:bCs/>
+        </w:rPr>
+        <w:br/>
+      </w:r>
+    </w:p>
+    <w:p>
+      <w:r>
+        <w:t>Aquí dentro también está programada la regla vital del Bono de Salida: si el jugador cruza la casilla 0 (es decir, si la suma daba más de 40), le inyecta automáticamente 200€ en su cuenta antes de dejarle aterrizar</w:t>
       </w:r>
     </w:p>
     <w:p/>
@@ -807,201 +691,12 @@
           <w:sz w:val="28"/>
           <w:szCs w:val="28"/>
         </w:rPr>
-        <w:t>Ejecutar</w:t>
-      </w:r>
-      <w:r>
-        <w:rPr>
-          <w:b/>
-          <w:bCs/>
-          <w:sz w:val="28"/>
-          <w:szCs w:val="28"/>
-        </w:rPr>
-        <w:t xml:space="preserve"> </w:t>
-      </w:r>
-      <w:r>
-        <w:rPr>
-          <w:b/>
-          <w:bCs/>
-          <w:sz w:val="28"/>
-          <w:szCs w:val="28"/>
-        </w:rPr>
-        <w:t>movimiento</w:t>
-      </w:r>
-    </w:p>
-    <w:p>
-      <w:r>
-        <w:t xml:space="preserve">Simplemente agrupa </w:t>
-      </w:r>
-      <w:r>
-        <w:rPr>
-          <w:b/>
-          <w:bCs/>
-          <w:color w:val="4472C4" w:themeColor="accent1"/>
-        </w:rPr>
-        <w:t>Tirar Dado</w:t>
-      </w:r>
-      <w:r>
-        <w:rPr>
-          <w:color w:val="4472C4" w:themeColor="accent1"/>
-        </w:rPr>
-        <w:t xml:space="preserve"> </w:t>
-      </w:r>
-      <w:r>
-        <w:t xml:space="preserve">y </w:t>
-      </w:r>
-      <w:r>
-        <w:rPr>
-          <w:b/>
-          <w:bCs/>
-          <w:color w:val="4472C4" w:themeColor="accent1"/>
-        </w:rPr>
-        <w:t>Mover Jugador</w:t>
-      </w:r>
-      <w:r>
-        <w:rPr>
-          <w:color w:val="4472C4" w:themeColor="accent1"/>
-        </w:rPr>
-        <w:t xml:space="preserve"> </w:t>
-      </w:r>
-      <w:r>
-        <w:rPr>
-          <w:b/>
-          <w:bCs/>
-        </w:rPr>
-        <w:t>en una sola acción</w:t>
-      </w:r>
-      <w:r>
-        <w:t>, ya que en realidad van de la mano (cuando tiras un dado después te mueves). Esto lo hacemos para una mayor limpieza del código y evitar así llamar a dos funciones cada vez que las necesitemos a lo largo de todo el programa.</w:t>
-      </w:r>
-    </w:p>
-    <w:p>
-      <w:r>
-        <w:t xml:space="preserve">Le pasamos el </w:t>
-      </w:r>
-      <w:r>
-        <w:rPr>
-          <w:b/>
-          <w:bCs/>
-        </w:rPr>
-        <w:t>jugador actual</w:t>
-      </w:r>
-      <w:r>
-        <w:t xml:space="preserve"> (</w:t>
-      </w:r>
-      <w:proofErr w:type="gramStart"/>
-      <w:r>
-        <w:rPr>
-          <w:b/>
-          <w:bCs/>
-        </w:rPr>
-        <w:t>jugador(</w:t>
-      </w:r>
-      <w:proofErr w:type="gramEnd"/>
-      <w:r>
-        <w:rPr>
-          <w:b/>
-          <w:bCs/>
-        </w:rPr>
-        <w:t xml:space="preserve">(Nombre, </w:t>
-      </w:r>
-      <w:proofErr w:type="spellStart"/>
-      <w:r>
-        <w:rPr>
-          <w:b/>
-          <w:bCs/>
-        </w:rPr>
-        <w:t>Pos</w:t>
-      </w:r>
-      <w:proofErr w:type="spellEnd"/>
-      <w:r>
-        <w:rPr>
-          <w:b/>
-          <w:bCs/>
-        </w:rPr>
-        <w:t>, Dinero, Props</w:t>
-      </w:r>
-      <w:proofErr w:type="gramStart"/>
-      <w:r>
-        <w:rPr>
-          <w:b/>
-          <w:bCs/>
-        </w:rPr>
-        <w:t>))</w:t>
-      </w:r>
-      <w:r>
-        <w:rPr>
-          <w:b/>
-          <w:bCs/>
-        </w:rPr>
-        <w:t xml:space="preserve"> </w:t>
-      </w:r>
-      <w:r>
-        <w:t xml:space="preserve"> y</w:t>
-      </w:r>
-      <w:proofErr w:type="gramEnd"/>
-      <w:r>
-        <w:t xml:space="preserve"> el </w:t>
-      </w:r>
-      <w:r>
-        <w:rPr>
-          <w:b/>
-          <w:bCs/>
-        </w:rPr>
-        <w:t>Numero de turno</w:t>
-      </w:r>
-      <w:r>
-        <w:t xml:space="preserve"> global. Llama a tirar dado y lo guarda en la variable </w:t>
-      </w:r>
-      <w:proofErr w:type="spellStart"/>
-      <w:r>
-        <w:rPr>
-          <w:b/>
-          <w:bCs/>
-        </w:rPr>
-        <w:t>DadoSacado</w:t>
-      </w:r>
-      <w:proofErr w:type="spellEnd"/>
-      <w:r>
-        <w:t xml:space="preserve">. Luego llama a </w:t>
-      </w:r>
-      <w:r>
-        <w:rPr>
-          <w:b/>
-          <w:bCs/>
-        </w:rPr>
-        <w:t>Mover Jugador</w:t>
-      </w:r>
-      <w:r>
-        <w:t xml:space="preserve"> y devuelve al jugador con su nueva posición y si hace falta su nuevo dinero </w:t>
-      </w:r>
-    </w:p>
-    <w:p>
-      <w:r>
-        <w:t xml:space="preserve">La función devuelve el jugador y el dado que ha sacado (que esto </w:t>
-      </w:r>
-      <w:proofErr w:type="spellStart"/>
-      <w:r>
-        <w:t>ultimo</w:t>
-      </w:r>
-      <w:proofErr w:type="spellEnd"/>
-      <w:r>
-        <w:t xml:space="preserve"> nos es útil para luego imprimir el numero que ha sacado el dado en </w:t>
-      </w:r>
-      <w:proofErr w:type="spellStart"/>
-      <w:r>
-        <w:rPr>
-          <w:b/>
-          <w:bCs/>
-          <w:color w:val="4472C4" w:themeColor="accent1"/>
-        </w:rPr>
-        <w:t>turno_limpio</w:t>
-      </w:r>
-      <w:proofErr w:type="spellEnd"/>
-      <w:r>
-        <w:t xml:space="preserve"> </w:t>
-      </w:r>
-      <w:r>
-        <w:tab/>
+        <w:t>Cambiar turno:</w:t>
+      </w:r>
+    </w:p>
+    <w:p>
+      <w:r>
+        <w:t>Coge la lista de jugadores, saca al que acaba de jugar (que estaba el primero) y lo pone al final de la cola. Así de simple.</w:t>
       </w:r>
     </w:p>
     <w:p/>
@@ -1022,7 +717,7 @@
           <w:sz w:val="28"/>
           <w:szCs w:val="28"/>
         </w:rPr>
-        <w:t>Siguiente</w:t>
+        <w:t>Ejecutar</w:t>
       </w:r>
       <w:r>
         <w:rPr>
@@ -1040,53 +735,138 @@
           <w:sz w:val="28"/>
           <w:szCs w:val="28"/>
         </w:rPr>
-        <w:t>turno</w:t>
-      </w:r>
-    </w:p>
-    <w:p>
-      <w:pPr>
-        <w:rPr>
-          <w:b/>
-          <w:bCs/>
-        </w:rPr>
-      </w:pPr>
-      <w:r>
-        <w:t xml:space="preserve">Le dice a </w:t>
-      </w:r>
-      <w:proofErr w:type="spellStart"/>
-      <w:r>
-        <w:t>prolog</w:t>
-      </w:r>
-      <w:proofErr w:type="spellEnd"/>
-      <w:r>
-        <w:t xml:space="preserve">, quien va después de quién. </w:t>
-      </w:r>
-      <w:proofErr w:type="spellStart"/>
-      <w:r>
-        <w:t>Basicamente</w:t>
-      </w:r>
-      <w:proofErr w:type="spellEnd"/>
-      <w:r>
-        <w:t xml:space="preserve"> es para los turnos, es decir, que empieza el </w:t>
-      </w:r>
-      <w:r>
-        <w:rPr>
-          <w:b/>
-          <w:bCs/>
-        </w:rPr>
-        <w:t>jugador1</w:t>
-      </w:r>
-      <w:r>
-        <w:t xml:space="preserve"> y que le sigue el </w:t>
-      </w:r>
-      <w:r>
-        <w:rPr>
-          <w:b/>
-          <w:bCs/>
-        </w:rPr>
-        <w:t>jugador2</w:t>
-      </w:r>
-    </w:p>
+        <w:t>movimiento</w:t>
+      </w:r>
+    </w:p>
+    <w:p>
+      <w:r>
+        <w:t xml:space="preserve">Simplemente agrupa </w:t>
+      </w:r>
+      <w:r>
+        <w:rPr>
+          <w:b/>
+          <w:bCs/>
+          <w:color w:val="4472C4" w:themeColor="accent1"/>
+        </w:rPr>
+        <w:t>Tirar Dado</w:t>
+      </w:r>
+      <w:r>
+        <w:rPr>
+          <w:color w:val="4472C4" w:themeColor="accent1"/>
+        </w:rPr>
+        <w:t xml:space="preserve"> </w:t>
+      </w:r>
+      <w:r>
+        <w:t xml:space="preserve">y </w:t>
+      </w:r>
+      <w:r>
+        <w:rPr>
+          <w:b/>
+          <w:bCs/>
+          <w:color w:val="4472C4" w:themeColor="accent1"/>
+        </w:rPr>
+        <w:t>Mover Jugador</w:t>
+      </w:r>
+      <w:r>
+        <w:rPr>
+          <w:color w:val="4472C4" w:themeColor="accent1"/>
+        </w:rPr>
+        <w:t xml:space="preserve"> </w:t>
+      </w:r>
+      <w:r>
+        <w:rPr>
+          <w:b/>
+          <w:bCs/>
+        </w:rPr>
+        <w:t>en una sola acción</w:t>
+      </w:r>
+      <w:r>
+        <w:t>, ya que en realidad van de la mano (cuando tiras un dado después te mueves). Esto lo hacemos para una mayor limpieza del código y evitar así llamar a dos funciones cada vez que las necesitemos a lo largo de todo el programa.</w:t>
+      </w:r>
+    </w:p>
+    <w:p>
+      <w:r>
+        <w:t xml:space="preserve">Le pasamos el </w:t>
+      </w:r>
+      <w:r>
+        <w:rPr>
+          <w:b/>
+          <w:bCs/>
+        </w:rPr>
+        <w:t>jugador actual</w:t>
+      </w:r>
+      <w:r>
+        <w:t xml:space="preserve"> (</w:t>
+      </w:r>
+      <w:r>
+        <w:rPr>
+          <w:b/>
+          <w:bCs/>
+        </w:rPr>
+        <w:t>jugador((Nombre, Pos, Dinero, Props))</w:t>
+      </w:r>
+      <w:r>
+        <w:rPr>
+          <w:b/>
+          <w:bCs/>
+        </w:rPr>
+        <w:t xml:space="preserve"> </w:t>
+      </w:r>
+      <w:r>
+        <w:t xml:space="preserve"> y el </w:t>
+      </w:r>
+      <w:r>
+        <w:rPr>
+          <w:b/>
+          <w:bCs/>
+        </w:rPr>
+        <w:t>Numero de turno</w:t>
+      </w:r>
+      <w:r>
+        <w:t xml:space="preserve"> global. Llama a tirar dado y lo guarda en la variable </w:t>
+      </w:r>
+      <w:r>
+        <w:rPr>
+          <w:b/>
+          <w:bCs/>
+        </w:rPr>
+        <w:t>DadoSacado</w:t>
+      </w:r>
+      <w:r>
+        <w:t xml:space="preserve">. Luego llama a </w:t>
+      </w:r>
+      <w:r>
+        <w:rPr>
+          <w:b/>
+          <w:bCs/>
+        </w:rPr>
+        <w:t>Mover Jugador</w:t>
+      </w:r>
+      <w:r>
+        <w:t xml:space="preserve"> y devuelve al jugador con su nueva posición y si hace falta su nuevo dinero </w:t>
+      </w:r>
+    </w:p>
+    <w:p>
+      <w:r>
+        <w:lastRenderedPageBreak/>
+        <w:t xml:space="preserve">La función devuelve el jugador y el dado que ha sacado (que esto ultimo nos es útil para luego imprimir el numero que ha sacado el dado en </w:t>
+      </w:r>
+      <w:r>
+        <w:rPr>
+          <w:b/>
+          <w:bCs/>
+          <w:color w:val="4472C4" w:themeColor="accent1"/>
+        </w:rPr>
+        <w:t>turno_limpio</w:t>
+      </w:r>
+      <w:r>
+        <w:t xml:space="preserve"> </w:t>
+      </w:r>
+      <w:r>
+        <w:tab/>
+      </w:r>
+    </w:p>
+    <w:p/>
     <w:p>
       <w:pPr>
         <w:rPr>
@@ -1117,15 +897,7 @@
     </w:p>
     <w:p>
       <w:r>
-        <w:t xml:space="preserve">Nos saca todos los datos del jugador (propiedades, dinero, </w:t>
-      </w:r>
-      <w:proofErr w:type="spellStart"/>
-      <w:r>
-        <w:t>etc</w:t>
-      </w:r>
-      <w:proofErr w:type="spellEnd"/>
-      <w:r>
-        <w:t>) a partir de su nombre</w:t>
+        <w:t>Nos saca todos los datos del jugador (propiedades, dinero, etc) a partir de su nombre</w:t>
       </w:r>
       <w:r>
         <w:t>, que viene definido en la lista de Jugadores</w:t>
@@ -1145,15 +917,7 @@
           <w:b/>
           <w:bCs/>
         </w:rPr>
-        <w:t xml:space="preserve"> la lista completa de </w:t>
-      </w:r>
-      <w:r>
-        <w:rPr>
-          <w:b/>
-          <w:bCs/>
-        </w:rPr>
-        <w:lastRenderedPageBreak/>
-        <w:t>jugadores</w:t>
+        <w:t xml:space="preserve"> la lista completa de jugadores</w:t>
       </w:r>
       <w:r>
         <w:t xml:space="preserve">, y el nombre del jugador que queremos encontrar, y </w:t>

--- a/PL1/Explicacion funcions (defensa).docx
+++ b/PL1/Explicacion funcions (defensa).docx
@@ -61,7 +61,15 @@
         <w:t>),</w:t>
       </w:r>
       <w:r>
-        <w:t xml:space="preserve"> cárcel (que te obliga a pagar 500 cuando caes en ella), estaciones que puedes comprar(las cuales tienen un precio fijado), junto con propiedades las cuales puedes también puedes comprar a un precio fijado.</w:t>
+        <w:t xml:space="preserve"> cárcel (que te obliga a pagar 500 cuando caes en ella), estaciones que puedes </w:t>
+      </w:r>
+      <w:proofErr w:type="gramStart"/>
+      <w:r>
+        <w:t>comprar(</w:t>
+      </w:r>
+      <w:proofErr w:type="gramEnd"/>
+      <w:r>
+        <w:t>las cuales tienen un precio fijado), junto con propiedades las cuales puedes también puedes comprar a un precio fijado.</w:t>
       </w:r>
     </w:p>
     <w:p>
@@ -196,21 +204,41 @@
       <w:r>
         <w:t xml:space="preserve">, les damos el valor de la lista de </w:t>
       </w:r>
+      <w:proofErr w:type="spellStart"/>
       <w:r>
         <w:rPr>
           <w:b/>
           <w:bCs/>
           <w:color w:val="4472C4" w:themeColor="accent1"/>
         </w:rPr>
-        <w:t>jugadores_iniciales</w:t>
-      </w:r>
+        <w:t>jugadores_</w:t>
+      </w:r>
+      <w:proofErr w:type="gramStart"/>
       <w:r>
         <w:rPr>
           <w:b/>
           <w:bCs/>
           <w:color w:val="4472C4" w:themeColor="accent1"/>
         </w:rPr>
-        <w:t xml:space="preserve"> , </w:t>
+        <w:t>iniciales</w:t>
+      </w:r>
+      <w:proofErr w:type="spellEnd"/>
+      <w:r>
+        <w:rPr>
+          <w:b/>
+          <w:bCs/>
+          <w:color w:val="4472C4" w:themeColor="accent1"/>
+        </w:rPr>
+        <w:t xml:space="preserve"> ,</w:t>
+      </w:r>
+      <w:proofErr w:type="gramEnd"/>
+      <w:r>
+        <w:rPr>
+          <w:b/>
+          <w:bCs/>
+          <w:color w:val="4472C4" w:themeColor="accent1"/>
+        </w:rPr>
+        <w:t xml:space="preserve"> </w:t>
       </w:r>
       <w:r>
         <w:t>y</w:t>
@@ -221,8 +249,18 @@
           <w:bCs/>
           <w:color w:val="4472C4" w:themeColor="accent1"/>
         </w:rPr>
-        <w:t xml:space="preserve"> la lista del tablero_inicial</w:t>
-      </w:r>
+        <w:t xml:space="preserve"> la lista del </w:t>
+      </w:r>
+      <w:proofErr w:type="spellStart"/>
+      <w:r>
+        <w:rPr>
+          <w:b/>
+          <w:bCs/>
+          <w:color w:val="4472C4" w:themeColor="accent1"/>
+        </w:rPr>
+        <w:t>tablero_inicial</w:t>
+      </w:r>
+      <w:proofErr w:type="spellEnd"/>
       <w:r>
         <w:t>, empaquetándolas juntas en una sola "caja".</w:t>
       </w:r>
@@ -231,6 +269,7 @@
       <w:r>
         <w:t xml:space="preserve">Se usa una sola vez en la partida para generar el estado 0 y pasárselo a la primera iteración del bucle principal. Es llamada por la función </w:t>
       </w:r>
+      <w:proofErr w:type="gramStart"/>
       <w:r>
         <w:rPr>
           <w:b/>
@@ -239,6 +278,7 @@
         </w:rPr>
         <w:t>jugar.-</w:t>
       </w:r>
+      <w:proofErr w:type="gramEnd"/>
       <w:r>
         <w:rPr>
           <w:b/>
@@ -260,6 +300,7 @@
       <w:r>
         <w:t xml:space="preserve">) y en los </w:t>
       </w:r>
+      <w:proofErr w:type="spellStart"/>
       <w:r>
         <w:rPr>
           <w:b/>
@@ -267,6 +308,7 @@
         </w:rPr>
         <w:t>tests</w:t>
       </w:r>
+      <w:proofErr w:type="spellEnd"/>
       <w:r>
         <w:t>. A partir de ahí</w:t>
       </w:r>
@@ -335,6 +377,7 @@
       <w:r>
         <w:t xml:space="preserve"> (</w:t>
       </w:r>
+      <w:proofErr w:type="spellStart"/>
       <w:r>
         <w:rPr>
           <w:b/>
@@ -342,6 +385,7 @@
         </w:rPr>
         <w:t>NumTurno</w:t>
       </w:r>
+      <w:proofErr w:type="spellEnd"/>
       <w:r>
         <w:t>) de la partida y nos devolverá un número</w:t>
       </w:r>
@@ -371,7 +415,15 @@
         <w:t xml:space="preserve"> que simula ser la tirada de los dos dados</w:t>
       </w:r>
       <w:r>
-        <w:t xml:space="preserve">. El dado será determinista, ya que depende del numero de turno, por lo que el jugador 1 en el turno 1 siempre sacará la misma tirada independientemente de la partida. Lo mismo pasará con el jugador 2, etc (es decir, que en cada turno la tirada será idéntica en diferentes partidas); lo único que si </w:t>
+        <w:t xml:space="preserve">. El dado será determinista, ya que depende del numero de turno, por lo que el jugador 1 en el turno 1 siempre sacará la misma tirada independientemente de la partida. Lo mismo pasará con el jugador 2, </w:t>
+      </w:r>
+      <w:proofErr w:type="spellStart"/>
+      <w:r>
+        <w:t>etc</w:t>
+      </w:r>
+      <w:proofErr w:type="spellEnd"/>
+      <w:r>
+        <w:t xml:space="preserve"> (es decir, que en cada turno la tirada será idéntica en diferentes partidas); lo único que si </w:t>
       </w:r>
       <w:r>
         <w:rPr>
@@ -436,7 +488,15 @@
     </w:p>
     <w:p>
       <w:r>
-        <w:t>El hermano pequeño del dado. Usa otra fórmula distinta (NumTurno * 37 + 13) mod 10 + 1 para generar un número del 1 al 10. Se dispara solo cuando alguien cae en una casilla de carta y sirve para decidir si te toca un premio, una multa, o el temido Impuesto al Patrimonio</w:t>
+        <w:t>El hermano pequeño del dado. Usa otra fórmula distinta (</w:t>
+      </w:r>
+      <w:proofErr w:type="spellStart"/>
+      <w:r>
+        <w:t>NumTurno</w:t>
+      </w:r>
+      <w:proofErr w:type="spellEnd"/>
+      <w:r>
+        <w:t xml:space="preserve"> * 37 + 13) mod 10 + 1 para generar un número del 1 al 10. Se dispara solo cuando alguien cae en una casilla de carta y sirve para decidir si te toca un premio, una multa, o el temido Impuesto al Patrimonio</w:t>
       </w:r>
     </w:p>
     <w:p/>
@@ -490,7 +550,39 @@
           <w:b/>
           <w:bCs/>
         </w:rPr>
-        <w:t>(jugador((Nombre, Pos, Dinero, Props))</w:t>
+        <w:t>(</w:t>
+      </w:r>
+      <w:proofErr w:type="gramStart"/>
+      <w:r>
+        <w:rPr>
+          <w:b/>
+          <w:bCs/>
+        </w:rPr>
+        <w:t>jugador(</w:t>
+      </w:r>
+      <w:proofErr w:type="gramEnd"/>
+      <w:r>
+        <w:rPr>
+          <w:b/>
+          <w:bCs/>
+        </w:rPr>
+        <w:t xml:space="preserve">(Nombre, </w:t>
+      </w:r>
+      <w:proofErr w:type="spellStart"/>
+      <w:r>
+        <w:rPr>
+          <w:b/>
+          <w:bCs/>
+        </w:rPr>
+        <w:t>Pos</w:t>
+      </w:r>
+      <w:proofErr w:type="spellEnd"/>
+      <w:r>
+        <w:rPr>
+          <w:b/>
+          <w:bCs/>
+        </w:rPr>
+        <w:t>, Dinero, Props))</w:t>
       </w:r>
       <w:r>
         <w:t xml:space="preserve"> y el número que hemos sacado en la tirada</w:t>
@@ -516,8 +608,25 @@
           <w:b/>
           <w:bCs/>
         </w:rPr>
-        <w:t xml:space="preserve">(jugador(Nombre, </w:t>
-      </w:r>
+        <w:t>(</w:t>
+      </w:r>
+      <w:proofErr w:type="gramStart"/>
+      <w:r>
+        <w:rPr>
+          <w:b/>
+          <w:bCs/>
+        </w:rPr>
+        <w:t>jugador(</w:t>
+      </w:r>
+      <w:proofErr w:type="gramEnd"/>
+      <w:r>
+        <w:rPr>
+          <w:b/>
+          <w:bCs/>
+        </w:rPr>
+        <w:t xml:space="preserve">Nombre, </w:t>
+      </w:r>
+      <w:proofErr w:type="spellStart"/>
       <w:r>
         <w:rPr>
           <w:b/>
@@ -526,6 +635,7 @@
         </w:rPr>
         <w:t>NuevaPos</w:t>
       </w:r>
+      <w:proofErr w:type="spellEnd"/>
       <w:r>
         <w:rPr>
           <w:b/>
@@ -557,6 +667,7 @@
         </w:rPr>
         <w:t>(</w:t>
       </w:r>
+      <w:proofErr w:type="spellStart"/>
       <w:r>
         <w:rPr>
           <w:b/>
@@ -565,6 +676,7 @@
         </w:rPr>
         <w:t>NuevaPos</w:t>
       </w:r>
+      <w:proofErr w:type="spellEnd"/>
       <w:r>
         <w:rPr>
           <w:b/>
@@ -618,6 +730,7 @@
       <w:r>
         <w:t xml:space="preserve"> que 40, para sacar la nueva posición (</w:t>
       </w:r>
+      <w:proofErr w:type="spellStart"/>
       <w:r>
         <w:rPr>
           <w:b/>
@@ -625,9 +738,27 @@
         </w:rPr>
         <w:t>NuevaPos</w:t>
       </w:r>
-      <w:r>
-        <w:t>) haremos un mod  40 para no salirnos del tablero y por tanto situarnos en una posición adecuada. Además si pasa esto, es que hemos dado una vuelta completa y por tanto le sumamos 200€ al dinero total del jugador (</w:t>
-      </w:r>
+      <w:proofErr w:type="spellEnd"/>
+      <w:r>
+        <w:t xml:space="preserve">) haremos un </w:t>
+      </w:r>
+      <w:proofErr w:type="gramStart"/>
+      <w:r>
+        <w:t>mod  40</w:t>
+      </w:r>
+      <w:proofErr w:type="gramEnd"/>
+      <w:r>
+        <w:t xml:space="preserve"> para no salirnos del tablero y por tanto situarnos en una posición adecuada. </w:t>
+      </w:r>
+      <w:proofErr w:type="gramStart"/>
+      <w:r>
+        <w:t>Además</w:t>
+      </w:r>
+      <w:proofErr w:type="gramEnd"/>
+      <w:r>
+        <w:t xml:space="preserve"> si pasa esto, es que hemos dado una vuelta completa y por tanto le sumamos 200€ al dinero total del jugador (</w:t>
+      </w:r>
+      <w:proofErr w:type="spellStart"/>
       <w:r>
         <w:rPr>
           <w:b/>
@@ -635,24 +766,54 @@
         </w:rPr>
         <w:t>NuevoDinero</w:t>
       </w:r>
+      <w:proofErr w:type="spellEnd"/>
       <w:r>
         <w:t xml:space="preserve">) tal y como en el juego real. Por tanto, en este caso nos devolverá el jugador con su nueva posición y con su dinero actualizado, es decir </w:t>
       </w:r>
-      <w:r>
-        <w:rPr>
-          <w:b/>
-          <w:bCs/>
-        </w:rPr>
-        <w:t xml:space="preserve">jugador(Nombre, </w:t>
-      </w:r>
+      <w:proofErr w:type="gramStart"/>
+      <w:r>
+        <w:rPr>
+          <w:b/>
+          <w:bCs/>
+        </w:rPr>
+        <w:t>jugador(</w:t>
+      </w:r>
+      <w:proofErr w:type="gramEnd"/>
+      <w:r>
+        <w:rPr>
+          <w:b/>
+          <w:bCs/>
+        </w:rPr>
+        <w:t xml:space="preserve">Nombre, </w:t>
+      </w:r>
+      <w:proofErr w:type="spellStart"/>
       <w:r>
         <w:rPr>
           <w:b/>
           <w:bCs/>
           <w:color w:val="C00000"/>
         </w:rPr>
-        <w:t>NuevaPos, NuevoDinero</w:t>
-      </w:r>
+        <w:t>NuevaPos</w:t>
+      </w:r>
+      <w:proofErr w:type="spellEnd"/>
+      <w:r>
+        <w:rPr>
+          <w:b/>
+          <w:bCs/>
+          <w:color w:val="C00000"/>
+        </w:rPr>
+        <w:t xml:space="preserve">, </w:t>
+      </w:r>
+      <w:proofErr w:type="spellStart"/>
+      <w:r>
+        <w:rPr>
+          <w:b/>
+          <w:bCs/>
+          <w:color w:val="C00000"/>
+        </w:rPr>
+        <w:t>NuevoDinero</w:t>
+      </w:r>
+      <w:proofErr w:type="spellEnd"/>
       <w:r>
         <w:rPr>
           <w:b/>
@@ -798,12 +959,45 @@
       <w:r>
         <w:t xml:space="preserve"> (</w:t>
       </w:r>
-      <w:r>
-        <w:rPr>
-          <w:b/>
-          <w:bCs/>
-        </w:rPr>
-        <w:t>jugador((Nombre, Pos, Dinero, Props))</w:t>
+      <w:proofErr w:type="gramStart"/>
+      <w:r>
+        <w:rPr>
+          <w:b/>
+          <w:bCs/>
+        </w:rPr>
+        <w:t>jugador(</w:t>
+      </w:r>
+      <w:proofErr w:type="gramEnd"/>
+      <w:r>
+        <w:rPr>
+          <w:b/>
+          <w:bCs/>
+        </w:rPr>
+        <w:t xml:space="preserve">(Nombre, </w:t>
+      </w:r>
+      <w:proofErr w:type="spellStart"/>
+      <w:r>
+        <w:rPr>
+          <w:b/>
+          <w:bCs/>
+        </w:rPr>
+        <w:t>Pos</w:t>
+      </w:r>
+      <w:proofErr w:type="spellEnd"/>
+      <w:r>
+        <w:rPr>
+          <w:b/>
+          <w:bCs/>
+        </w:rPr>
+        <w:t>, Dinero, Props</w:t>
+      </w:r>
+      <w:proofErr w:type="gramStart"/>
+      <w:r>
+        <w:rPr>
+          <w:b/>
+          <w:bCs/>
+        </w:rPr>
+        <w:t>))</w:t>
       </w:r>
       <w:r>
         <w:rPr>
@@ -813,7 +1007,11 @@
         <w:t xml:space="preserve"> </w:t>
       </w:r>
       <w:r>
-        <w:t xml:space="preserve"> y el </w:t>
+        <w:t xml:space="preserve"> y</w:t>
+      </w:r>
+      <w:proofErr w:type="gramEnd"/>
+      <w:r>
+        <w:t xml:space="preserve"> el </w:t>
       </w:r>
       <w:r>
         <w:rPr>
@@ -825,6 +1023,7 @@
       <w:r>
         <w:t xml:space="preserve"> global. Llama a tirar dado y lo guarda en la variable </w:t>
       </w:r>
+      <w:proofErr w:type="spellStart"/>
       <w:r>
         <w:rPr>
           <w:b/>
@@ -832,6 +1031,7 @@
         </w:rPr>
         <w:t>DadoSacado</w:t>
       </w:r>
+      <w:proofErr w:type="spellEnd"/>
       <w:r>
         <w:t xml:space="preserve">. Luego llama a </w:t>
       </w:r>
@@ -849,8 +1049,17 @@
     <w:p>
       <w:r>
         <w:lastRenderedPageBreak/>
-        <w:t xml:space="preserve">La función devuelve el jugador y el dado que ha sacado (que esto ultimo nos es útil para luego imprimir el numero que ha sacado el dado en </w:t>
-      </w:r>
+        <w:t xml:space="preserve">La función devuelve el jugador y el dado que ha sacado (que esto </w:t>
+      </w:r>
+      <w:proofErr w:type="spellStart"/>
+      <w:r>
+        <w:t>ultimo</w:t>
+      </w:r>
+      <w:proofErr w:type="spellEnd"/>
+      <w:r>
+        <w:t xml:space="preserve"> nos es útil para luego imprimir el numero que ha sacado el dado en </w:t>
+      </w:r>
+      <w:proofErr w:type="spellStart"/>
       <w:r>
         <w:rPr>
           <w:b/>
@@ -859,6 +1068,7 @@
         </w:rPr>
         <w:t>turno_limpio</w:t>
       </w:r>
+      <w:proofErr w:type="spellEnd"/>
       <w:r>
         <w:t xml:space="preserve"> </w:t>
       </w:r>
@@ -897,7 +1107,15 @@
     </w:p>
     <w:p>
       <w:r>
-        <w:t>Nos saca todos los datos del jugador (propiedades, dinero, etc) a partir de su nombre</w:t>
+        <w:t xml:space="preserve">Nos saca todos los datos del jugador (propiedades, dinero, </w:t>
+      </w:r>
+      <w:proofErr w:type="spellStart"/>
+      <w:r>
+        <w:t>etc</w:t>
+      </w:r>
+      <w:proofErr w:type="spellEnd"/>
+      <w:r>
+        <w:t>) a partir de su nombre</w:t>
       </w:r>
       <w:r>
         <w:t>, que viene definido en la lista de Jugadores</w:t>
@@ -952,6 +1170,1888 @@
       </w:pPr>
     </w:p>
     <w:p/>
+    <w:p>
+      <w:pPr>
+        <w:pStyle w:val="Ttulo1"/>
+        <w:ind w:firstLine="708"/>
+      </w:pPr>
+      <w:r>
+        <w:t xml:space="preserve">La Visión Global: ¿Cómo funciona el </w:t>
+      </w:r>
+      <w:proofErr w:type="spellStart"/>
+      <w:r>
+        <w:t>Monopoly</w:t>
+      </w:r>
+      <w:proofErr w:type="spellEnd"/>
+      <w:r>
+        <w:t xml:space="preserve"> en </w:t>
+      </w:r>
+      <w:proofErr w:type="spellStart"/>
+      <w:r>
+        <w:t>Prolog</w:t>
+      </w:r>
+      <w:proofErr w:type="spellEnd"/>
+      <w:r>
+        <w:t>?</w:t>
+      </w:r>
+    </w:p>
+    <w:p>
+      <w:pPr>
+        <w:pStyle w:val="NormalWeb"/>
+      </w:pPr>
+      <w:r>
+        <w:t xml:space="preserve">Imagina el juego como una fábrica con una cinta transportadora que nunca se detiene (el </w:t>
+      </w:r>
+      <w:proofErr w:type="spellStart"/>
+      <w:r>
+        <w:rPr>
+          <w:rStyle w:val="CdigoHTML"/>
+          <w:rFonts w:eastAsiaTheme="majorEastAsia"/>
+        </w:rPr>
+        <w:t>bucle_juego</w:t>
+      </w:r>
+      <w:proofErr w:type="spellEnd"/>
+      <w:r>
+        <w:t>).</w:t>
+      </w:r>
+    </w:p>
+    <w:p>
+      <w:pPr>
+        <w:pStyle w:val="NormalWeb"/>
+        <w:numPr>
+          <w:ilvl w:val="0"/>
+          <w:numId w:val="2"/>
+        </w:numPr>
+      </w:pPr>
+      <w:r>
+        <w:rPr>
+          <w:b/>
+          <w:bCs/>
+        </w:rPr>
+        <w:t>El Arranque (</w:t>
+      </w:r>
+      <w:proofErr w:type="spellStart"/>
+      <w:r>
+        <w:rPr>
+          <w:rStyle w:val="CdigoHTML"/>
+          <w:rFonts w:eastAsiaTheme="majorEastAsia"/>
+          <w:b/>
+          <w:bCs/>
+        </w:rPr>
+        <w:t>estado_inicial</w:t>
+      </w:r>
+      <w:proofErr w:type="spellEnd"/>
+      <w:r>
+        <w:rPr>
+          <w:b/>
+          <w:bCs/>
+        </w:rPr>
+        <w:t>):</w:t>
+      </w:r>
+      <w:r>
+        <w:t xml:space="preserve"> La partida empieza creando una "caja grande" llamada </w:t>
+      </w:r>
+      <w:r>
+        <w:rPr>
+          <w:b/>
+          <w:bCs/>
+        </w:rPr>
+        <w:t>Estado</w:t>
+      </w:r>
+      <w:r>
+        <w:t>. Esta caja contiene la foto exacta de la partida: quiénes juegan (</w:t>
+      </w:r>
+      <w:r>
+        <w:rPr>
+          <w:rStyle w:val="CdigoHTML"/>
+          <w:rFonts w:eastAsiaTheme="majorEastAsia"/>
+        </w:rPr>
+        <w:t>Jugadores</w:t>
+      </w:r>
+      <w:r>
+        <w:t>), cómo es el mapa (</w:t>
+      </w:r>
+      <w:r>
+        <w:rPr>
+          <w:rStyle w:val="CdigoHTML"/>
+          <w:rFonts w:eastAsiaTheme="majorEastAsia"/>
+        </w:rPr>
+        <w:t>Tablero</w:t>
+      </w:r>
+      <w:r>
+        <w:t>), a quién le toca (</w:t>
+      </w:r>
+      <w:proofErr w:type="spellStart"/>
+      <w:r>
+        <w:rPr>
+          <w:rStyle w:val="CdigoHTML"/>
+          <w:rFonts w:eastAsiaTheme="majorEastAsia"/>
+        </w:rPr>
+        <w:t>TurnoActual</w:t>
+      </w:r>
+      <w:proofErr w:type="spellEnd"/>
+      <w:r>
+        <w:t>) y qué hora es (</w:t>
+      </w:r>
+      <w:proofErr w:type="spellStart"/>
+      <w:r>
+        <w:rPr>
+          <w:rStyle w:val="CdigoHTML"/>
+          <w:rFonts w:eastAsiaTheme="majorEastAsia"/>
+        </w:rPr>
+        <w:t>NumTurno</w:t>
+      </w:r>
+      <w:proofErr w:type="spellEnd"/>
+      <w:r>
+        <w:t>).</w:t>
+      </w:r>
+    </w:p>
+    <w:p>
+      <w:pPr>
+        <w:pStyle w:val="NormalWeb"/>
+        <w:numPr>
+          <w:ilvl w:val="0"/>
+          <w:numId w:val="2"/>
+        </w:numPr>
+      </w:pPr>
+      <w:r>
+        <w:rPr>
+          <w:b/>
+          <w:bCs/>
+        </w:rPr>
+        <w:t>El Motor del Turno (</w:t>
+      </w:r>
+      <w:proofErr w:type="spellStart"/>
+      <w:r>
+        <w:rPr>
+          <w:rStyle w:val="CdigoHTML"/>
+          <w:rFonts w:eastAsiaTheme="majorEastAsia"/>
+          <w:b/>
+          <w:bCs/>
+        </w:rPr>
+        <w:t>turno_limpio</w:t>
+      </w:r>
+      <w:proofErr w:type="spellEnd"/>
+      <w:r>
+        <w:rPr>
+          <w:b/>
+          <w:bCs/>
+        </w:rPr>
+        <w:t>):</w:t>
+      </w:r>
+      <w:r>
+        <w:t xml:space="preserve"> Cuando le toca a un jugador, la fábrica hace tres cosas en orden:</w:t>
+      </w:r>
+    </w:p>
+    <w:p>
+      <w:pPr>
+        <w:pStyle w:val="NormalWeb"/>
+        <w:numPr>
+          <w:ilvl w:val="1"/>
+          <w:numId w:val="2"/>
+        </w:numPr>
+      </w:pPr>
+      <w:r>
+        <w:rPr>
+          <w:b/>
+          <w:bCs/>
+        </w:rPr>
+        <w:t>Moverse (</w:t>
+      </w:r>
+      <w:proofErr w:type="spellStart"/>
+      <w:r>
+        <w:rPr>
+          <w:rStyle w:val="CdigoHTML"/>
+          <w:rFonts w:eastAsiaTheme="majorEastAsia"/>
+          <w:b/>
+          <w:bCs/>
+        </w:rPr>
+        <w:t>ejecutar_movimiento</w:t>
+      </w:r>
+      <w:proofErr w:type="spellEnd"/>
+      <w:r>
+        <w:rPr>
+          <w:b/>
+          <w:bCs/>
+        </w:rPr>
+        <w:t>):</w:t>
+      </w:r>
+      <w:r>
+        <w:t xml:space="preserve"> Lanza el dado matemático y mueve la ficha por el tablero (y le da 200€ si pasa por la Salida).</w:t>
+      </w:r>
+    </w:p>
+    <w:p>
+      <w:pPr>
+        <w:pStyle w:val="NormalWeb"/>
+        <w:numPr>
+          <w:ilvl w:val="1"/>
+          <w:numId w:val="2"/>
+        </w:numPr>
+      </w:pPr>
+      <w:r>
+        <w:rPr>
+          <w:b/>
+          <w:bCs/>
+        </w:rPr>
+        <w:t>Interactuar (</w:t>
+      </w:r>
+      <w:proofErr w:type="spellStart"/>
+      <w:r>
+        <w:rPr>
+          <w:rStyle w:val="CdigoHTML"/>
+          <w:rFonts w:eastAsiaTheme="majorEastAsia"/>
+          <w:b/>
+          <w:bCs/>
+        </w:rPr>
+        <w:t>interactuar_con_casilla</w:t>
+      </w:r>
+      <w:proofErr w:type="spellEnd"/>
+      <w:r>
+        <w:rPr>
+          <w:b/>
+          <w:bCs/>
+        </w:rPr>
+        <w:t>):</w:t>
+      </w:r>
+      <w:r>
+        <w:t xml:space="preserve"> Mira dónde ha caído. ¿Está libre? La compra. ¿Tiene dueño? Paga alquiler. ¿Es una carta? Saca una carta. ¿Es la cárcel? Paga multa.</w:t>
+      </w:r>
+    </w:p>
+    <w:p>
+      <w:pPr>
+        <w:pStyle w:val="NormalWeb"/>
+        <w:numPr>
+          <w:ilvl w:val="1"/>
+          <w:numId w:val="2"/>
+        </w:numPr>
+      </w:pPr>
+      <w:r>
+        <w:rPr>
+          <w:b/>
+          <w:bCs/>
+        </w:rPr>
+        <w:t>Limpieza (</w:t>
+      </w:r>
+      <w:proofErr w:type="spellStart"/>
+      <w:r>
+        <w:rPr>
+          <w:rStyle w:val="CdigoHTML"/>
+          <w:rFonts w:eastAsiaTheme="majorEastAsia"/>
+          <w:b/>
+          <w:bCs/>
+        </w:rPr>
+        <w:t>aplicar_bancarrota</w:t>
+      </w:r>
+      <w:proofErr w:type="spellEnd"/>
+      <w:r>
+        <w:rPr>
+          <w:b/>
+          <w:bCs/>
+        </w:rPr>
+        <w:t xml:space="preserve"> y </w:t>
+      </w:r>
+      <w:proofErr w:type="spellStart"/>
+      <w:r>
+        <w:rPr>
+          <w:rStyle w:val="CdigoHTML"/>
+          <w:rFonts w:eastAsiaTheme="majorEastAsia"/>
+          <w:b/>
+          <w:bCs/>
+        </w:rPr>
+        <w:t>cambiar_turno</w:t>
+      </w:r>
+      <w:proofErr w:type="spellEnd"/>
+      <w:r>
+        <w:rPr>
+          <w:b/>
+          <w:bCs/>
+        </w:rPr>
+        <w:t>):</w:t>
+      </w:r>
+      <w:r>
+        <w:t xml:space="preserve"> Comprueba si el jugador se ha arruinado. Si es así, lo echa y vende sus cosas. Si no, lo pone al final de la cola para que juegue el siguiente, y le suma +1 al reloj global de la partida.</w:t>
+      </w:r>
+    </w:p>
+    <w:p>
+      <w:pPr>
+        <w:pStyle w:val="NormalWeb"/>
+        <w:numPr>
+          <w:ilvl w:val="0"/>
+          <w:numId w:val="2"/>
+        </w:numPr>
+      </w:pPr>
+      <w:r>
+        <w:rPr>
+          <w:b/>
+          <w:bCs/>
+        </w:rPr>
+        <w:t>El Bucle Infinito:</w:t>
+      </w:r>
+      <w:r>
+        <w:t xml:space="preserve"> El nuevo estado actualizado vuelve a entrar en la cinta transportadora, y el proceso se repite miles de veces hasta que los turnos se acaban o solo queda un jugador vivo.</w:t>
+      </w:r>
+    </w:p>
+    <w:p>
+      <w:pPr>
+        <w:pStyle w:val="NormalWeb"/>
+        <w:numPr>
+          <w:ilvl w:val="0"/>
+          <w:numId w:val="2"/>
+        </w:numPr>
+      </w:pPr>
+      <w:r>
+        <w:rPr>
+          <w:b/>
+          <w:bCs/>
+        </w:rPr>
+        <w:t>El Espía (</w:t>
+      </w:r>
+      <w:r>
+        <w:rPr>
+          <w:rStyle w:val="CdigoHTML"/>
+          <w:rFonts w:eastAsiaTheme="majorEastAsia"/>
+          <w:b/>
+          <w:bCs/>
+        </w:rPr>
+        <w:t>metricas.pl</w:t>
+      </w:r>
+      <w:r>
+        <w:rPr>
+          <w:b/>
+          <w:bCs/>
+        </w:rPr>
+        <w:t>):</w:t>
+      </w:r>
+      <w:r>
+        <w:t xml:space="preserve"> Mientras todo esto pasa, un módulo "espía" va anotando en una libreta (el </w:t>
+      </w:r>
+      <w:r>
+        <w:rPr>
+          <w:rStyle w:val="CdigoHTML"/>
+          <w:rFonts w:eastAsiaTheme="majorEastAsia"/>
+        </w:rPr>
+        <w:t>Historial</w:t>
+      </w:r>
+      <w:r>
+        <w:t>) cada dado que sale y cada casilla que se pisa, para luego contárnoslo al final.</w:t>
+      </w:r>
+    </w:p>
+    <w:p>
+      <w:pPr>
+        <w:pStyle w:val="NormalWeb"/>
+        <w:outlineLvl w:val="2"/>
+        <w:rPr>
+          <w:color w:val="4472C4" w:themeColor="accent1"/>
+        </w:rPr>
+      </w:pPr>
+      <w:r>
+        <w:rPr>
+          <w:b/>
+          <w:bCs/>
+          <w:color w:val="4472C4" w:themeColor="accent1"/>
+        </w:rPr>
+        <w:lastRenderedPageBreak/>
+        <w:t xml:space="preserve">Análisis Detallado: Archivo main.pl (El </w:t>
+      </w:r>
+      <w:proofErr w:type="gramStart"/>
+      <w:r>
+        <w:rPr>
+          <w:b/>
+          <w:bCs/>
+          <w:color w:val="4472C4" w:themeColor="accent1"/>
+        </w:rPr>
+        <w:t>Director</w:t>
+      </w:r>
+      <w:proofErr w:type="gramEnd"/>
+      <w:r>
+        <w:rPr>
+          <w:b/>
+          <w:bCs/>
+          <w:color w:val="4472C4" w:themeColor="accent1"/>
+        </w:rPr>
+        <w:t xml:space="preserve"> de Orquesta)</w:t>
+      </w:r>
+    </w:p>
+    <w:p>
+      <w:pPr>
+        <w:pStyle w:val="NormalWeb"/>
+      </w:pPr>
+      <w:r>
+        <w:t>Este archivo es el cerebro del simulador. No contiene las reglas económicas, sino que organiza cuándo y cómo ocurren las cosas, gestiona la memoria de la partida y coordina a los demás archivos.</w:t>
+      </w:r>
+    </w:p>
+    <w:p>
+      <w:pPr>
+        <w:pStyle w:val="NormalWeb"/>
+      </w:pPr>
+      <w:r>
+        <w:rPr>
+          <w:b/>
+          <w:bCs/>
+        </w:rPr>
+        <w:t>1. La Estructura Estática:</w:t>
+      </w:r>
+    </w:p>
+    <w:p>
+      <w:pPr>
+        <w:pStyle w:val="NormalWeb"/>
+        <w:numPr>
+          <w:ilvl w:val="0"/>
+          <w:numId w:val="10"/>
+        </w:numPr>
+      </w:pPr>
+      <w:proofErr w:type="spellStart"/>
+      <w:r>
+        <w:rPr>
+          <w:b/>
+          <w:bCs/>
+        </w:rPr>
+        <w:t>tablero_inicial</w:t>
+      </w:r>
+      <w:proofErr w:type="spellEnd"/>
+      <w:r>
+        <w:rPr>
+          <w:b/>
+          <w:bCs/>
+        </w:rPr>
+        <w:t>:</w:t>
+      </w:r>
+      <w:r>
+        <w:t xml:space="preserve"> Es el mapa. Una lista plana de 40 posiciones. Lo interesante es que mezcla átomos simples (como </w:t>
+      </w:r>
+      <w:r>
+        <w:rPr>
+          <w:rStyle w:val="CdigoHTML"/>
+          <w:rFonts w:eastAsiaTheme="majorEastAsia"/>
+        </w:rPr>
+        <w:t>salida</w:t>
+      </w:r>
+      <w:r>
+        <w:t xml:space="preserve"> o </w:t>
+      </w:r>
+      <w:r>
+        <w:rPr>
+          <w:rStyle w:val="CdigoHTML"/>
+          <w:rFonts w:eastAsiaTheme="majorEastAsia"/>
+        </w:rPr>
+        <w:t>carta</w:t>
+      </w:r>
+      <w:r>
+        <w:t xml:space="preserve">) con estructuras complejas (como </w:t>
+      </w:r>
+      <w:proofErr w:type="gramStart"/>
+      <w:r>
+        <w:rPr>
+          <w:rStyle w:val="CdigoHTML"/>
+          <w:rFonts w:eastAsiaTheme="majorEastAsia"/>
+        </w:rPr>
+        <w:t>propiedad(</w:t>
+      </w:r>
+      <w:proofErr w:type="gramEnd"/>
+      <w:r>
+        <w:rPr>
+          <w:rStyle w:val="CdigoHTML"/>
+          <w:rFonts w:eastAsiaTheme="majorEastAsia"/>
+        </w:rPr>
+        <w:t xml:space="preserve">marron1, 60, </w:t>
+      </w:r>
+      <w:proofErr w:type="spellStart"/>
+      <w:r>
+        <w:rPr>
+          <w:rStyle w:val="CdigoHTML"/>
+          <w:rFonts w:eastAsiaTheme="majorEastAsia"/>
+        </w:rPr>
+        <w:t>marron</w:t>
+      </w:r>
+      <w:proofErr w:type="spellEnd"/>
+      <w:r>
+        <w:rPr>
+          <w:rStyle w:val="CdigoHTML"/>
+          <w:rFonts w:eastAsiaTheme="majorEastAsia"/>
+        </w:rPr>
+        <w:t>)</w:t>
+      </w:r>
+      <w:r>
+        <w:t>), lo que permite que el juego sepa cuánto cuesta cada calle y de qué color es de un solo vistazo.</w:t>
+      </w:r>
+    </w:p>
+    <w:p>
+      <w:pPr>
+        <w:pStyle w:val="NormalWeb"/>
+        <w:numPr>
+          <w:ilvl w:val="0"/>
+          <w:numId w:val="10"/>
+        </w:numPr>
+      </w:pPr>
+      <w:proofErr w:type="spellStart"/>
+      <w:r>
+        <w:rPr>
+          <w:b/>
+          <w:bCs/>
+        </w:rPr>
+        <w:t>jugadores_iniciales</w:t>
+      </w:r>
+      <w:proofErr w:type="spellEnd"/>
+      <w:r>
+        <w:rPr>
+          <w:b/>
+          <w:bCs/>
+        </w:rPr>
+        <w:t>:</w:t>
+      </w:r>
+      <w:r>
+        <w:t xml:space="preserve"> La lista de participantes en el turno 0. Cada uno es una estructura </w:t>
+      </w:r>
+      <w:proofErr w:type="gramStart"/>
+      <w:r>
+        <w:rPr>
+          <w:rStyle w:val="CdigoHTML"/>
+          <w:rFonts w:eastAsiaTheme="majorEastAsia"/>
+        </w:rPr>
+        <w:t>jugador(</w:t>
+      </w:r>
+      <w:proofErr w:type="gramEnd"/>
+      <w:r>
+        <w:rPr>
+          <w:rStyle w:val="CdigoHTML"/>
+          <w:rFonts w:eastAsiaTheme="majorEastAsia"/>
+        </w:rPr>
+        <w:t xml:space="preserve">Nombre, </w:t>
+      </w:r>
+      <w:proofErr w:type="spellStart"/>
+      <w:r>
+        <w:rPr>
+          <w:rStyle w:val="CdigoHTML"/>
+          <w:rFonts w:eastAsiaTheme="majorEastAsia"/>
+        </w:rPr>
+        <w:t>Posicion</w:t>
+      </w:r>
+      <w:proofErr w:type="spellEnd"/>
+      <w:r>
+        <w:rPr>
+          <w:rStyle w:val="CdigoHTML"/>
+          <w:rFonts w:eastAsiaTheme="majorEastAsia"/>
+        </w:rPr>
+        <w:t>, Dinero, Propiedades)</w:t>
+      </w:r>
+      <w:r>
+        <w:t xml:space="preserve">. Todos empiezan en la casilla 0, con 1500€ y una lista vacía </w:t>
+      </w:r>
+      <w:r>
+        <w:rPr>
+          <w:rStyle w:val="CdigoHTML"/>
+          <w:rFonts w:eastAsiaTheme="majorEastAsia"/>
+        </w:rPr>
+        <w:t>[]</w:t>
+      </w:r>
+      <w:r>
+        <w:t xml:space="preserve"> de propiedades.</w:t>
+      </w:r>
+    </w:p>
+    <w:p>
+      <w:pPr>
+        <w:pStyle w:val="NormalWeb"/>
+        <w:numPr>
+          <w:ilvl w:val="0"/>
+          <w:numId w:val="10"/>
+        </w:numPr>
+      </w:pPr>
+      <w:proofErr w:type="spellStart"/>
+      <w:r>
+        <w:rPr>
+          <w:b/>
+          <w:bCs/>
+        </w:rPr>
+        <w:t>estado_inicial</w:t>
+      </w:r>
+      <w:proofErr w:type="spellEnd"/>
+      <w:r>
+        <w:rPr>
+          <w:b/>
+          <w:bCs/>
+        </w:rPr>
+        <w:t>:</w:t>
+      </w:r>
+      <w:r>
+        <w:t xml:space="preserve"> Empaqueta todo lo anterior en el </w:t>
+      </w:r>
+      <w:proofErr w:type="gramStart"/>
+      <w:r>
+        <w:rPr>
+          <w:rStyle w:val="CdigoHTML"/>
+          <w:rFonts w:eastAsiaTheme="majorEastAsia"/>
+        </w:rPr>
+        <w:t>estado(</w:t>
+      </w:r>
+      <w:proofErr w:type="gramEnd"/>
+      <w:r>
+        <w:rPr>
+          <w:rStyle w:val="CdigoHTML"/>
+          <w:rFonts w:eastAsiaTheme="majorEastAsia"/>
+        </w:rPr>
+        <w:t>Jugadores, Tablero, Jugador1, Turno 1)</w:t>
+      </w:r>
+      <w:r>
+        <w:t>. Es el "Big Bang" de tu simulación. A partir de esta "caja", se generarán todos los demás turnos.</w:t>
+      </w:r>
+    </w:p>
+    <w:p>
+      <w:pPr>
+        <w:pStyle w:val="NormalWeb"/>
+      </w:pPr>
+      <w:r>
+        <w:rPr>
+          <w:b/>
+          <w:bCs/>
+        </w:rPr>
+        <w:t>2. La Física y el Azar:</w:t>
+      </w:r>
+    </w:p>
+    <w:p>
+      <w:pPr>
+        <w:pStyle w:val="NormalWeb"/>
+        <w:numPr>
+          <w:ilvl w:val="0"/>
+          <w:numId w:val="11"/>
+        </w:numPr>
+      </w:pPr>
+      <w:proofErr w:type="spellStart"/>
+      <w:r>
+        <w:rPr>
+          <w:b/>
+          <w:bCs/>
+        </w:rPr>
+        <w:t>tirar_dado</w:t>
+      </w:r>
+      <w:proofErr w:type="spellEnd"/>
+      <w:r>
+        <w:rPr>
+          <w:b/>
+          <w:bCs/>
+        </w:rPr>
+        <w:t>:</w:t>
+      </w:r>
+      <w:r>
+        <w:t xml:space="preserve"> El motor pseudoaleatorio. Usa el reloj de la partida (</w:t>
+      </w:r>
+      <w:proofErr w:type="spellStart"/>
+      <w:r>
+        <w:rPr>
+          <w:rStyle w:val="CdigoHTML"/>
+          <w:rFonts w:eastAsiaTheme="majorEastAsia"/>
+        </w:rPr>
+        <w:t>NumTurno</w:t>
+      </w:r>
+      <w:proofErr w:type="spellEnd"/>
+      <w:r>
+        <w:t xml:space="preserve">) y la fórmula </w:t>
+      </w:r>
+      <w:r>
+        <w:rPr>
+          <w:rStyle w:val="CdigoHTML"/>
+          <w:rFonts w:eastAsiaTheme="majorEastAsia"/>
+        </w:rPr>
+        <w:t>(</w:t>
+      </w:r>
+      <w:proofErr w:type="spellStart"/>
+      <w:r>
+        <w:rPr>
+          <w:rStyle w:val="CdigoHTML"/>
+          <w:rFonts w:eastAsiaTheme="majorEastAsia"/>
+        </w:rPr>
+        <w:t>NumTurno</w:t>
+      </w:r>
+      <w:proofErr w:type="spellEnd"/>
+      <w:r>
+        <w:rPr>
+          <w:rStyle w:val="CdigoHTML"/>
+          <w:rFonts w:eastAsiaTheme="majorEastAsia"/>
+        </w:rPr>
+        <w:t xml:space="preserve"> * 73 + 19) mod 11 + 2</w:t>
+      </w:r>
+      <w:r>
+        <w:t xml:space="preserve"> para generar números del 2 al 12. Al depender del turno, es determinista: el turno 5 siempre sacará el mismo dado en cualquier simulación, lo que nos permite hacer pruebas científicas exactas.</w:t>
+      </w:r>
+    </w:p>
+    <w:p>
+      <w:pPr>
+        <w:pStyle w:val="NormalWeb"/>
+        <w:numPr>
+          <w:ilvl w:val="0"/>
+          <w:numId w:val="11"/>
+        </w:numPr>
+      </w:pPr>
+      <w:proofErr w:type="spellStart"/>
+      <w:r>
+        <w:rPr>
+          <w:b/>
+          <w:bCs/>
+        </w:rPr>
+        <w:t>mover_jugador</w:t>
+      </w:r>
+      <w:proofErr w:type="spellEnd"/>
+      <w:r>
+        <w:rPr>
+          <w:b/>
+          <w:bCs/>
+        </w:rPr>
+        <w:t>:</w:t>
+      </w:r>
+      <w:r>
+        <w:t xml:space="preserve"> La física del tablero. Suma tu posición + el dado. Si el resultado es </w:t>
+      </w:r>
+      <w:r>
+        <w:rPr>
+          <w:rStyle w:val="CdigoHTML"/>
+          <w:rFonts w:eastAsiaTheme="majorEastAsia"/>
+        </w:rPr>
+        <w:t>&gt;= 40</w:t>
+      </w:r>
+      <w:r>
+        <w:t xml:space="preserve">, usa </w:t>
+      </w:r>
+      <w:r>
+        <w:rPr>
+          <w:rStyle w:val="CdigoHTML"/>
+          <w:rFonts w:eastAsiaTheme="majorEastAsia"/>
+        </w:rPr>
+        <w:t>mod 40</w:t>
+      </w:r>
+      <w:r>
+        <w:t xml:space="preserve"> para dar la vuelta al tablero simulando un circuito cerrado, y te inyecta automáticamente 200€ en la cuenta (la regla del Bono de Salida).</w:t>
+      </w:r>
+    </w:p>
+    <w:p>
+      <w:pPr>
+        <w:pStyle w:val="NormalWeb"/>
+        <w:numPr>
+          <w:ilvl w:val="0"/>
+          <w:numId w:val="11"/>
+        </w:numPr>
+      </w:pPr>
+      <w:proofErr w:type="spellStart"/>
+      <w:r>
+        <w:rPr>
+          <w:b/>
+          <w:bCs/>
+        </w:rPr>
+        <w:t>ejecutar_movimiento</w:t>
+      </w:r>
+      <w:proofErr w:type="spellEnd"/>
+      <w:r>
+        <w:rPr>
+          <w:b/>
+          <w:bCs/>
+        </w:rPr>
+        <w:t>:</w:t>
+      </w:r>
+      <w:r>
+        <w:t xml:space="preserve"> Una función "empaquetadora". Simplemente llama a </w:t>
+      </w:r>
+      <w:proofErr w:type="spellStart"/>
+      <w:r>
+        <w:rPr>
+          <w:rStyle w:val="CdigoHTML"/>
+          <w:rFonts w:eastAsiaTheme="majorEastAsia"/>
+        </w:rPr>
+        <w:t>tirar_dado</w:t>
+      </w:r>
+      <w:proofErr w:type="spellEnd"/>
+      <w:r>
+        <w:t xml:space="preserve"> y luego a </w:t>
+      </w:r>
+      <w:proofErr w:type="spellStart"/>
+      <w:r>
+        <w:rPr>
+          <w:rStyle w:val="CdigoHTML"/>
+          <w:rFonts w:eastAsiaTheme="majorEastAsia"/>
+        </w:rPr>
+        <w:t>mover_jugador</w:t>
+      </w:r>
+      <w:proofErr w:type="spellEnd"/>
+      <w:r>
+        <w:t>. Devuelve al jugador ya movido y el dado que sacó para poder usar ese dato más adelante.</w:t>
+      </w:r>
+    </w:p>
+    <w:p>
+      <w:pPr>
+        <w:pStyle w:val="NormalWeb"/>
+      </w:pPr>
+      <w:r>
+        <w:rPr>
+          <w:b/>
+          <w:bCs/>
+        </w:rPr>
+        <w:t>3. Memoria y Listas (Gestión de base de datos):</w:t>
+      </w:r>
+      <w:r>
+        <w:t xml:space="preserve"> Como en </w:t>
+      </w:r>
+      <w:proofErr w:type="spellStart"/>
+      <w:r>
+        <w:t>Prolog</w:t>
+      </w:r>
+      <w:proofErr w:type="spellEnd"/>
+      <w:r>
+        <w:t xml:space="preserve"> no existen las variables globales que se puedan modificar directamente, usamos estas funciones para leer y reescribir la lista de jugadores constantemente.</w:t>
+      </w:r>
+    </w:p>
+    <w:p>
+      <w:pPr>
+        <w:pStyle w:val="NormalWeb"/>
+        <w:numPr>
+          <w:ilvl w:val="0"/>
+          <w:numId w:val="12"/>
+        </w:numPr>
+      </w:pPr>
+      <w:proofErr w:type="spellStart"/>
+      <w:r>
+        <w:rPr>
+          <w:b/>
+          <w:bCs/>
+        </w:rPr>
+        <w:t>buscar_jugador</w:t>
+      </w:r>
+      <w:proofErr w:type="spellEnd"/>
+      <w:r>
+        <w:rPr>
+          <w:b/>
+          <w:bCs/>
+        </w:rPr>
+        <w:t>:</w:t>
+      </w:r>
+      <w:r>
+        <w:t xml:space="preserve"> Busca recursivamente en la lista hasta encontrar al jugador por su nombre y extrae toda su "caja" de datos (dinero, propiedades, etc.).</w:t>
+      </w:r>
+    </w:p>
+    <w:p>
+      <w:pPr>
+        <w:pStyle w:val="NormalWeb"/>
+        <w:numPr>
+          <w:ilvl w:val="0"/>
+          <w:numId w:val="12"/>
+        </w:numPr>
+      </w:pPr>
+      <w:proofErr w:type="spellStart"/>
+      <w:r>
+        <w:rPr>
+          <w:b/>
+          <w:bCs/>
+        </w:rPr>
+        <w:t>actualizar_lista_jugadores</w:t>
+      </w:r>
+      <w:proofErr w:type="spellEnd"/>
+      <w:r>
+        <w:rPr>
+          <w:b/>
+          <w:bCs/>
+        </w:rPr>
+        <w:t>:</w:t>
+      </w:r>
+      <w:r>
+        <w:t xml:space="preserve"> Coge a un jugador que acaba de sufrir cambios (por ejemplo, ha pagado un alquiler), lo busca en la lista global, quita su versión vieja y mete la versión actualizada.</w:t>
+      </w:r>
+    </w:p>
+    <w:p>
+      <w:pPr>
+        <w:pStyle w:val="NormalWeb"/>
+        <w:numPr>
+          <w:ilvl w:val="0"/>
+          <w:numId w:val="12"/>
+        </w:numPr>
+      </w:pPr>
+      <w:proofErr w:type="spellStart"/>
+      <w:r>
+        <w:rPr>
+          <w:b/>
+          <w:bCs/>
+        </w:rPr>
+        <w:t>siguiente_en_lista</w:t>
+      </w:r>
+      <w:proofErr w:type="spellEnd"/>
+      <w:r>
+        <w:rPr>
+          <w:b/>
+          <w:bCs/>
+        </w:rPr>
+        <w:t>:</w:t>
+      </w:r>
+      <w:r>
+        <w:t xml:space="preserve"> Lógica de cola circular. Mira quién acaba de jugar y selecciona al que va justo después en la lista. Si llega al final, vuelve a empezar por el primero.</w:t>
+      </w:r>
+    </w:p>
+    <w:p>
+      <w:pPr>
+        <w:pStyle w:val="NormalWeb"/>
+        <w:numPr>
+          <w:ilvl w:val="0"/>
+          <w:numId w:val="12"/>
+        </w:numPr>
+      </w:pPr>
+      <w:proofErr w:type="spellStart"/>
+      <w:r>
+        <w:rPr>
+          <w:b/>
+          <w:bCs/>
+        </w:rPr>
+        <w:t>asegurar_turno</w:t>
+      </w:r>
+      <w:proofErr w:type="spellEnd"/>
+      <w:r>
+        <w:rPr>
+          <w:b/>
+          <w:bCs/>
+        </w:rPr>
+        <w:t>:</w:t>
+      </w:r>
+      <w:r>
+        <w:t xml:space="preserve"> Un control de seguridad. Verifica si el jugador al que le toca jugar sigue vivo. Si fue eliminado por bancarrota en el turno anterior, le pasa el turno al siguiente disponible.</w:t>
+      </w:r>
+    </w:p>
+    <w:p>
+      <w:pPr>
+        <w:pStyle w:val="NormalWeb"/>
+      </w:pPr>
+      <w:r>
+        <w:rPr>
+          <w:b/>
+          <w:bCs/>
+        </w:rPr>
+        <w:lastRenderedPageBreak/>
+        <w:t>4. El Motor de Transición (</w:t>
+      </w:r>
+      <w:proofErr w:type="spellStart"/>
+      <w:r>
+        <w:rPr>
+          <w:b/>
+          <w:bCs/>
+        </w:rPr>
+        <w:t>jugar_turno</w:t>
+      </w:r>
+      <w:proofErr w:type="spellEnd"/>
+      <w:r>
+        <w:rPr>
+          <w:b/>
+          <w:bCs/>
+        </w:rPr>
+        <w:t>):</w:t>
+      </w:r>
+      <w:r>
+        <w:t xml:space="preserve"> Esta es la función donde ocurre la lógica pura del juego. Recibe el Estado actual y devuelve el Estado del siguiente turno haciendo lo siguiente:</w:t>
+      </w:r>
+    </w:p>
+    <w:p>
+      <w:pPr>
+        <w:pStyle w:val="NormalWeb"/>
+        <w:numPr>
+          <w:ilvl w:val="0"/>
+          <w:numId w:val="13"/>
+        </w:numPr>
+      </w:pPr>
+      <w:r>
+        <w:t>Busca los datos físicos del jugador al que le toca.</w:t>
+      </w:r>
+    </w:p>
+    <w:p>
+      <w:pPr>
+        <w:pStyle w:val="NormalWeb"/>
+        <w:numPr>
+          <w:ilvl w:val="0"/>
+          <w:numId w:val="13"/>
+        </w:numPr>
+      </w:pPr>
+      <w:r>
+        <w:t xml:space="preserve">Llama a </w:t>
+      </w:r>
+      <w:proofErr w:type="spellStart"/>
+      <w:r>
+        <w:rPr>
+          <w:rStyle w:val="CdigoHTML"/>
+          <w:rFonts w:eastAsiaTheme="majorEastAsia"/>
+        </w:rPr>
+        <w:t>ejecutar_movimiento</w:t>
+      </w:r>
+      <w:proofErr w:type="spellEnd"/>
+      <w:r>
+        <w:t xml:space="preserve"> para mover su ficha.</w:t>
+      </w:r>
+    </w:p>
+    <w:p>
+      <w:pPr>
+        <w:pStyle w:val="NormalWeb"/>
+        <w:numPr>
+          <w:ilvl w:val="0"/>
+          <w:numId w:val="13"/>
+        </w:numPr>
+      </w:pPr>
+      <w:r>
+        <w:t xml:space="preserve">Identifica exactamente qué hay en la casilla donde ha caído usando </w:t>
+      </w:r>
+      <w:r>
+        <w:rPr>
+          <w:rStyle w:val="CdigoHTML"/>
+          <w:rFonts w:eastAsiaTheme="majorEastAsia"/>
+        </w:rPr>
+        <w:t>nth0</w:t>
+      </w:r>
+      <w:r>
+        <w:t xml:space="preserve"> sobre el Tablero.</w:t>
+      </w:r>
+    </w:p>
+    <w:p>
+      <w:pPr>
+        <w:pStyle w:val="NormalWeb"/>
+        <w:numPr>
+          <w:ilvl w:val="0"/>
+          <w:numId w:val="13"/>
+        </w:numPr>
+      </w:pPr>
+      <w:r>
+        <w:t xml:space="preserve">Delega en </w:t>
+      </w:r>
+      <w:r>
+        <w:rPr>
+          <w:rStyle w:val="CdigoHTML"/>
+          <w:rFonts w:eastAsiaTheme="majorEastAsia"/>
+        </w:rPr>
+        <w:t>regla.pl</w:t>
+      </w:r>
+      <w:r>
+        <w:t xml:space="preserve"> (</w:t>
+      </w:r>
+      <w:proofErr w:type="spellStart"/>
+      <w:r>
+        <w:rPr>
+          <w:rStyle w:val="CdigoHTML"/>
+          <w:rFonts w:eastAsiaTheme="majorEastAsia"/>
+        </w:rPr>
+        <w:t>interactuar_con_casilla</w:t>
+      </w:r>
+      <w:proofErr w:type="spellEnd"/>
+      <w:r>
+        <w:t>) para que pasen las cosas de dinero (comprar, pagar, multas...).</w:t>
+      </w:r>
+    </w:p>
+    <w:p>
+      <w:pPr>
+        <w:pStyle w:val="NormalWeb"/>
+        <w:numPr>
+          <w:ilvl w:val="0"/>
+          <w:numId w:val="13"/>
+        </w:numPr>
+      </w:pPr>
+      <w:r>
+        <w:t xml:space="preserve">Llama a </w:t>
+      </w:r>
+      <w:proofErr w:type="spellStart"/>
+      <w:r>
+        <w:rPr>
+          <w:rStyle w:val="CdigoHTML"/>
+          <w:rFonts w:eastAsiaTheme="majorEastAsia"/>
+        </w:rPr>
+        <w:t>aplicar_bancarrota</w:t>
+      </w:r>
+      <w:proofErr w:type="spellEnd"/>
+      <w:r>
+        <w:t xml:space="preserve"> para ver si el jugador ha quebrado tras sus acciones.</w:t>
+      </w:r>
+    </w:p>
+    <w:p>
+      <w:pPr>
+        <w:pStyle w:val="NormalWeb"/>
+        <w:numPr>
+          <w:ilvl w:val="0"/>
+          <w:numId w:val="13"/>
+        </w:numPr>
+      </w:pPr>
+      <w:r>
+        <w:t xml:space="preserve">Cierra el ciclo devolviendo un nuevo Estado con la lista de jugadores actualizada, el turno asignado al siguiente jugador, y el reloj sumando </w:t>
+      </w:r>
+      <w:proofErr w:type="spellStart"/>
+      <w:r>
+        <w:rPr>
+          <w:rStyle w:val="CdigoHTML"/>
+          <w:rFonts w:eastAsiaTheme="majorEastAsia"/>
+        </w:rPr>
+        <w:t>NumTurno</w:t>
+      </w:r>
+      <w:proofErr w:type="spellEnd"/>
+      <w:r>
+        <w:rPr>
+          <w:rStyle w:val="CdigoHTML"/>
+          <w:rFonts w:eastAsiaTheme="majorEastAsia"/>
+        </w:rPr>
+        <w:t xml:space="preserve"> + 1</w:t>
+      </w:r>
+      <w:r>
+        <w:t>.</w:t>
+      </w:r>
+    </w:p>
+    <w:p>
+      <w:pPr>
+        <w:pStyle w:val="NormalWeb"/>
+      </w:pPr>
+      <w:r>
+        <w:rPr>
+          <w:b/>
+          <w:bCs/>
+        </w:rPr>
+        <w:t>5. Interfaz Visual y Telemetría (</w:t>
+      </w:r>
+      <w:proofErr w:type="spellStart"/>
+      <w:r>
+        <w:rPr>
+          <w:b/>
+          <w:bCs/>
+        </w:rPr>
+        <w:t>turno_limpio</w:t>
+      </w:r>
+      <w:proofErr w:type="spellEnd"/>
+      <w:r>
+        <w:rPr>
+          <w:b/>
+          <w:bCs/>
+        </w:rPr>
+        <w:t>):</w:t>
+      </w:r>
+      <w:r>
+        <w:t xml:space="preserve"> Es un "envoltorio" o capa superior para </w:t>
+      </w:r>
+      <w:proofErr w:type="spellStart"/>
+      <w:r>
+        <w:rPr>
+          <w:rStyle w:val="CdigoHTML"/>
+          <w:rFonts w:eastAsiaTheme="majorEastAsia"/>
+        </w:rPr>
+        <w:t>jugar_turno</w:t>
+      </w:r>
+      <w:proofErr w:type="spellEnd"/>
+      <w:r>
+        <w:t>. No altera las reglas del juego, su función es puramente informativa y analítica:</w:t>
+      </w:r>
+    </w:p>
+    <w:p>
+      <w:pPr>
+        <w:pStyle w:val="NormalWeb"/>
+        <w:numPr>
+          <w:ilvl w:val="0"/>
+          <w:numId w:val="14"/>
+        </w:numPr>
+      </w:pPr>
+      <w:r>
+        <w:t xml:space="preserve">Imprime por consola todo lo que está ocurriendo (los mensajes de "Saca un...", "Termina </w:t>
+      </w:r>
+      <w:proofErr w:type="gramStart"/>
+      <w:r>
+        <w:t>en...</w:t>
+      </w:r>
+      <w:proofErr w:type="gramEnd"/>
+      <w:r>
+        <w:t>", "Dinero...").</w:t>
+      </w:r>
+    </w:p>
+    <w:p>
+      <w:pPr>
+        <w:pStyle w:val="NormalWeb"/>
+        <w:numPr>
+          <w:ilvl w:val="0"/>
+          <w:numId w:val="14"/>
+        </w:numPr>
+      </w:pPr>
+      <w:r>
+        <w:t xml:space="preserve">Compara el estado del jugador </w:t>
+      </w:r>
+      <w:r>
+        <w:rPr>
+          <w:i/>
+          <w:iCs/>
+        </w:rPr>
+        <w:t>antes</w:t>
+      </w:r>
+      <w:r>
+        <w:t xml:space="preserve"> y </w:t>
+      </w:r>
+      <w:r>
+        <w:rPr>
+          <w:i/>
+          <w:iCs/>
+        </w:rPr>
+        <w:t>después</w:t>
+      </w:r>
+      <w:r>
+        <w:t xml:space="preserve"> de moverse para detectar si ha comprado propiedades o ha cobrado dinero de una carta.</w:t>
+      </w:r>
+    </w:p>
+    <w:p>
+      <w:pPr>
+        <w:pStyle w:val="NormalWeb"/>
+        <w:numPr>
+          <w:ilvl w:val="0"/>
+          <w:numId w:val="14"/>
+        </w:numPr>
+      </w:pPr>
+      <w:r>
+        <w:t xml:space="preserve">Empaqueta todos esos eventos en una lista (el </w:t>
+      </w:r>
+      <w:r>
+        <w:rPr>
+          <w:rStyle w:val="CdigoHTML"/>
+          <w:rFonts w:eastAsiaTheme="majorEastAsia"/>
+        </w:rPr>
+        <w:t>Historial</w:t>
+      </w:r>
+      <w:r>
+        <w:t xml:space="preserve">) para que luego el archivo </w:t>
+      </w:r>
+      <w:r>
+        <w:rPr>
+          <w:rStyle w:val="CdigoHTML"/>
+          <w:rFonts w:eastAsiaTheme="majorEastAsia"/>
+        </w:rPr>
+        <w:t>metricas.pl</w:t>
+      </w:r>
+      <w:r>
+        <w:t xml:space="preserve"> pueda generar las estadísticas, gráficos y rankings al final de la partida.</w:t>
+      </w:r>
+    </w:p>
+    <w:p>
+      <w:pPr>
+        <w:pStyle w:val="NormalWeb"/>
+      </w:pPr>
+      <w:r>
+        <w:rPr>
+          <w:b/>
+          <w:bCs/>
+        </w:rPr>
+        <w:t>6. El Bucle Principal (</w:t>
+      </w:r>
+      <w:proofErr w:type="spellStart"/>
+      <w:r>
+        <w:rPr>
+          <w:b/>
+          <w:bCs/>
+        </w:rPr>
+        <w:t>bucle_juego</w:t>
+      </w:r>
+      <w:proofErr w:type="spellEnd"/>
+      <w:r>
+        <w:rPr>
+          <w:b/>
+          <w:bCs/>
+        </w:rPr>
+        <w:t xml:space="preserve"> y </w:t>
+      </w:r>
+      <w:proofErr w:type="spellStart"/>
+      <w:r>
+        <w:rPr>
+          <w:b/>
+          <w:bCs/>
+        </w:rPr>
+        <w:t>bucle_manual</w:t>
+      </w:r>
+      <w:proofErr w:type="spellEnd"/>
+      <w:r>
+        <w:rPr>
+          <w:b/>
+          <w:bCs/>
+        </w:rPr>
+        <w:t>):</w:t>
+      </w:r>
+      <w:r>
+        <w:t xml:space="preserve"> Es la cinta transportadora que mantiene el juego vivo mediante recursión.</w:t>
+      </w:r>
+    </w:p>
+    <w:p>
+      <w:pPr>
+        <w:pStyle w:val="NormalWeb"/>
+        <w:numPr>
+          <w:ilvl w:val="0"/>
+          <w:numId w:val="15"/>
+        </w:numPr>
+      </w:pPr>
+      <w:proofErr w:type="spellStart"/>
+      <w:r>
+        <w:rPr>
+          <w:b/>
+          <w:bCs/>
+        </w:rPr>
+        <w:t>bucle_juego</w:t>
+      </w:r>
+      <w:proofErr w:type="spellEnd"/>
+      <w:r>
+        <w:rPr>
+          <w:b/>
+          <w:bCs/>
+        </w:rPr>
+        <w:t>:</w:t>
+      </w:r>
+      <w:r>
+        <w:t xml:space="preserve"> Llama a </w:t>
+      </w:r>
+      <w:proofErr w:type="spellStart"/>
+      <w:r>
+        <w:rPr>
+          <w:rStyle w:val="CdigoHTML"/>
+          <w:rFonts w:eastAsiaTheme="majorEastAsia"/>
+        </w:rPr>
+        <w:t>turno_limpio</w:t>
+      </w:r>
+      <w:proofErr w:type="spellEnd"/>
+      <w:r>
+        <w:t xml:space="preserve">, coge el estado resultante y se vuelve a llamar a sí misma restando 1 al contador de turnos. Tiene dos paradas de emergencia (casos base): se detiene si los turnos llegan a 0, o si detecta que solo queda 1 jugador vivo (proclamándolo ganador). En ambos casos, llama a </w:t>
+      </w:r>
+      <w:proofErr w:type="spellStart"/>
+      <w:r>
+        <w:rPr>
+          <w:rStyle w:val="CdigoHTML"/>
+          <w:rFonts w:eastAsiaTheme="majorEastAsia"/>
+        </w:rPr>
+        <w:t>mostrar_metricas</w:t>
+      </w:r>
+      <w:proofErr w:type="spellEnd"/>
+      <w:r>
+        <w:t>.</w:t>
+      </w:r>
+    </w:p>
+    <w:p>
+      <w:pPr>
+        <w:pStyle w:val="NormalWeb"/>
+        <w:numPr>
+          <w:ilvl w:val="0"/>
+          <w:numId w:val="15"/>
+        </w:numPr>
+      </w:pPr>
+      <w:proofErr w:type="spellStart"/>
+      <w:r>
+        <w:rPr>
+          <w:b/>
+          <w:bCs/>
+        </w:rPr>
+        <w:t>bucle_manual</w:t>
+      </w:r>
+      <w:proofErr w:type="spellEnd"/>
+      <w:r>
+        <w:rPr>
+          <w:b/>
+          <w:bCs/>
+        </w:rPr>
+        <w:t>:</w:t>
+      </w:r>
+      <w:r>
+        <w:t xml:space="preserve"> Hace exactamente lo mismo, pero en vez de hacer miles de turnos por segundo de forma automática, detiene la recursión y espera a que el usuario escriba </w:t>
+      </w:r>
+      <w:r>
+        <w:rPr>
+          <w:rStyle w:val="CdigoHTML"/>
+          <w:rFonts w:eastAsiaTheme="majorEastAsia"/>
+        </w:rPr>
+        <w:t>s.</w:t>
+      </w:r>
+      <w:r>
+        <w:t xml:space="preserve"> en la consola, permitiendo analizar la partida paso a paso.</w:t>
+      </w:r>
+    </w:p>
+    <w:p>
+      <w:pPr>
+        <w:rPr>
+          <w:rFonts w:eastAsiaTheme="majorEastAsia" w:cstheme="majorBidi"/>
+          <w:color w:val="2F5496" w:themeColor="accent1" w:themeShade="BF"/>
+          <w:sz w:val="28"/>
+          <w:szCs w:val="28"/>
+        </w:rPr>
+      </w:pPr>
+      <w:r>
+        <w:br w:type="page"/>
+      </w:r>
+    </w:p>
+    <w:p>
+      <w:pPr>
+        <w:pStyle w:val="Ttulo3"/>
+      </w:pPr>
+      <w:r>
+        <w:lastRenderedPageBreak/>
+        <w:t xml:space="preserve">Análisis Detallado: Archivo </w:t>
+      </w:r>
+      <w:r>
+        <w:rPr>
+          <w:rStyle w:val="CdigoHTML"/>
+          <w:rFonts w:eastAsiaTheme="majorEastAsia"/>
+        </w:rPr>
+        <w:t>regla.pl</w:t>
+      </w:r>
+      <w:r>
+        <w:t xml:space="preserve"> (El </w:t>
+      </w:r>
+      <w:proofErr w:type="gramStart"/>
+      <w:r>
+        <w:t>Ministro</w:t>
+      </w:r>
+      <w:proofErr w:type="gramEnd"/>
+      <w:r>
+        <w:t xml:space="preserve"> de Economía)</w:t>
+      </w:r>
+    </w:p>
+    <w:p>
+      <w:pPr>
+        <w:pStyle w:val="NormalWeb"/>
+      </w:pPr>
+      <w:r>
+        <w:t xml:space="preserve">Aquí es donde ocurren todas las transacciones. El </w:t>
+      </w:r>
+      <w:r>
+        <w:rPr>
+          <w:rStyle w:val="CdigoHTML"/>
+          <w:rFonts w:eastAsiaTheme="majorEastAsia"/>
+        </w:rPr>
+        <w:t>main.pl</w:t>
+      </w:r>
+      <w:r>
+        <w:t xml:space="preserve"> solo le dice: </w:t>
+      </w:r>
+      <w:r>
+        <w:rPr>
+          <w:i/>
+          <w:iCs/>
+        </w:rPr>
+        <w:t>"Oye, el Jugador 1 ha caído en la casilla Celeste1, haz lo que tengas que hacer"</w:t>
+      </w:r>
+      <w:r>
+        <w:t>.</w:t>
+      </w:r>
+    </w:p>
+    <w:p>
+      <w:pPr>
+        <w:pStyle w:val="NormalWeb"/>
+      </w:pPr>
+      <w:r>
+        <w:rPr>
+          <w:b/>
+          <w:bCs/>
+        </w:rPr>
+        <w:t>1. Interacción con Casillas (</w:t>
+      </w:r>
+      <w:proofErr w:type="spellStart"/>
+      <w:r>
+        <w:rPr>
+          <w:rStyle w:val="CdigoHTML"/>
+          <w:rFonts w:eastAsiaTheme="majorEastAsia"/>
+          <w:b/>
+          <w:bCs/>
+        </w:rPr>
+        <w:t>interactuar_con_casilla</w:t>
+      </w:r>
+      <w:proofErr w:type="spellEnd"/>
+      <w:r>
+        <w:rPr>
+          <w:b/>
+          <w:bCs/>
+        </w:rPr>
+        <w:t>):</w:t>
+      </w:r>
+      <w:r>
+        <w:t xml:space="preserve"> Esta es una función polimórfica (tiene muchas versiones y </w:t>
+      </w:r>
+      <w:proofErr w:type="spellStart"/>
+      <w:r>
+        <w:t>Prolog</w:t>
+      </w:r>
+      <w:proofErr w:type="spellEnd"/>
+      <w:r>
+        <w:t xml:space="preserve"> prueba a ver cuál encaja). Además, tiene en cuenta la "Fase" o "Modo" en el que estás simulando.</w:t>
+      </w:r>
+    </w:p>
+    <w:p>
+      <w:pPr>
+        <w:pStyle w:val="NormalWeb"/>
+        <w:numPr>
+          <w:ilvl w:val="0"/>
+          <w:numId w:val="3"/>
+        </w:numPr>
+      </w:pPr>
+      <w:r>
+        <w:rPr>
+          <w:b/>
+          <w:bCs/>
+        </w:rPr>
+        <w:t>Fase 1 (Solo Moverse):</w:t>
+      </w:r>
+      <w:r>
+        <w:t xml:space="preserve"> Si el modo es </w:t>
+      </w:r>
+      <w:r>
+        <w:rPr>
+          <w:rStyle w:val="CdigoHTML"/>
+          <w:rFonts w:eastAsiaTheme="majorEastAsia"/>
+        </w:rPr>
+        <w:t>fase1</w:t>
+      </w:r>
+      <w:r>
+        <w:t>, no importa dónde caigas, simplemente te deja ahí y no pasa nada.</w:t>
+      </w:r>
+    </w:p>
+    <w:p>
+      <w:pPr>
+        <w:pStyle w:val="NormalWeb"/>
+        <w:numPr>
+          <w:ilvl w:val="0"/>
+          <w:numId w:val="3"/>
+        </w:numPr>
+      </w:pPr>
+      <w:r>
+        <w:rPr>
+          <w:b/>
+          <w:bCs/>
+        </w:rPr>
+        <w:t>La Regla 0 (Compra Automática):</w:t>
+      </w:r>
+      <w:r>
+        <w:t xml:space="preserve"> Si caes en una propiedad, estación o servicio. Primero comprueba si alguien ya la tiene (mirando en las listas de propiedades de los demás jugadores). Si nadie la tiene, verifica si tienes dinero (</w:t>
+      </w:r>
+      <w:proofErr w:type="spellStart"/>
+      <w:r>
+        <w:rPr>
+          <w:rStyle w:val="CdigoHTML"/>
+          <w:rFonts w:eastAsiaTheme="majorEastAsia"/>
+        </w:rPr>
+        <w:t>DinV</w:t>
+      </w:r>
+      <w:proofErr w:type="spellEnd"/>
+      <w:r>
+        <w:rPr>
+          <w:rStyle w:val="CdigoHTML"/>
+          <w:rFonts w:eastAsiaTheme="majorEastAsia"/>
+        </w:rPr>
+        <w:t xml:space="preserve"> &gt;= Precio</w:t>
+      </w:r>
+      <w:r>
+        <w:t>). Si es así, te resta la pasta y añade la calle a tu inventario.</w:t>
+      </w:r>
+    </w:p>
+    <w:p>
+      <w:pPr>
+        <w:pStyle w:val="NormalWeb"/>
+        <w:numPr>
+          <w:ilvl w:val="0"/>
+          <w:numId w:val="3"/>
+        </w:numPr>
+      </w:pPr>
+      <w:r>
+        <w:rPr>
+          <w:b/>
+          <w:bCs/>
+        </w:rPr>
+        <w:t>La Regla 1 y 2 (Alquileres):</w:t>
+      </w:r>
+      <w:r>
+        <w:t xml:space="preserve"> Si caes en una calle y descubres que el dueño no eres tú (</w:t>
+      </w:r>
+      <w:proofErr w:type="spellStart"/>
+      <w:r>
+        <w:rPr>
+          <w:rStyle w:val="CdigoHTML"/>
+          <w:rFonts w:eastAsiaTheme="majorEastAsia"/>
+        </w:rPr>
+        <w:t>NomDueno</w:t>
+      </w:r>
+      <w:proofErr w:type="spellEnd"/>
+      <w:r>
+        <w:rPr>
+          <w:rStyle w:val="CdigoHTML"/>
+          <w:rFonts w:eastAsiaTheme="majorEastAsia"/>
+        </w:rPr>
+        <w:t xml:space="preserve"> \= </w:t>
+      </w:r>
+      <w:proofErr w:type="spellStart"/>
+      <w:r>
+        <w:rPr>
+          <w:rStyle w:val="CdigoHTML"/>
+          <w:rFonts w:eastAsiaTheme="majorEastAsia"/>
+        </w:rPr>
+        <w:t>NomV</w:t>
+      </w:r>
+      <w:proofErr w:type="spellEnd"/>
+      <w:r>
+        <w:t xml:space="preserve">). Calcula el 10% del precio base. Luego usa </w:t>
+      </w:r>
+      <w:proofErr w:type="spellStart"/>
+      <w:r>
+        <w:rPr>
+          <w:rStyle w:val="CdigoHTML"/>
+          <w:rFonts w:eastAsiaTheme="majorEastAsia"/>
+        </w:rPr>
+        <w:t>verificar_monopolio</w:t>
+      </w:r>
+      <w:proofErr w:type="spellEnd"/>
+      <w:r>
+        <w:t xml:space="preserve"> para ver si el dueño tiene todas las calles de ese color. Si las tiene, la penalización es bestial y pagas el 50% del valor total. Se ejecuta la transferencia (te resta a ti, se lo suma a él).</w:t>
+      </w:r>
+    </w:p>
+    <w:p>
+      <w:pPr>
+        <w:pStyle w:val="NormalWeb"/>
+        <w:numPr>
+          <w:ilvl w:val="0"/>
+          <w:numId w:val="3"/>
+        </w:numPr>
+      </w:pPr>
+      <w:r>
+        <w:rPr>
+          <w:b/>
+          <w:bCs/>
+        </w:rPr>
+        <w:t>Casillas Especiales:</w:t>
+      </w:r>
+    </w:p>
+    <w:p>
+      <w:pPr>
+        <w:pStyle w:val="NormalWeb"/>
+        <w:numPr>
+          <w:ilvl w:val="1"/>
+          <w:numId w:val="3"/>
+        </w:numPr>
+      </w:pPr>
+      <w:r>
+        <w:rPr>
+          <w:b/>
+          <w:bCs/>
+        </w:rPr>
+        <w:t>Cárcel / Impuestos:</w:t>
+      </w:r>
+      <w:r>
+        <w:t xml:space="preserve"> Te restan una cantidad fija (500€ o 200€) y ese dinero desaparece del juego (vital para combatir la inflación).</w:t>
+      </w:r>
+    </w:p>
+    <w:p>
+      <w:pPr>
+        <w:pStyle w:val="NormalWeb"/>
+        <w:numPr>
+          <w:ilvl w:val="1"/>
+          <w:numId w:val="3"/>
+        </w:numPr>
+      </w:pPr>
+      <w:r>
+        <w:rPr>
+          <w:b/>
+          <w:bCs/>
+        </w:rPr>
+        <w:t>Cartas:</w:t>
+      </w:r>
+      <w:r>
+        <w:t xml:space="preserve"> Llama al dado de cartas y aplica eventos (sumar 150€, restar 150€, cobrar 50€ por propiedad, o el temido Impuesto al Patrimonio de 40€ por propiedad).</w:t>
+      </w:r>
+    </w:p>
+    <w:p>
+      <w:pPr>
+        <w:pStyle w:val="NormalWeb"/>
+      </w:pPr>
+      <w:r>
+        <w:rPr>
+          <w:b/>
+          <w:bCs/>
+        </w:rPr>
+        <w:t>2. Utilidades de Gestión Patrimonial:</w:t>
+      </w:r>
+    </w:p>
+    <w:p>
+      <w:pPr>
+        <w:pStyle w:val="NormalWeb"/>
+        <w:numPr>
+          <w:ilvl w:val="0"/>
+          <w:numId w:val="4"/>
+        </w:numPr>
+      </w:pPr>
+      <w:proofErr w:type="spellStart"/>
+      <w:r>
+        <w:rPr>
+          <w:rStyle w:val="CdigoHTML"/>
+          <w:rFonts w:eastAsiaTheme="majorEastAsia"/>
+          <w:b/>
+          <w:bCs/>
+        </w:rPr>
+        <w:t>verificar_monopolio</w:t>
+      </w:r>
+      <w:proofErr w:type="spellEnd"/>
+      <w:r>
+        <w:rPr>
+          <w:b/>
+          <w:bCs/>
+        </w:rPr>
+        <w:t>:</w:t>
+      </w:r>
+      <w:r>
+        <w:t xml:space="preserve"> Mira de qué color es la calle en la que has caído, busca cuántas calles de ese color existen en el tablero, y comprueba si el dueño de tu calle las tiene </w:t>
+      </w:r>
+      <w:r>
+        <w:rPr>
+          <w:i/>
+          <w:iCs/>
+        </w:rPr>
+        <w:t>absolutamente todas</w:t>
+      </w:r>
+      <w:r>
+        <w:t xml:space="preserve"> (</w:t>
+      </w:r>
+      <w:proofErr w:type="spellStart"/>
+      <w:r>
+        <w:rPr>
+          <w:rStyle w:val="CdigoHTML"/>
+          <w:rFonts w:eastAsiaTheme="majorEastAsia"/>
+        </w:rPr>
+        <w:t>tiene_todas</w:t>
+      </w:r>
+      <w:proofErr w:type="spellEnd"/>
+      <w:r>
+        <w:t>).</w:t>
+      </w:r>
+    </w:p>
+    <w:p>
+      <w:pPr>
+        <w:pStyle w:val="NormalWeb"/>
+        <w:numPr>
+          <w:ilvl w:val="0"/>
+          <w:numId w:val="4"/>
+        </w:numPr>
+      </w:pPr>
+      <w:proofErr w:type="spellStart"/>
+      <w:r>
+        <w:rPr>
+          <w:rStyle w:val="CdigoHTML"/>
+          <w:rFonts w:eastAsiaTheme="majorEastAsia"/>
+          <w:b/>
+          <w:bCs/>
+        </w:rPr>
+        <w:t>calcular_patrimonio</w:t>
+      </w:r>
+      <w:proofErr w:type="spellEnd"/>
+      <w:r>
+        <w:rPr>
+          <w:b/>
+          <w:bCs/>
+        </w:rPr>
+        <w:t>:</w:t>
+      </w:r>
+      <w:r>
+        <w:t xml:space="preserve"> Suma tu dinero en efectivo más el precio original de todas las propiedades que has comprado. Esto sirve para el Ranking Final y para saber quién iba ganando de verdad.</w:t>
+      </w:r>
+    </w:p>
+    <w:p>
+      <w:pPr>
+        <w:pStyle w:val="NormalWeb"/>
+      </w:pPr>
+      <w:r>
+        <w:rPr>
+          <w:b/>
+          <w:bCs/>
+        </w:rPr>
+        <w:t>3. Bancarrota y Liquidación:</w:t>
+      </w:r>
+    </w:p>
+    <w:p>
+      <w:pPr>
+        <w:pStyle w:val="NormalWeb"/>
+        <w:numPr>
+          <w:ilvl w:val="0"/>
+          <w:numId w:val="5"/>
+        </w:numPr>
+      </w:pPr>
+      <w:proofErr w:type="spellStart"/>
+      <w:r>
+        <w:rPr>
+          <w:rStyle w:val="CdigoHTML"/>
+          <w:rFonts w:eastAsiaTheme="majorEastAsia"/>
+          <w:b/>
+          <w:bCs/>
+        </w:rPr>
+        <w:t>aplicar_bancarrota</w:t>
+      </w:r>
+      <w:proofErr w:type="spellEnd"/>
+      <w:r>
+        <w:rPr>
+          <w:b/>
+          <w:bCs/>
+        </w:rPr>
+        <w:t>:</w:t>
+      </w:r>
+      <w:r>
+        <w:t xml:space="preserve"> Al final de cada turno, mira si tu saldo es menor que 0.</w:t>
+      </w:r>
+    </w:p>
+    <w:p>
+      <w:pPr>
+        <w:pStyle w:val="NormalWeb"/>
+        <w:numPr>
+          <w:ilvl w:val="0"/>
+          <w:numId w:val="5"/>
+        </w:numPr>
+      </w:pPr>
+      <w:proofErr w:type="spellStart"/>
+      <w:r>
+        <w:rPr>
+          <w:rStyle w:val="CdigoHTML"/>
+          <w:rFonts w:eastAsiaTheme="majorEastAsia"/>
+          <w:b/>
+          <w:bCs/>
+        </w:rPr>
+        <w:t>liquidar_activos</w:t>
+      </w:r>
+      <w:proofErr w:type="spellEnd"/>
+      <w:r>
+        <w:rPr>
+          <w:b/>
+          <w:bCs/>
+        </w:rPr>
+        <w:t>:</w:t>
+      </w:r>
+      <w:r>
+        <w:t xml:space="preserve"> Si estás en números rojos, el banco te obliga a vender tus propiedades a mitad de precio (esto lo hace la función </w:t>
+      </w:r>
+      <w:proofErr w:type="spellStart"/>
+      <w:r>
+        <w:rPr>
+          <w:rStyle w:val="CdigoHTML"/>
+          <w:rFonts w:eastAsiaTheme="majorEastAsia"/>
+        </w:rPr>
+        <w:t>vender_propiedades</w:t>
+      </w:r>
+      <w:proofErr w:type="spellEnd"/>
+      <w:r>
+        <w:t xml:space="preserve">, sumando </w:t>
+      </w:r>
+      <w:r>
+        <w:rPr>
+          <w:rStyle w:val="CdigoHTML"/>
+          <w:rFonts w:eastAsiaTheme="majorEastAsia"/>
+        </w:rPr>
+        <w:t>Precio / 2</w:t>
+      </w:r>
+      <w:r>
+        <w:t xml:space="preserve"> a tu cuenta).</w:t>
+      </w:r>
+    </w:p>
+    <w:p>
+      <w:pPr>
+        <w:pStyle w:val="NormalWeb"/>
+        <w:numPr>
+          <w:ilvl w:val="0"/>
+          <w:numId w:val="5"/>
+        </w:numPr>
+      </w:pPr>
+      <w:r>
+        <w:t>Si tras vender todo, sigues por debajo de cero, te borra de la lista de jugadores (</w:t>
+      </w:r>
+      <w:proofErr w:type="spellStart"/>
+      <w:r>
+        <w:rPr>
+          <w:rStyle w:val="CdigoHTML"/>
+          <w:rFonts w:eastAsiaTheme="majorEastAsia"/>
+        </w:rPr>
+        <w:t>eliminar_jugador</w:t>
+      </w:r>
+      <w:proofErr w:type="spellEnd"/>
+      <w:r>
+        <w:t>).</w:t>
+      </w:r>
+    </w:p>
     <w:p/>
     <w:p/>
     <w:p/>
@@ -968,6 +3068,1126 @@
 <file path=word/numbering.xml><?xml version="1.0" encoding="utf-8"?>
 <w:numbering xmlns:wpc="http://schemas.microsoft.com/office/word/2010/wordprocessingCanvas" xmlns:cx="http://schemas.microsoft.com/office/drawing/2014/chartex" xmlns:cx1="http://schemas.microsoft.com/office/drawing/2015/9/8/chartex" xmlns:cx2="http://schemas.microsoft.com/office/drawing/2015/10/21/chartex" xmlns:cx3="http://schemas.microsoft.com/office/drawing/2016/5/9/chartex" xmlns:cx4="http://schemas.microsoft.com/office/drawing/2016/5/10/chartex" xmlns:cx5="http://schemas.microsoft.com/office/drawing/2016/5/11/chartex" xmlns:cx6="http://schemas.microsoft.com/office/drawing/2016/5/12/chartex" xmlns:cx7="http://schemas.microsoft.com/office/drawing/2016/5/13/chartex" xmlns:cx8="http://schemas.microsoft.com/office/drawing/2016/5/14/chartex" xmlns:mc="http://schemas.openxmlformats.org/markup-compatibility/2006" xmlns:aink="http://schemas.microsoft.com/office/drawing/2016/ink" xmlns:am3d="http://schemas.microsoft.com/office/drawing/2017/model3d" xmlns:o="urn:schemas-microsoft-com:office:office" xmlns:oel="http://schemas.microsoft.com/office/2019/extlst" xmlns:r="http://schemas.openxmlformats.org/officeDocument/2006/relationships" xmlns:m="http://schemas.openxmlformats.org/officeDocument/2006/math" xmlns:v="urn:schemas-microsoft-com:vml" xmlns:wp14="http://schemas.microsoft.com/office/word/2010/wordprocessingDrawing" xmlns:wp="http://schemas.openxmlformats.org/drawingml/2006/wordprocessingDrawing" xmlns:w10="urn:schemas-microsoft-com:office:word" xmlns:w="http://schemas.openxmlformats.org/wordprocessingml/2006/main" xmlns:w14="http://schemas.microsoft.com/office/word/2010/wordml" xmlns:w15="http://schemas.microsoft.com/office/word/2012/wordml" xmlns:w16cex="http://schemas.microsoft.com/office/word/2018/wordml/cex" xmlns:w16cid="http://schemas.microsoft.com/office/word/2016/wordml/cid" xmlns:w16="http://schemas.microsoft.com/office/word/2018/wordml" xmlns:w16du="http://schemas.microsoft.com/office/word/2023/wordml/word16du" xmlns:w16sdtdh="http://schemas.microsoft.com/office/word/2020/wordml/sdtdatahash" xmlns:w16sdtfl="http://schemas.microsoft.com/office/word/2024/wordml/sdtformatlock" xmlns:w16se="http://schemas.microsoft.com/office/word/2015/wordml/symex" xmlns:wpg="http://schemas.microsoft.com/office/word/2010/wordprocessingGroup" xmlns:wpi="http://schemas.microsoft.com/office/word/2010/wordprocessingInk" xmlns:wne="http://schemas.microsoft.com/office/word/2006/wordml" xmlns:wps="http://schemas.microsoft.com/office/word/2010/wordprocessingShape" mc:Ignorable="w14 w15 w16se w16cid w16 w16cex w16sdtdh w16sdtfl w16du wp14">
   <w:abstractNum w:abstractNumId="0" w15:restartNumberingAfterBreak="0">
+    <w:nsid w:val="02D147C0"/>
+    <w:multiLevelType w:val="multilevel"/>
+    <w:tmpl w:val="99A26A4E"/>
+    <w:lvl w:ilvl="0">
+      <w:start w:val="1"/>
+      <w:numFmt w:val="bullet"/>
+      <w:lvlText w:val=""/>
+      <w:lvlJc w:val="left"/>
+      <w:pPr>
+        <w:tabs>
+          <w:tab w:val="num" w:pos="720"/>
+        </w:tabs>
+        <w:ind w:left="720" w:hanging="360"/>
+      </w:pPr>
+      <w:rPr>
+        <w:rFonts w:ascii="Symbol" w:hAnsi="Symbol" w:hint="default"/>
+        <w:sz w:val="20"/>
+      </w:rPr>
+    </w:lvl>
+    <w:lvl w:ilvl="1" w:tentative="1">
+      <w:start w:val="1"/>
+      <w:numFmt w:val="bullet"/>
+      <w:lvlText w:val="o"/>
+      <w:lvlJc w:val="left"/>
+      <w:pPr>
+        <w:tabs>
+          <w:tab w:val="num" w:pos="1440"/>
+        </w:tabs>
+        <w:ind w:left="1440" w:hanging="360"/>
+      </w:pPr>
+      <w:rPr>
+        <w:rFonts w:ascii="Courier New" w:hAnsi="Courier New" w:hint="default"/>
+        <w:sz w:val="20"/>
+      </w:rPr>
+    </w:lvl>
+    <w:lvl w:ilvl="2" w:tentative="1">
+      <w:start w:val="1"/>
+      <w:numFmt w:val="bullet"/>
+      <w:lvlText w:val=""/>
+      <w:lvlJc w:val="left"/>
+      <w:pPr>
+        <w:tabs>
+          <w:tab w:val="num" w:pos="2160"/>
+        </w:tabs>
+        <w:ind w:left="2160" w:hanging="360"/>
+      </w:pPr>
+      <w:rPr>
+        <w:rFonts w:ascii="Wingdings" w:hAnsi="Wingdings" w:hint="default"/>
+        <w:sz w:val="20"/>
+      </w:rPr>
+    </w:lvl>
+    <w:lvl w:ilvl="3" w:tentative="1">
+      <w:start w:val="1"/>
+      <w:numFmt w:val="bullet"/>
+      <w:lvlText w:val=""/>
+      <w:lvlJc w:val="left"/>
+      <w:pPr>
+        <w:tabs>
+          <w:tab w:val="num" w:pos="2880"/>
+        </w:tabs>
+        <w:ind w:left="2880" w:hanging="360"/>
+      </w:pPr>
+      <w:rPr>
+        <w:rFonts w:ascii="Wingdings" w:hAnsi="Wingdings" w:hint="default"/>
+        <w:sz w:val="20"/>
+      </w:rPr>
+    </w:lvl>
+    <w:lvl w:ilvl="4" w:tentative="1">
+      <w:start w:val="1"/>
+      <w:numFmt w:val="bullet"/>
+      <w:lvlText w:val=""/>
+      <w:lvlJc w:val="left"/>
+      <w:pPr>
+        <w:tabs>
+          <w:tab w:val="num" w:pos="3600"/>
+        </w:tabs>
+        <w:ind w:left="3600" w:hanging="360"/>
+      </w:pPr>
+      <w:rPr>
+        <w:rFonts w:ascii="Wingdings" w:hAnsi="Wingdings" w:hint="default"/>
+        <w:sz w:val="20"/>
+      </w:rPr>
+    </w:lvl>
+    <w:lvl w:ilvl="5" w:tentative="1">
+      <w:start w:val="1"/>
+      <w:numFmt w:val="bullet"/>
+      <w:lvlText w:val=""/>
+      <w:lvlJc w:val="left"/>
+      <w:pPr>
+        <w:tabs>
+          <w:tab w:val="num" w:pos="4320"/>
+        </w:tabs>
+        <w:ind w:left="4320" w:hanging="360"/>
+      </w:pPr>
+      <w:rPr>
+        <w:rFonts w:ascii="Wingdings" w:hAnsi="Wingdings" w:hint="default"/>
+        <w:sz w:val="20"/>
+      </w:rPr>
+    </w:lvl>
+    <w:lvl w:ilvl="6" w:tentative="1">
+      <w:start w:val="1"/>
+      <w:numFmt w:val="bullet"/>
+      <w:lvlText w:val=""/>
+      <w:lvlJc w:val="left"/>
+      <w:pPr>
+        <w:tabs>
+          <w:tab w:val="num" w:pos="5040"/>
+        </w:tabs>
+        <w:ind w:left="5040" w:hanging="360"/>
+      </w:pPr>
+      <w:rPr>
+        <w:rFonts w:ascii="Wingdings" w:hAnsi="Wingdings" w:hint="default"/>
+        <w:sz w:val="20"/>
+      </w:rPr>
+    </w:lvl>
+    <w:lvl w:ilvl="7" w:tentative="1">
+      <w:start w:val="1"/>
+      <w:numFmt w:val="bullet"/>
+      <w:lvlText w:val=""/>
+      <w:lvlJc w:val="left"/>
+      <w:pPr>
+        <w:tabs>
+          <w:tab w:val="num" w:pos="5760"/>
+        </w:tabs>
+        <w:ind w:left="5760" w:hanging="360"/>
+      </w:pPr>
+      <w:rPr>
+        <w:rFonts w:ascii="Wingdings" w:hAnsi="Wingdings" w:hint="default"/>
+        <w:sz w:val="20"/>
+      </w:rPr>
+    </w:lvl>
+    <w:lvl w:ilvl="8" w:tentative="1">
+      <w:start w:val="1"/>
+      <w:numFmt w:val="bullet"/>
+      <w:lvlText w:val=""/>
+      <w:lvlJc w:val="left"/>
+      <w:pPr>
+        <w:tabs>
+          <w:tab w:val="num" w:pos="6480"/>
+        </w:tabs>
+        <w:ind w:left="6480" w:hanging="360"/>
+      </w:pPr>
+      <w:rPr>
+        <w:rFonts w:ascii="Wingdings" w:hAnsi="Wingdings" w:hint="default"/>
+        <w:sz w:val="20"/>
+      </w:rPr>
+    </w:lvl>
+  </w:abstractNum>
+  <w:abstractNum w:abstractNumId="1" w15:restartNumberingAfterBreak="0">
+    <w:nsid w:val="0DEF391C"/>
+    <w:multiLevelType w:val="multilevel"/>
+    <w:tmpl w:val="3CB69A06"/>
+    <w:lvl w:ilvl="0">
+      <w:start w:val="1"/>
+      <w:numFmt w:val="bullet"/>
+      <w:lvlText w:val=""/>
+      <w:lvlJc w:val="left"/>
+      <w:pPr>
+        <w:tabs>
+          <w:tab w:val="num" w:pos="720"/>
+        </w:tabs>
+        <w:ind w:left="720" w:hanging="360"/>
+      </w:pPr>
+      <w:rPr>
+        <w:rFonts w:ascii="Symbol" w:hAnsi="Symbol" w:hint="default"/>
+        <w:sz w:val="20"/>
+      </w:rPr>
+    </w:lvl>
+    <w:lvl w:ilvl="1">
+      <w:start w:val="1"/>
+      <w:numFmt w:val="decimal"/>
+      <w:lvlText w:val="%2."/>
+      <w:lvlJc w:val="left"/>
+      <w:pPr>
+        <w:tabs>
+          <w:tab w:val="num" w:pos="1440"/>
+        </w:tabs>
+        <w:ind w:left="1440" w:hanging="360"/>
+      </w:pPr>
+    </w:lvl>
+    <w:lvl w:ilvl="2" w:tentative="1">
+      <w:start w:val="1"/>
+      <w:numFmt w:val="bullet"/>
+      <w:lvlText w:val=""/>
+      <w:lvlJc w:val="left"/>
+      <w:pPr>
+        <w:tabs>
+          <w:tab w:val="num" w:pos="2160"/>
+        </w:tabs>
+        <w:ind w:left="2160" w:hanging="360"/>
+      </w:pPr>
+      <w:rPr>
+        <w:rFonts w:ascii="Wingdings" w:hAnsi="Wingdings" w:hint="default"/>
+        <w:sz w:val="20"/>
+      </w:rPr>
+    </w:lvl>
+    <w:lvl w:ilvl="3" w:tentative="1">
+      <w:start w:val="1"/>
+      <w:numFmt w:val="bullet"/>
+      <w:lvlText w:val=""/>
+      <w:lvlJc w:val="left"/>
+      <w:pPr>
+        <w:tabs>
+          <w:tab w:val="num" w:pos="2880"/>
+        </w:tabs>
+        <w:ind w:left="2880" w:hanging="360"/>
+      </w:pPr>
+      <w:rPr>
+        <w:rFonts w:ascii="Wingdings" w:hAnsi="Wingdings" w:hint="default"/>
+        <w:sz w:val="20"/>
+      </w:rPr>
+    </w:lvl>
+    <w:lvl w:ilvl="4" w:tentative="1">
+      <w:start w:val="1"/>
+      <w:numFmt w:val="bullet"/>
+      <w:lvlText w:val=""/>
+      <w:lvlJc w:val="left"/>
+      <w:pPr>
+        <w:tabs>
+          <w:tab w:val="num" w:pos="3600"/>
+        </w:tabs>
+        <w:ind w:left="3600" w:hanging="360"/>
+      </w:pPr>
+      <w:rPr>
+        <w:rFonts w:ascii="Wingdings" w:hAnsi="Wingdings" w:hint="default"/>
+        <w:sz w:val="20"/>
+      </w:rPr>
+    </w:lvl>
+    <w:lvl w:ilvl="5" w:tentative="1">
+      <w:start w:val="1"/>
+      <w:numFmt w:val="bullet"/>
+      <w:lvlText w:val=""/>
+      <w:lvlJc w:val="left"/>
+      <w:pPr>
+        <w:tabs>
+          <w:tab w:val="num" w:pos="4320"/>
+        </w:tabs>
+        <w:ind w:left="4320" w:hanging="360"/>
+      </w:pPr>
+      <w:rPr>
+        <w:rFonts w:ascii="Wingdings" w:hAnsi="Wingdings" w:hint="default"/>
+        <w:sz w:val="20"/>
+      </w:rPr>
+    </w:lvl>
+    <w:lvl w:ilvl="6" w:tentative="1">
+      <w:start w:val="1"/>
+      <w:numFmt w:val="bullet"/>
+      <w:lvlText w:val=""/>
+      <w:lvlJc w:val="left"/>
+      <w:pPr>
+        <w:tabs>
+          <w:tab w:val="num" w:pos="5040"/>
+        </w:tabs>
+        <w:ind w:left="5040" w:hanging="360"/>
+      </w:pPr>
+      <w:rPr>
+        <w:rFonts w:ascii="Wingdings" w:hAnsi="Wingdings" w:hint="default"/>
+        <w:sz w:val="20"/>
+      </w:rPr>
+    </w:lvl>
+    <w:lvl w:ilvl="7" w:tentative="1">
+      <w:start w:val="1"/>
+      <w:numFmt w:val="bullet"/>
+      <w:lvlText w:val=""/>
+      <w:lvlJc w:val="left"/>
+      <w:pPr>
+        <w:tabs>
+          <w:tab w:val="num" w:pos="5760"/>
+        </w:tabs>
+        <w:ind w:left="5760" w:hanging="360"/>
+      </w:pPr>
+      <w:rPr>
+        <w:rFonts w:ascii="Wingdings" w:hAnsi="Wingdings" w:hint="default"/>
+        <w:sz w:val="20"/>
+      </w:rPr>
+    </w:lvl>
+    <w:lvl w:ilvl="8" w:tentative="1">
+      <w:start w:val="1"/>
+      <w:numFmt w:val="bullet"/>
+      <w:lvlText w:val=""/>
+      <w:lvlJc w:val="left"/>
+      <w:pPr>
+        <w:tabs>
+          <w:tab w:val="num" w:pos="6480"/>
+        </w:tabs>
+        <w:ind w:left="6480" w:hanging="360"/>
+      </w:pPr>
+      <w:rPr>
+        <w:rFonts w:ascii="Wingdings" w:hAnsi="Wingdings" w:hint="default"/>
+        <w:sz w:val="20"/>
+      </w:rPr>
+    </w:lvl>
+  </w:abstractNum>
+  <w:abstractNum w:abstractNumId="2" w15:restartNumberingAfterBreak="0">
+    <w:nsid w:val="130A0D86"/>
+    <w:multiLevelType w:val="multilevel"/>
+    <w:tmpl w:val="003C5F88"/>
+    <w:lvl w:ilvl="0">
+      <w:start w:val="1"/>
+      <w:numFmt w:val="decimal"/>
+      <w:lvlText w:val="%1."/>
+      <w:lvlJc w:val="left"/>
+      <w:pPr>
+        <w:tabs>
+          <w:tab w:val="num" w:pos="720"/>
+        </w:tabs>
+        <w:ind w:left="720" w:hanging="360"/>
+      </w:pPr>
+    </w:lvl>
+    <w:lvl w:ilvl="1" w:tentative="1">
+      <w:start w:val="1"/>
+      <w:numFmt w:val="decimal"/>
+      <w:lvlText w:val="%2."/>
+      <w:lvlJc w:val="left"/>
+      <w:pPr>
+        <w:tabs>
+          <w:tab w:val="num" w:pos="1440"/>
+        </w:tabs>
+        <w:ind w:left="1440" w:hanging="360"/>
+      </w:pPr>
+    </w:lvl>
+    <w:lvl w:ilvl="2" w:tentative="1">
+      <w:start w:val="1"/>
+      <w:numFmt w:val="decimal"/>
+      <w:lvlText w:val="%3."/>
+      <w:lvlJc w:val="left"/>
+      <w:pPr>
+        <w:tabs>
+          <w:tab w:val="num" w:pos="2160"/>
+        </w:tabs>
+        <w:ind w:left="2160" w:hanging="360"/>
+      </w:pPr>
+    </w:lvl>
+    <w:lvl w:ilvl="3" w:tentative="1">
+      <w:start w:val="1"/>
+      <w:numFmt w:val="decimal"/>
+      <w:lvlText w:val="%4."/>
+      <w:lvlJc w:val="left"/>
+      <w:pPr>
+        <w:tabs>
+          <w:tab w:val="num" w:pos="2880"/>
+        </w:tabs>
+        <w:ind w:left="2880" w:hanging="360"/>
+      </w:pPr>
+    </w:lvl>
+    <w:lvl w:ilvl="4" w:tentative="1">
+      <w:start w:val="1"/>
+      <w:numFmt w:val="decimal"/>
+      <w:lvlText w:val="%5."/>
+      <w:lvlJc w:val="left"/>
+      <w:pPr>
+        <w:tabs>
+          <w:tab w:val="num" w:pos="3600"/>
+        </w:tabs>
+        <w:ind w:left="3600" w:hanging="360"/>
+      </w:pPr>
+    </w:lvl>
+    <w:lvl w:ilvl="5" w:tentative="1">
+      <w:start w:val="1"/>
+      <w:numFmt w:val="decimal"/>
+      <w:lvlText w:val="%6."/>
+      <w:lvlJc w:val="left"/>
+      <w:pPr>
+        <w:tabs>
+          <w:tab w:val="num" w:pos="4320"/>
+        </w:tabs>
+        <w:ind w:left="4320" w:hanging="360"/>
+      </w:pPr>
+    </w:lvl>
+    <w:lvl w:ilvl="6" w:tentative="1">
+      <w:start w:val="1"/>
+      <w:numFmt w:val="decimal"/>
+      <w:lvlText w:val="%7."/>
+      <w:lvlJc w:val="left"/>
+      <w:pPr>
+        <w:tabs>
+          <w:tab w:val="num" w:pos="5040"/>
+        </w:tabs>
+        <w:ind w:left="5040" w:hanging="360"/>
+      </w:pPr>
+    </w:lvl>
+    <w:lvl w:ilvl="7" w:tentative="1">
+      <w:start w:val="1"/>
+      <w:numFmt w:val="decimal"/>
+      <w:lvlText w:val="%8."/>
+      <w:lvlJc w:val="left"/>
+      <w:pPr>
+        <w:tabs>
+          <w:tab w:val="num" w:pos="5760"/>
+        </w:tabs>
+        <w:ind w:left="5760" w:hanging="360"/>
+      </w:pPr>
+    </w:lvl>
+    <w:lvl w:ilvl="8" w:tentative="1">
+      <w:start w:val="1"/>
+      <w:numFmt w:val="decimal"/>
+      <w:lvlText w:val="%9."/>
+      <w:lvlJc w:val="left"/>
+      <w:pPr>
+        <w:tabs>
+          <w:tab w:val="num" w:pos="6480"/>
+        </w:tabs>
+        <w:ind w:left="6480" w:hanging="360"/>
+      </w:pPr>
+    </w:lvl>
+  </w:abstractNum>
+  <w:abstractNum w:abstractNumId="3" w15:restartNumberingAfterBreak="0">
+    <w:nsid w:val="23146DFB"/>
+    <w:multiLevelType w:val="multilevel"/>
+    <w:tmpl w:val="244CC7B0"/>
+    <w:lvl w:ilvl="0">
+      <w:start w:val="1"/>
+      <w:numFmt w:val="bullet"/>
+      <w:lvlText w:val=""/>
+      <w:lvlJc w:val="left"/>
+      <w:pPr>
+        <w:tabs>
+          <w:tab w:val="num" w:pos="720"/>
+        </w:tabs>
+        <w:ind w:left="720" w:hanging="360"/>
+      </w:pPr>
+      <w:rPr>
+        <w:rFonts w:ascii="Symbol" w:hAnsi="Symbol" w:hint="default"/>
+        <w:sz w:val="20"/>
+      </w:rPr>
+    </w:lvl>
+    <w:lvl w:ilvl="1" w:tentative="1">
+      <w:start w:val="1"/>
+      <w:numFmt w:val="bullet"/>
+      <w:lvlText w:val="o"/>
+      <w:lvlJc w:val="left"/>
+      <w:pPr>
+        <w:tabs>
+          <w:tab w:val="num" w:pos="1440"/>
+        </w:tabs>
+        <w:ind w:left="1440" w:hanging="360"/>
+      </w:pPr>
+      <w:rPr>
+        <w:rFonts w:ascii="Courier New" w:hAnsi="Courier New" w:hint="default"/>
+        <w:sz w:val="20"/>
+      </w:rPr>
+    </w:lvl>
+    <w:lvl w:ilvl="2" w:tentative="1">
+      <w:start w:val="1"/>
+      <w:numFmt w:val="bullet"/>
+      <w:lvlText w:val=""/>
+      <w:lvlJc w:val="left"/>
+      <w:pPr>
+        <w:tabs>
+          <w:tab w:val="num" w:pos="2160"/>
+        </w:tabs>
+        <w:ind w:left="2160" w:hanging="360"/>
+      </w:pPr>
+      <w:rPr>
+        <w:rFonts w:ascii="Wingdings" w:hAnsi="Wingdings" w:hint="default"/>
+        <w:sz w:val="20"/>
+      </w:rPr>
+    </w:lvl>
+    <w:lvl w:ilvl="3" w:tentative="1">
+      <w:start w:val="1"/>
+      <w:numFmt w:val="bullet"/>
+      <w:lvlText w:val=""/>
+      <w:lvlJc w:val="left"/>
+      <w:pPr>
+        <w:tabs>
+          <w:tab w:val="num" w:pos="2880"/>
+        </w:tabs>
+        <w:ind w:left="2880" w:hanging="360"/>
+      </w:pPr>
+      <w:rPr>
+        <w:rFonts w:ascii="Wingdings" w:hAnsi="Wingdings" w:hint="default"/>
+        <w:sz w:val="20"/>
+      </w:rPr>
+    </w:lvl>
+    <w:lvl w:ilvl="4" w:tentative="1">
+      <w:start w:val="1"/>
+      <w:numFmt w:val="bullet"/>
+      <w:lvlText w:val=""/>
+      <w:lvlJc w:val="left"/>
+      <w:pPr>
+        <w:tabs>
+          <w:tab w:val="num" w:pos="3600"/>
+        </w:tabs>
+        <w:ind w:left="3600" w:hanging="360"/>
+      </w:pPr>
+      <w:rPr>
+        <w:rFonts w:ascii="Wingdings" w:hAnsi="Wingdings" w:hint="default"/>
+        <w:sz w:val="20"/>
+      </w:rPr>
+    </w:lvl>
+    <w:lvl w:ilvl="5" w:tentative="1">
+      <w:start w:val="1"/>
+      <w:numFmt w:val="bullet"/>
+      <w:lvlText w:val=""/>
+      <w:lvlJc w:val="left"/>
+      <w:pPr>
+        <w:tabs>
+          <w:tab w:val="num" w:pos="4320"/>
+        </w:tabs>
+        <w:ind w:left="4320" w:hanging="360"/>
+      </w:pPr>
+      <w:rPr>
+        <w:rFonts w:ascii="Wingdings" w:hAnsi="Wingdings" w:hint="default"/>
+        <w:sz w:val="20"/>
+      </w:rPr>
+    </w:lvl>
+    <w:lvl w:ilvl="6" w:tentative="1">
+      <w:start w:val="1"/>
+      <w:numFmt w:val="bullet"/>
+      <w:lvlText w:val=""/>
+      <w:lvlJc w:val="left"/>
+      <w:pPr>
+        <w:tabs>
+          <w:tab w:val="num" w:pos="5040"/>
+        </w:tabs>
+        <w:ind w:left="5040" w:hanging="360"/>
+      </w:pPr>
+      <w:rPr>
+        <w:rFonts w:ascii="Wingdings" w:hAnsi="Wingdings" w:hint="default"/>
+        <w:sz w:val="20"/>
+      </w:rPr>
+    </w:lvl>
+    <w:lvl w:ilvl="7" w:tentative="1">
+      <w:start w:val="1"/>
+      <w:numFmt w:val="bullet"/>
+      <w:lvlText w:val=""/>
+      <w:lvlJc w:val="left"/>
+      <w:pPr>
+        <w:tabs>
+          <w:tab w:val="num" w:pos="5760"/>
+        </w:tabs>
+        <w:ind w:left="5760" w:hanging="360"/>
+      </w:pPr>
+      <w:rPr>
+        <w:rFonts w:ascii="Wingdings" w:hAnsi="Wingdings" w:hint="default"/>
+        <w:sz w:val="20"/>
+      </w:rPr>
+    </w:lvl>
+    <w:lvl w:ilvl="8" w:tentative="1">
+      <w:start w:val="1"/>
+      <w:numFmt w:val="bullet"/>
+      <w:lvlText w:val=""/>
+      <w:lvlJc w:val="left"/>
+      <w:pPr>
+        <w:tabs>
+          <w:tab w:val="num" w:pos="6480"/>
+        </w:tabs>
+        <w:ind w:left="6480" w:hanging="360"/>
+      </w:pPr>
+      <w:rPr>
+        <w:rFonts w:ascii="Wingdings" w:hAnsi="Wingdings" w:hint="default"/>
+        <w:sz w:val="20"/>
+      </w:rPr>
+    </w:lvl>
+  </w:abstractNum>
+  <w:abstractNum w:abstractNumId="4" w15:restartNumberingAfterBreak="0">
+    <w:nsid w:val="2EED77CF"/>
+    <w:multiLevelType w:val="multilevel"/>
+    <w:tmpl w:val="048EF964"/>
+    <w:lvl w:ilvl="0">
+      <w:start w:val="1"/>
+      <w:numFmt w:val="bullet"/>
+      <w:lvlText w:val=""/>
+      <w:lvlJc w:val="left"/>
+      <w:pPr>
+        <w:tabs>
+          <w:tab w:val="num" w:pos="720"/>
+        </w:tabs>
+        <w:ind w:left="720" w:hanging="360"/>
+      </w:pPr>
+      <w:rPr>
+        <w:rFonts w:ascii="Symbol" w:hAnsi="Symbol" w:hint="default"/>
+        <w:sz w:val="20"/>
+      </w:rPr>
+    </w:lvl>
+    <w:lvl w:ilvl="1" w:tentative="1">
+      <w:start w:val="1"/>
+      <w:numFmt w:val="bullet"/>
+      <w:lvlText w:val="o"/>
+      <w:lvlJc w:val="left"/>
+      <w:pPr>
+        <w:tabs>
+          <w:tab w:val="num" w:pos="1440"/>
+        </w:tabs>
+        <w:ind w:left="1440" w:hanging="360"/>
+      </w:pPr>
+      <w:rPr>
+        <w:rFonts w:ascii="Courier New" w:hAnsi="Courier New" w:hint="default"/>
+        <w:sz w:val="20"/>
+      </w:rPr>
+    </w:lvl>
+    <w:lvl w:ilvl="2" w:tentative="1">
+      <w:start w:val="1"/>
+      <w:numFmt w:val="bullet"/>
+      <w:lvlText w:val=""/>
+      <w:lvlJc w:val="left"/>
+      <w:pPr>
+        <w:tabs>
+          <w:tab w:val="num" w:pos="2160"/>
+        </w:tabs>
+        <w:ind w:left="2160" w:hanging="360"/>
+      </w:pPr>
+      <w:rPr>
+        <w:rFonts w:ascii="Wingdings" w:hAnsi="Wingdings" w:hint="default"/>
+        <w:sz w:val="20"/>
+      </w:rPr>
+    </w:lvl>
+    <w:lvl w:ilvl="3" w:tentative="1">
+      <w:start w:val="1"/>
+      <w:numFmt w:val="bullet"/>
+      <w:lvlText w:val=""/>
+      <w:lvlJc w:val="left"/>
+      <w:pPr>
+        <w:tabs>
+          <w:tab w:val="num" w:pos="2880"/>
+        </w:tabs>
+        <w:ind w:left="2880" w:hanging="360"/>
+      </w:pPr>
+      <w:rPr>
+        <w:rFonts w:ascii="Wingdings" w:hAnsi="Wingdings" w:hint="default"/>
+        <w:sz w:val="20"/>
+      </w:rPr>
+    </w:lvl>
+    <w:lvl w:ilvl="4" w:tentative="1">
+      <w:start w:val="1"/>
+      <w:numFmt w:val="bullet"/>
+      <w:lvlText w:val=""/>
+      <w:lvlJc w:val="left"/>
+      <w:pPr>
+        <w:tabs>
+          <w:tab w:val="num" w:pos="3600"/>
+        </w:tabs>
+        <w:ind w:left="3600" w:hanging="360"/>
+      </w:pPr>
+      <w:rPr>
+        <w:rFonts w:ascii="Wingdings" w:hAnsi="Wingdings" w:hint="default"/>
+        <w:sz w:val="20"/>
+      </w:rPr>
+    </w:lvl>
+    <w:lvl w:ilvl="5" w:tentative="1">
+      <w:start w:val="1"/>
+      <w:numFmt w:val="bullet"/>
+      <w:lvlText w:val=""/>
+      <w:lvlJc w:val="left"/>
+      <w:pPr>
+        <w:tabs>
+          <w:tab w:val="num" w:pos="4320"/>
+        </w:tabs>
+        <w:ind w:left="4320" w:hanging="360"/>
+      </w:pPr>
+      <w:rPr>
+        <w:rFonts w:ascii="Wingdings" w:hAnsi="Wingdings" w:hint="default"/>
+        <w:sz w:val="20"/>
+      </w:rPr>
+    </w:lvl>
+    <w:lvl w:ilvl="6" w:tentative="1">
+      <w:start w:val="1"/>
+      <w:numFmt w:val="bullet"/>
+      <w:lvlText w:val=""/>
+      <w:lvlJc w:val="left"/>
+      <w:pPr>
+        <w:tabs>
+          <w:tab w:val="num" w:pos="5040"/>
+        </w:tabs>
+        <w:ind w:left="5040" w:hanging="360"/>
+      </w:pPr>
+      <w:rPr>
+        <w:rFonts w:ascii="Wingdings" w:hAnsi="Wingdings" w:hint="default"/>
+        <w:sz w:val="20"/>
+      </w:rPr>
+    </w:lvl>
+    <w:lvl w:ilvl="7" w:tentative="1">
+      <w:start w:val="1"/>
+      <w:numFmt w:val="bullet"/>
+      <w:lvlText w:val=""/>
+      <w:lvlJc w:val="left"/>
+      <w:pPr>
+        <w:tabs>
+          <w:tab w:val="num" w:pos="5760"/>
+        </w:tabs>
+        <w:ind w:left="5760" w:hanging="360"/>
+      </w:pPr>
+      <w:rPr>
+        <w:rFonts w:ascii="Wingdings" w:hAnsi="Wingdings" w:hint="default"/>
+        <w:sz w:val="20"/>
+      </w:rPr>
+    </w:lvl>
+    <w:lvl w:ilvl="8" w:tentative="1">
+      <w:start w:val="1"/>
+      <w:numFmt w:val="bullet"/>
+      <w:lvlText w:val=""/>
+      <w:lvlJc w:val="left"/>
+      <w:pPr>
+        <w:tabs>
+          <w:tab w:val="num" w:pos="6480"/>
+        </w:tabs>
+        <w:ind w:left="6480" w:hanging="360"/>
+      </w:pPr>
+      <w:rPr>
+        <w:rFonts w:ascii="Wingdings" w:hAnsi="Wingdings" w:hint="default"/>
+        <w:sz w:val="20"/>
+      </w:rPr>
+    </w:lvl>
+  </w:abstractNum>
+  <w:abstractNum w:abstractNumId="5" w15:restartNumberingAfterBreak="0">
+    <w:nsid w:val="304D2C90"/>
+    <w:multiLevelType w:val="multilevel"/>
+    <w:tmpl w:val="B2D06738"/>
+    <w:lvl w:ilvl="0">
+      <w:start w:val="1"/>
+      <w:numFmt w:val="decimal"/>
+      <w:lvlText w:val="%1."/>
+      <w:lvlJc w:val="left"/>
+      <w:pPr>
+        <w:tabs>
+          <w:tab w:val="num" w:pos="720"/>
+        </w:tabs>
+        <w:ind w:left="720" w:hanging="360"/>
+      </w:pPr>
+    </w:lvl>
+    <w:lvl w:ilvl="1">
+      <w:start w:val="1"/>
+      <w:numFmt w:val="bullet"/>
+      <w:lvlText w:val="o"/>
+      <w:lvlJc w:val="left"/>
+      <w:pPr>
+        <w:tabs>
+          <w:tab w:val="num" w:pos="1440"/>
+        </w:tabs>
+        <w:ind w:left="1440" w:hanging="360"/>
+      </w:pPr>
+      <w:rPr>
+        <w:rFonts w:ascii="Courier New" w:hAnsi="Courier New" w:hint="default"/>
+        <w:sz w:val="20"/>
+      </w:rPr>
+    </w:lvl>
+    <w:lvl w:ilvl="2" w:tentative="1">
+      <w:start w:val="1"/>
+      <w:numFmt w:val="decimal"/>
+      <w:lvlText w:val="%3."/>
+      <w:lvlJc w:val="left"/>
+      <w:pPr>
+        <w:tabs>
+          <w:tab w:val="num" w:pos="2160"/>
+        </w:tabs>
+        <w:ind w:left="2160" w:hanging="360"/>
+      </w:pPr>
+    </w:lvl>
+    <w:lvl w:ilvl="3" w:tentative="1">
+      <w:start w:val="1"/>
+      <w:numFmt w:val="decimal"/>
+      <w:lvlText w:val="%4."/>
+      <w:lvlJc w:val="left"/>
+      <w:pPr>
+        <w:tabs>
+          <w:tab w:val="num" w:pos="2880"/>
+        </w:tabs>
+        <w:ind w:left="2880" w:hanging="360"/>
+      </w:pPr>
+    </w:lvl>
+    <w:lvl w:ilvl="4" w:tentative="1">
+      <w:start w:val="1"/>
+      <w:numFmt w:val="decimal"/>
+      <w:lvlText w:val="%5."/>
+      <w:lvlJc w:val="left"/>
+      <w:pPr>
+        <w:tabs>
+          <w:tab w:val="num" w:pos="3600"/>
+        </w:tabs>
+        <w:ind w:left="3600" w:hanging="360"/>
+      </w:pPr>
+    </w:lvl>
+    <w:lvl w:ilvl="5" w:tentative="1">
+      <w:start w:val="1"/>
+      <w:numFmt w:val="decimal"/>
+      <w:lvlText w:val="%6."/>
+      <w:lvlJc w:val="left"/>
+      <w:pPr>
+        <w:tabs>
+          <w:tab w:val="num" w:pos="4320"/>
+        </w:tabs>
+        <w:ind w:left="4320" w:hanging="360"/>
+      </w:pPr>
+    </w:lvl>
+    <w:lvl w:ilvl="6" w:tentative="1">
+      <w:start w:val="1"/>
+      <w:numFmt w:val="decimal"/>
+      <w:lvlText w:val="%7."/>
+      <w:lvlJc w:val="left"/>
+      <w:pPr>
+        <w:tabs>
+          <w:tab w:val="num" w:pos="5040"/>
+        </w:tabs>
+        <w:ind w:left="5040" w:hanging="360"/>
+      </w:pPr>
+    </w:lvl>
+    <w:lvl w:ilvl="7" w:tentative="1">
+      <w:start w:val="1"/>
+      <w:numFmt w:val="decimal"/>
+      <w:lvlText w:val="%8."/>
+      <w:lvlJc w:val="left"/>
+      <w:pPr>
+        <w:tabs>
+          <w:tab w:val="num" w:pos="5760"/>
+        </w:tabs>
+        <w:ind w:left="5760" w:hanging="360"/>
+      </w:pPr>
+    </w:lvl>
+    <w:lvl w:ilvl="8" w:tentative="1">
+      <w:start w:val="1"/>
+      <w:numFmt w:val="decimal"/>
+      <w:lvlText w:val="%9."/>
+      <w:lvlJc w:val="left"/>
+      <w:pPr>
+        <w:tabs>
+          <w:tab w:val="num" w:pos="6480"/>
+        </w:tabs>
+        <w:ind w:left="6480" w:hanging="360"/>
+      </w:pPr>
+    </w:lvl>
+  </w:abstractNum>
+  <w:abstractNum w:abstractNumId="6" w15:restartNumberingAfterBreak="0">
+    <w:nsid w:val="3E6E3613"/>
+    <w:multiLevelType w:val="multilevel"/>
+    <w:tmpl w:val="5C76B8E2"/>
+    <w:lvl w:ilvl="0">
+      <w:start w:val="1"/>
+      <w:numFmt w:val="bullet"/>
+      <w:lvlText w:val=""/>
+      <w:lvlJc w:val="left"/>
+      <w:pPr>
+        <w:tabs>
+          <w:tab w:val="num" w:pos="720"/>
+        </w:tabs>
+        <w:ind w:left="720" w:hanging="360"/>
+      </w:pPr>
+      <w:rPr>
+        <w:rFonts w:ascii="Symbol" w:hAnsi="Symbol" w:hint="default"/>
+        <w:sz w:val="20"/>
+      </w:rPr>
+    </w:lvl>
+    <w:lvl w:ilvl="1" w:tentative="1">
+      <w:start w:val="1"/>
+      <w:numFmt w:val="bullet"/>
+      <w:lvlText w:val="o"/>
+      <w:lvlJc w:val="left"/>
+      <w:pPr>
+        <w:tabs>
+          <w:tab w:val="num" w:pos="1440"/>
+        </w:tabs>
+        <w:ind w:left="1440" w:hanging="360"/>
+      </w:pPr>
+      <w:rPr>
+        <w:rFonts w:ascii="Courier New" w:hAnsi="Courier New" w:hint="default"/>
+        <w:sz w:val="20"/>
+      </w:rPr>
+    </w:lvl>
+    <w:lvl w:ilvl="2" w:tentative="1">
+      <w:start w:val="1"/>
+      <w:numFmt w:val="bullet"/>
+      <w:lvlText w:val=""/>
+      <w:lvlJc w:val="left"/>
+      <w:pPr>
+        <w:tabs>
+          <w:tab w:val="num" w:pos="2160"/>
+        </w:tabs>
+        <w:ind w:left="2160" w:hanging="360"/>
+      </w:pPr>
+      <w:rPr>
+        <w:rFonts w:ascii="Wingdings" w:hAnsi="Wingdings" w:hint="default"/>
+        <w:sz w:val="20"/>
+      </w:rPr>
+    </w:lvl>
+    <w:lvl w:ilvl="3" w:tentative="1">
+      <w:start w:val="1"/>
+      <w:numFmt w:val="bullet"/>
+      <w:lvlText w:val=""/>
+      <w:lvlJc w:val="left"/>
+      <w:pPr>
+        <w:tabs>
+          <w:tab w:val="num" w:pos="2880"/>
+        </w:tabs>
+        <w:ind w:left="2880" w:hanging="360"/>
+      </w:pPr>
+      <w:rPr>
+        <w:rFonts w:ascii="Wingdings" w:hAnsi="Wingdings" w:hint="default"/>
+        <w:sz w:val="20"/>
+      </w:rPr>
+    </w:lvl>
+    <w:lvl w:ilvl="4" w:tentative="1">
+      <w:start w:val="1"/>
+      <w:numFmt w:val="bullet"/>
+      <w:lvlText w:val=""/>
+      <w:lvlJc w:val="left"/>
+      <w:pPr>
+        <w:tabs>
+          <w:tab w:val="num" w:pos="3600"/>
+        </w:tabs>
+        <w:ind w:left="3600" w:hanging="360"/>
+      </w:pPr>
+      <w:rPr>
+        <w:rFonts w:ascii="Wingdings" w:hAnsi="Wingdings" w:hint="default"/>
+        <w:sz w:val="20"/>
+      </w:rPr>
+    </w:lvl>
+    <w:lvl w:ilvl="5" w:tentative="1">
+      <w:start w:val="1"/>
+      <w:numFmt w:val="bullet"/>
+      <w:lvlText w:val=""/>
+      <w:lvlJc w:val="left"/>
+      <w:pPr>
+        <w:tabs>
+          <w:tab w:val="num" w:pos="4320"/>
+        </w:tabs>
+        <w:ind w:left="4320" w:hanging="360"/>
+      </w:pPr>
+      <w:rPr>
+        <w:rFonts w:ascii="Wingdings" w:hAnsi="Wingdings" w:hint="default"/>
+        <w:sz w:val="20"/>
+      </w:rPr>
+    </w:lvl>
+    <w:lvl w:ilvl="6" w:tentative="1">
+      <w:start w:val="1"/>
+      <w:numFmt w:val="bullet"/>
+      <w:lvlText w:val=""/>
+      <w:lvlJc w:val="left"/>
+      <w:pPr>
+        <w:tabs>
+          <w:tab w:val="num" w:pos="5040"/>
+        </w:tabs>
+        <w:ind w:left="5040" w:hanging="360"/>
+      </w:pPr>
+      <w:rPr>
+        <w:rFonts w:ascii="Wingdings" w:hAnsi="Wingdings" w:hint="default"/>
+        <w:sz w:val="20"/>
+      </w:rPr>
+    </w:lvl>
+    <w:lvl w:ilvl="7" w:tentative="1">
+      <w:start w:val="1"/>
+      <w:numFmt w:val="bullet"/>
+      <w:lvlText w:val=""/>
+      <w:lvlJc w:val="left"/>
+      <w:pPr>
+        <w:tabs>
+          <w:tab w:val="num" w:pos="5760"/>
+        </w:tabs>
+        <w:ind w:left="5760" w:hanging="360"/>
+      </w:pPr>
+      <w:rPr>
+        <w:rFonts w:ascii="Wingdings" w:hAnsi="Wingdings" w:hint="default"/>
+        <w:sz w:val="20"/>
+      </w:rPr>
+    </w:lvl>
+    <w:lvl w:ilvl="8" w:tentative="1">
+      <w:start w:val="1"/>
+      <w:numFmt w:val="bullet"/>
+      <w:lvlText w:val=""/>
+      <w:lvlJc w:val="left"/>
+      <w:pPr>
+        <w:tabs>
+          <w:tab w:val="num" w:pos="6480"/>
+        </w:tabs>
+        <w:ind w:left="6480" w:hanging="360"/>
+      </w:pPr>
+      <w:rPr>
+        <w:rFonts w:ascii="Wingdings" w:hAnsi="Wingdings" w:hint="default"/>
+        <w:sz w:val="20"/>
+      </w:rPr>
+    </w:lvl>
+  </w:abstractNum>
+  <w:abstractNum w:abstractNumId="7" w15:restartNumberingAfterBreak="0">
+    <w:nsid w:val="44606893"/>
+    <w:multiLevelType w:val="multilevel"/>
+    <w:tmpl w:val="1844659E"/>
+    <w:lvl w:ilvl="0">
+      <w:start w:val="1"/>
+      <w:numFmt w:val="bullet"/>
+      <w:lvlText w:val=""/>
+      <w:lvlJc w:val="left"/>
+      <w:pPr>
+        <w:tabs>
+          <w:tab w:val="num" w:pos="720"/>
+        </w:tabs>
+        <w:ind w:left="720" w:hanging="360"/>
+      </w:pPr>
+      <w:rPr>
+        <w:rFonts w:ascii="Symbol" w:hAnsi="Symbol" w:hint="default"/>
+        <w:sz w:val="20"/>
+      </w:rPr>
+    </w:lvl>
+    <w:lvl w:ilvl="1" w:tentative="1">
+      <w:start w:val="1"/>
+      <w:numFmt w:val="bullet"/>
+      <w:lvlText w:val="o"/>
+      <w:lvlJc w:val="left"/>
+      <w:pPr>
+        <w:tabs>
+          <w:tab w:val="num" w:pos="1440"/>
+        </w:tabs>
+        <w:ind w:left="1440" w:hanging="360"/>
+      </w:pPr>
+      <w:rPr>
+        <w:rFonts w:ascii="Courier New" w:hAnsi="Courier New" w:hint="default"/>
+        <w:sz w:val="20"/>
+      </w:rPr>
+    </w:lvl>
+    <w:lvl w:ilvl="2" w:tentative="1">
+      <w:start w:val="1"/>
+      <w:numFmt w:val="bullet"/>
+      <w:lvlText w:val=""/>
+      <w:lvlJc w:val="left"/>
+      <w:pPr>
+        <w:tabs>
+          <w:tab w:val="num" w:pos="2160"/>
+        </w:tabs>
+        <w:ind w:left="2160" w:hanging="360"/>
+      </w:pPr>
+      <w:rPr>
+        <w:rFonts w:ascii="Wingdings" w:hAnsi="Wingdings" w:hint="default"/>
+        <w:sz w:val="20"/>
+      </w:rPr>
+    </w:lvl>
+    <w:lvl w:ilvl="3" w:tentative="1">
+      <w:start w:val="1"/>
+      <w:numFmt w:val="bullet"/>
+      <w:lvlText w:val=""/>
+      <w:lvlJc w:val="left"/>
+      <w:pPr>
+        <w:tabs>
+          <w:tab w:val="num" w:pos="2880"/>
+        </w:tabs>
+        <w:ind w:left="2880" w:hanging="360"/>
+      </w:pPr>
+      <w:rPr>
+        <w:rFonts w:ascii="Wingdings" w:hAnsi="Wingdings" w:hint="default"/>
+        <w:sz w:val="20"/>
+      </w:rPr>
+    </w:lvl>
+    <w:lvl w:ilvl="4" w:tentative="1">
+      <w:start w:val="1"/>
+      <w:numFmt w:val="bullet"/>
+      <w:lvlText w:val=""/>
+      <w:lvlJc w:val="left"/>
+      <w:pPr>
+        <w:tabs>
+          <w:tab w:val="num" w:pos="3600"/>
+        </w:tabs>
+        <w:ind w:left="3600" w:hanging="360"/>
+      </w:pPr>
+      <w:rPr>
+        <w:rFonts w:ascii="Wingdings" w:hAnsi="Wingdings" w:hint="default"/>
+        <w:sz w:val="20"/>
+      </w:rPr>
+    </w:lvl>
+    <w:lvl w:ilvl="5" w:tentative="1">
+      <w:start w:val="1"/>
+      <w:numFmt w:val="bullet"/>
+      <w:lvlText w:val=""/>
+      <w:lvlJc w:val="left"/>
+      <w:pPr>
+        <w:tabs>
+          <w:tab w:val="num" w:pos="4320"/>
+        </w:tabs>
+        <w:ind w:left="4320" w:hanging="360"/>
+      </w:pPr>
+      <w:rPr>
+        <w:rFonts w:ascii="Wingdings" w:hAnsi="Wingdings" w:hint="default"/>
+        <w:sz w:val="20"/>
+      </w:rPr>
+    </w:lvl>
+    <w:lvl w:ilvl="6" w:tentative="1">
+      <w:start w:val="1"/>
+      <w:numFmt w:val="bullet"/>
+      <w:lvlText w:val=""/>
+      <w:lvlJc w:val="left"/>
+      <w:pPr>
+        <w:tabs>
+          <w:tab w:val="num" w:pos="5040"/>
+        </w:tabs>
+        <w:ind w:left="5040" w:hanging="360"/>
+      </w:pPr>
+      <w:rPr>
+        <w:rFonts w:ascii="Wingdings" w:hAnsi="Wingdings" w:hint="default"/>
+        <w:sz w:val="20"/>
+      </w:rPr>
+    </w:lvl>
+    <w:lvl w:ilvl="7" w:tentative="1">
+      <w:start w:val="1"/>
+      <w:numFmt w:val="bullet"/>
+      <w:lvlText w:val=""/>
+      <w:lvlJc w:val="left"/>
+      <w:pPr>
+        <w:tabs>
+          <w:tab w:val="num" w:pos="5760"/>
+        </w:tabs>
+        <w:ind w:left="5760" w:hanging="360"/>
+      </w:pPr>
+      <w:rPr>
+        <w:rFonts w:ascii="Wingdings" w:hAnsi="Wingdings" w:hint="default"/>
+        <w:sz w:val="20"/>
+      </w:rPr>
+    </w:lvl>
+    <w:lvl w:ilvl="8" w:tentative="1">
+      <w:start w:val="1"/>
+      <w:numFmt w:val="bullet"/>
+      <w:lvlText w:val=""/>
+      <w:lvlJc w:val="left"/>
+      <w:pPr>
+        <w:tabs>
+          <w:tab w:val="num" w:pos="6480"/>
+        </w:tabs>
+        <w:ind w:left="6480" w:hanging="360"/>
+      </w:pPr>
+      <w:rPr>
+        <w:rFonts w:ascii="Wingdings" w:hAnsi="Wingdings" w:hint="default"/>
+        <w:sz w:val="20"/>
+      </w:rPr>
+    </w:lvl>
+  </w:abstractNum>
+  <w:abstractNum w:abstractNumId="8" w15:restartNumberingAfterBreak="0">
     <w:nsid w:val="46EE4F59"/>
     <w:multiLevelType w:val="hybridMultilevel"/>
     <w:tmpl w:val="A906BB2E"/>
@@ -1080,8 +4300,908 @@
       </w:rPr>
     </w:lvl>
   </w:abstractNum>
+  <w:abstractNum w:abstractNumId="9" w15:restartNumberingAfterBreak="0">
+    <w:nsid w:val="5A291CAB"/>
+    <w:multiLevelType w:val="multilevel"/>
+    <w:tmpl w:val="F50A35D0"/>
+    <w:lvl w:ilvl="0">
+      <w:start w:val="1"/>
+      <w:numFmt w:val="decimal"/>
+      <w:lvlText w:val="%1."/>
+      <w:lvlJc w:val="left"/>
+      <w:pPr>
+        <w:tabs>
+          <w:tab w:val="num" w:pos="720"/>
+        </w:tabs>
+        <w:ind w:left="720" w:hanging="360"/>
+      </w:pPr>
+    </w:lvl>
+    <w:lvl w:ilvl="1" w:tentative="1">
+      <w:start w:val="1"/>
+      <w:numFmt w:val="decimal"/>
+      <w:lvlText w:val="%2."/>
+      <w:lvlJc w:val="left"/>
+      <w:pPr>
+        <w:tabs>
+          <w:tab w:val="num" w:pos="1440"/>
+        </w:tabs>
+        <w:ind w:left="1440" w:hanging="360"/>
+      </w:pPr>
+    </w:lvl>
+    <w:lvl w:ilvl="2" w:tentative="1">
+      <w:start w:val="1"/>
+      <w:numFmt w:val="decimal"/>
+      <w:lvlText w:val="%3."/>
+      <w:lvlJc w:val="left"/>
+      <w:pPr>
+        <w:tabs>
+          <w:tab w:val="num" w:pos="2160"/>
+        </w:tabs>
+        <w:ind w:left="2160" w:hanging="360"/>
+      </w:pPr>
+    </w:lvl>
+    <w:lvl w:ilvl="3" w:tentative="1">
+      <w:start w:val="1"/>
+      <w:numFmt w:val="decimal"/>
+      <w:lvlText w:val="%4."/>
+      <w:lvlJc w:val="left"/>
+      <w:pPr>
+        <w:tabs>
+          <w:tab w:val="num" w:pos="2880"/>
+        </w:tabs>
+        <w:ind w:left="2880" w:hanging="360"/>
+      </w:pPr>
+    </w:lvl>
+    <w:lvl w:ilvl="4" w:tentative="1">
+      <w:start w:val="1"/>
+      <w:numFmt w:val="decimal"/>
+      <w:lvlText w:val="%5."/>
+      <w:lvlJc w:val="left"/>
+      <w:pPr>
+        <w:tabs>
+          <w:tab w:val="num" w:pos="3600"/>
+        </w:tabs>
+        <w:ind w:left="3600" w:hanging="360"/>
+      </w:pPr>
+    </w:lvl>
+    <w:lvl w:ilvl="5" w:tentative="1">
+      <w:start w:val="1"/>
+      <w:numFmt w:val="decimal"/>
+      <w:lvlText w:val="%6."/>
+      <w:lvlJc w:val="left"/>
+      <w:pPr>
+        <w:tabs>
+          <w:tab w:val="num" w:pos="4320"/>
+        </w:tabs>
+        <w:ind w:left="4320" w:hanging="360"/>
+      </w:pPr>
+    </w:lvl>
+    <w:lvl w:ilvl="6" w:tentative="1">
+      <w:start w:val="1"/>
+      <w:numFmt w:val="decimal"/>
+      <w:lvlText w:val="%7."/>
+      <w:lvlJc w:val="left"/>
+      <w:pPr>
+        <w:tabs>
+          <w:tab w:val="num" w:pos="5040"/>
+        </w:tabs>
+        <w:ind w:left="5040" w:hanging="360"/>
+      </w:pPr>
+    </w:lvl>
+    <w:lvl w:ilvl="7" w:tentative="1">
+      <w:start w:val="1"/>
+      <w:numFmt w:val="decimal"/>
+      <w:lvlText w:val="%8."/>
+      <w:lvlJc w:val="left"/>
+      <w:pPr>
+        <w:tabs>
+          <w:tab w:val="num" w:pos="5760"/>
+        </w:tabs>
+        <w:ind w:left="5760" w:hanging="360"/>
+      </w:pPr>
+    </w:lvl>
+    <w:lvl w:ilvl="8" w:tentative="1">
+      <w:start w:val="1"/>
+      <w:numFmt w:val="decimal"/>
+      <w:lvlText w:val="%9."/>
+      <w:lvlJc w:val="left"/>
+      <w:pPr>
+        <w:tabs>
+          <w:tab w:val="num" w:pos="6480"/>
+        </w:tabs>
+        <w:ind w:left="6480" w:hanging="360"/>
+      </w:pPr>
+    </w:lvl>
+  </w:abstractNum>
+  <w:abstractNum w:abstractNumId="10" w15:restartNumberingAfterBreak="0">
+    <w:nsid w:val="670C060E"/>
+    <w:multiLevelType w:val="multilevel"/>
+    <w:tmpl w:val="CAA21F10"/>
+    <w:lvl w:ilvl="0">
+      <w:start w:val="1"/>
+      <w:numFmt w:val="bullet"/>
+      <w:lvlText w:val=""/>
+      <w:lvlJc w:val="left"/>
+      <w:pPr>
+        <w:tabs>
+          <w:tab w:val="num" w:pos="720"/>
+        </w:tabs>
+        <w:ind w:left="720" w:hanging="360"/>
+      </w:pPr>
+      <w:rPr>
+        <w:rFonts w:ascii="Symbol" w:hAnsi="Symbol" w:hint="default"/>
+        <w:sz w:val="20"/>
+      </w:rPr>
+    </w:lvl>
+    <w:lvl w:ilvl="1" w:tentative="1">
+      <w:start w:val="1"/>
+      <w:numFmt w:val="bullet"/>
+      <w:lvlText w:val="o"/>
+      <w:lvlJc w:val="left"/>
+      <w:pPr>
+        <w:tabs>
+          <w:tab w:val="num" w:pos="1440"/>
+        </w:tabs>
+        <w:ind w:left="1440" w:hanging="360"/>
+      </w:pPr>
+      <w:rPr>
+        <w:rFonts w:ascii="Courier New" w:hAnsi="Courier New" w:hint="default"/>
+        <w:sz w:val="20"/>
+      </w:rPr>
+    </w:lvl>
+    <w:lvl w:ilvl="2" w:tentative="1">
+      <w:start w:val="1"/>
+      <w:numFmt w:val="bullet"/>
+      <w:lvlText w:val=""/>
+      <w:lvlJc w:val="left"/>
+      <w:pPr>
+        <w:tabs>
+          <w:tab w:val="num" w:pos="2160"/>
+        </w:tabs>
+        <w:ind w:left="2160" w:hanging="360"/>
+      </w:pPr>
+      <w:rPr>
+        <w:rFonts w:ascii="Wingdings" w:hAnsi="Wingdings" w:hint="default"/>
+        <w:sz w:val="20"/>
+      </w:rPr>
+    </w:lvl>
+    <w:lvl w:ilvl="3" w:tentative="1">
+      <w:start w:val="1"/>
+      <w:numFmt w:val="bullet"/>
+      <w:lvlText w:val=""/>
+      <w:lvlJc w:val="left"/>
+      <w:pPr>
+        <w:tabs>
+          <w:tab w:val="num" w:pos="2880"/>
+        </w:tabs>
+        <w:ind w:left="2880" w:hanging="360"/>
+      </w:pPr>
+      <w:rPr>
+        <w:rFonts w:ascii="Wingdings" w:hAnsi="Wingdings" w:hint="default"/>
+        <w:sz w:val="20"/>
+      </w:rPr>
+    </w:lvl>
+    <w:lvl w:ilvl="4" w:tentative="1">
+      <w:start w:val="1"/>
+      <w:numFmt w:val="bullet"/>
+      <w:lvlText w:val=""/>
+      <w:lvlJc w:val="left"/>
+      <w:pPr>
+        <w:tabs>
+          <w:tab w:val="num" w:pos="3600"/>
+        </w:tabs>
+        <w:ind w:left="3600" w:hanging="360"/>
+      </w:pPr>
+      <w:rPr>
+        <w:rFonts w:ascii="Wingdings" w:hAnsi="Wingdings" w:hint="default"/>
+        <w:sz w:val="20"/>
+      </w:rPr>
+    </w:lvl>
+    <w:lvl w:ilvl="5" w:tentative="1">
+      <w:start w:val="1"/>
+      <w:numFmt w:val="bullet"/>
+      <w:lvlText w:val=""/>
+      <w:lvlJc w:val="left"/>
+      <w:pPr>
+        <w:tabs>
+          <w:tab w:val="num" w:pos="4320"/>
+        </w:tabs>
+        <w:ind w:left="4320" w:hanging="360"/>
+      </w:pPr>
+      <w:rPr>
+        <w:rFonts w:ascii="Wingdings" w:hAnsi="Wingdings" w:hint="default"/>
+        <w:sz w:val="20"/>
+      </w:rPr>
+    </w:lvl>
+    <w:lvl w:ilvl="6" w:tentative="1">
+      <w:start w:val="1"/>
+      <w:numFmt w:val="bullet"/>
+      <w:lvlText w:val=""/>
+      <w:lvlJc w:val="left"/>
+      <w:pPr>
+        <w:tabs>
+          <w:tab w:val="num" w:pos="5040"/>
+        </w:tabs>
+        <w:ind w:left="5040" w:hanging="360"/>
+      </w:pPr>
+      <w:rPr>
+        <w:rFonts w:ascii="Wingdings" w:hAnsi="Wingdings" w:hint="default"/>
+        <w:sz w:val="20"/>
+      </w:rPr>
+    </w:lvl>
+    <w:lvl w:ilvl="7" w:tentative="1">
+      <w:start w:val="1"/>
+      <w:numFmt w:val="bullet"/>
+      <w:lvlText w:val=""/>
+      <w:lvlJc w:val="left"/>
+      <w:pPr>
+        <w:tabs>
+          <w:tab w:val="num" w:pos="5760"/>
+        </w:tabs>
+        <w:ind w:left="5760" w:hanging="360"/>
+      </w:pPr>
+      <w:rPr>
+        <w:rFonts w:ascii="Wingdings" w:hAnsi="Wingdings" w:hint="default"/>
+        <w:sz w:val="20"/>
+      </w:rPr>
+    </w:lvl>
+    <w:lvl w:ilvl="8" w:tentative="1">
+      <w:start w:val="1"/>
+      <w:numFmt w:val="bullet"/>
+      <w:lvlText w:val=""/>
+      <w:lvlJc w:val="left"/>
+      <w:pPr>
+        <w:tabs>
+          <w:tab w:val="num" w:pos="6480"/>
+        </w:tabs>
+        <w:ind w:left="6480" w:hanging="360"/>
+      </w:pPr>
+      <w:rPr>
+        <w:rFonts w:ascii="Wingdings" w:hAnsi="Wingdings" w:hint="default"/>
+        <w:sz w:val="20"/>
+      </w:rPr>
+    </w:lvl>
+  </w:abstractNum>
+  <w:abstractNum w:abstractNumId="11" w15:restartNumberingAfterBreak="0">
+    <w:nsid w:val="6BF441C9"/>
+    <w:multiLevelType w:val="multilevel"/>
+    <w:tmpl w:val="1680A216"/>
+    <w:lvl w:ilvl="0">
+      <w:start w:val="1"/>
+      <w:numFmt w:val="bullet"/>
+      <w:lvlText w:val=""/>
+      <w:lvlJc w:val="left"/>
+      <w:pPr>
+        <w:tabs>
+          <w:tab w:val="num" w:pos="720"/>
+        </w:tabs>
+        <w:ind w:left="720" w:hanging="360"/>
+      </w:pPr>
+      <w:rPr>
+        <w:rFonts w:ascii="Symbol" w:hAnsi="Symbol" w:hint="default"/>
+        <w:sz w:val="20"/>
+      </w:rPr>
+    </w:lvl>
+    <w:lvl w:ilvl="1" w:tentative="1">
+      <w:start w:val="1"/>
+      <w:numFmt w:val="bullet"/>
+      <w:lvlText w:val="o"/>
+      <w:lvlJc w:val="left"/>
+      <w:pPr>
+        <w:tabs>
+          <w:tab w:val="num" w:pos="1440"/>
+        </w:tabs>
+        <w:ind w:left="1440" w:hanging="360"/>
+      </w:pPr>
+      <w:rPr>
+        <w:rFonts w:ascii="Courier New" w:hAnsi="Courier New" w:hint="default"/>
+        <w:sz w:val="20"/>
+      </w:rPr>
+    </w:lvl>
+    <w:lvl w:ilvl="2" w:tentative="1">
+      <w:start w:val="1"/>
+      <w:numFmt w:val="bullet"/>
+      <w:lvlText w:val=""/>
+      <w:lvlJc w:val="left"/>
+      <w:pPr>
+        <w:tabs>
+          <w:tab w:val="num" w:pos="2160"/>
+        </w:tabs>
+        <w:ind w:left="2160" w:hanging="360"/>
+      </w:pPr>
+      <w:rPr>
+        <w:rFonts w:ascii="Wingdings" w:hAnsi="Wingdings" w:hint="default"/>
+        <w:sz w:val="20"/>
+      </w:rPr>
+    </w:lvl>
+    <w:lvl w:ilvl="3" w:tentative="1">
+      <w:start w:val="1"/>
+      <w:numFmt w:val="bullet"/>
+      <w:lvlText w:val=""/>
+      <w:lvlJc w:val="left"/>
+      <w:pPr>
+        <w:tabs>
+          <w:tab w:val="num" w:pos="2880"/>
+        </w:tabs>
+        <w:ind w:left="2880" w:hanging="360"/>
+      </w:pPr>
+      <w:rPr>
+        <w:rFonts w:ascii="Wingdings" w:hAnsi="Wingdings" w:hint="default"/>
+        <w:sz w:val="20"/>
+      </w:rPr>
+    </w:lvl>
+    <w:lvl w:ilvl="4" w:tentative="1">
+      <w:start w:val="1"/>
+      <w:numFmt w:val="bullet"/>
+      <w:lvlText w:val=""/>
+      <w:lvlJc w:val="left"/>
+      <w:pPr>
+        <w:tabs>
+          <w:tab w:val="num" w:pos="3600"/>
+        </w:tabs>
+        <w:ind w:left="3600" w:hanging="360"/>
+      </w:pPr>
+      <w:rPr>
+        <w:rFonts w:ascii="Wingdings" w:hAnsi="Wingdings" w:hint="default"/>
+        <w:sz w:val="20"/>
+      </w:rPr>
+    </w:lvl>
+    <w:lvl w:ilvl="5" w:tentative="1">
+      <w:start w:val="1"/>
+      <w:numFmt w:val="bullet"/>
+      <w:lvlText w:val=""/>
+      <w:lvlJc w:val="left"/>
+      <w:pPr>
+        <w:tabs>
+          <w:tab w:val="num" w:pos="4320"/>
+        </w:tabs>
+        <w:ind w:left="4320" w:hanging="360"/>
+      </w:pPr>
+      <w:rPr>
+        <w:rFonts w:ascii="Wingdings" w:hAnsi="Wingdings" w:hint="default"/>
+        <w:sz w:val="20"/>
+      </w:rPr>
+    </w:lvl>
+    <w:lvl w:ilvl="6" w:tentative="1">
+      <w:start w:val="1"/>
+      <w:numFmt w:val="bullet"/>
+      <w:lvlText w:val=""/>
+      <w:lvlJc w:val="left"/>
+      <w:pPr>
+        <w:tabs>
+          <w:tab w:val="num" w:pos="5040"/>
+        </w:tabs>
+        <w:ind w:left="5040" w:hanging="360"/>
+      </w:pPr>
+      <w:rPr>
+        <w:rFonts w:ascii="Wingdings" w:hAnsi="Wingdings" w:hint="default"/>
+        <w:sz w:val="20"/>
+      </w:rPr>
+    </w:lvl>
+    <w:lvl w:ilvl="7" w:tentative="1">
+      <w:start w:val="1"/>
+      <w:numFmt w:val="bullet"/>
+      <w:lvlText w:val=""/>
+      <w:lvlJc w:val="left"/>
+      <w:pPr>
+        <w:tabs>
+          <w:tab w:val="num" w:pos="5760"/>
+        </w:tabs>
+        <w:ind w:left="5760" w:hanging="360"/>
+      </w:pPr>
+      <w:rPr>
+        <w:rFonts w:ascii="Wingdings" w:hAnsi="Wingdings" w:hint="default"/>
+        <w:sz w:val="20"/>
+      </w:rPr>
+    </w:lvl>
+    <w:lvl w:ilvl="8" w:tentative="1">
+      <w:start w:val="1"/>
+      <w:numFmt w:val="bullet"/>
+      <w:lvlText w:val=""/>
+      <w:lvlJc w:val="left"/>
+      <w:pPr>
+        <w:tabs>
+          <w:tab w:val="num" w:pos="6480"/>
+        </w:tabs>
+        <w:ind w:left="6480" w:hanging="360"/>
+      </w:pPr>
+      <w:rPr>
+        <w:rFonts w:ascii="Wingdings" w:hAnsi="Wingdings" w:hint="default"/>
+        <w:sz w:val="20"/>
+      </w:rPr>
+    </w:lvl>
+  </w:abstractNum>
+  <w:abstractNum w:abstractNumId="12" w15:restartNumberingAfterBreak="0">
+    <w:nsid w:val="6D78586D"/>
+    <w:multiLevelType w:val="multilevel"/>
+    <w:tmpl w:val="3A4E0A6E"/>
+    <w:lvl w:ilvl="0">
+      <w:start w:val="1"/>
+      <w:numFmt w:val="bullet"/>
+      <w:lvlText w:val=""/>
+      <w:lvlJc w:val="left"/>
+      <w:pPr>
+        <w:tabs>
+          <w:tab w:val="num" w:pos="720"/>
+        </w:tabs>
+        <w:ind w:left="720" w:hanging="360"/>
+      </w:pPr>
+      <w:rPr>
+        <w:rFonts w:ascii="Symbol" w:hAnsi="Symbol" w:hint="default"/>
+        <w:sz w:val="20"/>
+      </w:rPr>
+    </w:lvl>
+    <w:lvl w:ilvl="1">
+      <w:start w:val="1"/>
+      <w:numFmt w:val="bullet"/>
+      <w:lvlText w:val="o"/>
+      <w:lvlJc w:val="left"/>
+      <w:pPr>
+        <w:tabs>
+          <w:tab w:val="num" w:pos="1440"/>
+        </w:tabs>
+        <w:ind w:left="1440" w:hanging="360"/>
+      </w:pPr>
+      <w:rPr>
+        <w:rFonts w:ascii="Courier New" w:hAnsi="Courier New" w:hint="default"/>
+        <w:sz w:val="20"/>
+      </w:rPr>
+    </w:lvl>
+    <w:lvl w:ilvl="2" w:tentative="1">
+      <w:start w:val="1"/>
+      <w:numFmt w:val="bullet"/>
+      <w:lvlText w:val=""/>
+      <w:lvlJc w:val="left"/>
+      <w:pPr>
+        <w:tabs>
+          <w:tab w:val="num" w:pos="2160"/>
+        </w:tabs>
+        <w:ind w:left="2160" w:hanging="360"/>
+      </w:pPr>
+      <w:rPr>
+        <w:rFonts w:ascii="Wingdings" w:hAnsi="Wingdings" w:hint="default"/>
+        <w:sz w:val="20"/>
+      </w:rPr>
+    </w:lvl>
+    <w:lvl w:ilvl="3" w:tentative="1">
+      <w:start w:val="1"/>
+      <w:numFmt w:val="bullet"/>
+      <w:lvlText w:val=""/>
+      <w:lvlJc w:val="left"/>
+      <w:pPr>
+        <w:tabs>
+          <w:tab w:val="num" w:pos="2880"/>
+        </w:tabs>
+        <w:ind w:left="2880" w:hanging="360"/>
+      </w:pPr>
+      <w:rPr>
+        <w:rFonts w:ascii="Wingdings" w:hAnsi="Wingdings" w:hint="default"/>
+        <w:sz w:val="20"/>
+      </w:rPr>
+    </w:lvl>
+    <w:lvl w:ilvl="4" w:tentative="1">
+      <w:start w:val="1"/>
+      <w:numFmt w:val="bullet"/>
+      <w:lvlText w:val=""/>
+      <w:lvlJc w:val="left"/>
+      <w:pPr>
+        <w:tabs>
+          <w:tab w:val="num" w:pos="3600"/>
+        </w:tabs>
+        <w:ind w:left="3600" w:hanging="360"/>
+      </w:pPr>
+      <w:rPr>
+        <w:rFonts w:ascii="Wingdings" w:hAnsi="Wingdings" w:hint="default"/>
+        <w:sz w:val="20"/>
+      </w:rPr>
+    </w:lvl>
+    <w:lvl w:ilvl="5" w:tentative="1">
+      <w:start w:val="1"/>
+      <w:numFmt w:val="bullet"/>
+      <w:lvlText w:val=""/>
+      <w:lvlJc w:val="left"/>
+      <w:pPr>
+        <w:tabs>
+          <w:tab w:val="num" w:pos="4320"/>
+        </w:tabs>
+        <w:ind w:left="4320" w:hanging="360"/>
+      </w:pPr>
+      <w:rPr>
+        <w:rFonts w:ascii="Wingdings" w:hAnsi="Wingdings" w:hint="default"/>
+        <w:sz w:val="20"/>
+      </w:rPr>
+    </w:lvl>
+    <w:lvl w:ilvl="6" w:tentative="1">
+      <w:start w:val="1"/>
+      <w:numFmt w:val="bullet"/>
+      <w:lvlText w:val=""/>
+      <w:lvlJc w:val="left"/>
+      <w:pPr>
+        <w:tabs>
+          <w:tab w:val="num" w:pos="5040"/>
+        </w:tabs>
+        <w:ind w:left="5040" w:hanging="360"/>
+      </w:pPr>
+      <w:rPr>
+        <w:rFonts w:ascii="Wingdings" w:hAnsi="Wingdings" w:hint="default"/>
+        <w:sz w:val="20"/>
+      </w:rPr>
+    </w:lvl>
+    <w:lvl w:ilvl="7" w:tentative="1">
+      <w:start w:val="1"/>
+      <w:numFmt w:val="bullet"/>
+      <w:lvlText w:val=""/>
+      <w:lvlJc w:val="left"/>
+      <w:pPr>
+        <w:tabs>
+          <w:tab w:val="num" w:pos="5760"/>
+        </w:tabs>
+        <w:ind w:left="5760" w:hanging="360"/>
+      </w:pPr>
+      <w:rPr>
+        <w:rFonts w:ascii="Wingdings" w:hAnsi="Wingdings" w:hint="default"/>
+        <w:sz w:val="20"/>
+      </w:rPr>
+    </w:lvl>
+    <w:lvl w:ilvl="8" w:tentative="1">
+      <w:start w:val="1"/>
+      <w:numFmt w:val="bullet"/>
+      <w:lvlText w:val=""/>
+      <w:lvlJc w:val="left"/>
+      <w:pPr>
+        <w:tabs>
+          <w:tab w:val="num" w:pos="6480"/>
+        </w:tabs>
+        <w:ind w:left="6480" w:hanging="360"/>
+      </w:pPr>
+      <w:rPr>
+        <w:rFonts w:ascii="Wingdings" w:hAnsi="Wingdings" w:hint="default"/>
+        <w:sz w:val="20"/>
+      </w:rPr>
+    </w:lvl>
+  </w:abstractNum>
+  <w:abstractNum w:abstractNumId="13" w15:restartNumberingAfterBreak="0">
+    <w:nsid w:val="79DF279E"/>
+    <w:multiLevelType w:val="multilevel"/>
+    <w:tmpl w:val="489ACF12"/>
+    <w:lvl w:ilvl="0">
+      <w:start w:val="1"/>
+      <w:numFmt w:val="bullet"/>
+      <w:lvlText w:val=""/>
+      <w:lvlJc w:val="left"/>
+      <w:pPr>
+        <w:tabs>
+          <w:tab w:val="num" w:pos="720"/>
+        </w:tabs>
+        <w:ind w:left="720" w:hanging="360"/>
+      </w:pPr>
+      <w:rPr>
+        <w:rFonts w:ascii="Symbol" w:hAnsi="Symbol" w:hint="default"/>
+        <w:sz w:val="20"/>
+      </w:rPr>
+    </w:lvl>
+    <w:lvl w:ilvl="1" w:tentative="1">
+      <w:start w:val="1"/>
+      <w:numFmt w:val="bullet"/>
+      <w:lvlText w:val="o"/>
+      <w:lvlJc w:val="left"/>
+      <w:pPr>
+        <w:tabs>
+          <w:tab w:val="num" w:pos="1440"/>
+        </w:tabs>
+        <w:ind w:left="1440" w:hanging="360"/>
+      </w:pPr>
+      <w:rPr>
+        <w:rFonts w:ascii="Courier New" w:hAnsi="Courier New" w:hint="default"/>
+        <w:sz w:val="20"/>
+      </w:rPr>
+    </w:lvl>
+    <w:lvl w:ilvl="2" w:tentative="1">
+      <w:start w:val="1"/>
+      <w:numFmt w:val="bullet"/>
+      <w:lvlText w:val=""/>
+      <w:lvlJc w:val="left"/>
+      <w:pPr>
+        <w:tabs>
+          <w:tab w:val="num" w:pos="2160"/>
+        </w:tabs>
+        <w:ind w:left="2160" w:hanging="360"/>
+      </w:pPr>
+      <w:rPr>
+        <w:rFonts w:ascii="Wingdings" w:hAnsi="Wingdings" w:hint="default"/>
+        <w:sz w:val="20"/>
+      </w:rPr>
+    </w:lvl>
+    <w:lvl w:ilvl="3" w:tentative="1">
+      <w:start w:val="1"/>
+      <w:numFmt w:val="bullet"/>
+      <w:lvlText w:val=""/>
+      <w:lvlJc w:val="left"/>
+      <w:pPr>
+        <w:tabs>
+          <w:tab w:val="num" w:pos="2880"/>
+        </w:tabs>
+        <w:ind w:left="2880" w:hanging="360"/>
+      </w:pPr>
+      <w:rPr>
+        <w:rFonts w:ascii="Wingdings" w:hAnsi="Wingdings" w:hint="default"/>
+        <w:sz w:val="20"/>
+      </w:rPr>
+    </w:lvl>
+    <w:lvl w:ilvl="4" w:tentative="1">
+      <w:start w:val="1"/>
+      <w:numFmt w:val="bullet"/>
+      <w:lvlText w:val=""/>
+      <w:lvlJc w:val="left"/>
+      <w:pPr>
+        <w:tabs>
+          <w:tab w:val="num" w:pos="3600"/>
+        </w:tabs>
+        <w:ind w:left="3600" w:hanging="360"/>
+      </w:pPr>
+      <w:rPr>
+        <w:rFonts w:ascii="Wingdings" w:hAnsi="Wingdings" w:hint="default"/>
+        <w:sz w:val="20"/>
+      </w:rPr>
+    </w:lvl>
+    <w:lvl w:ilvl="5" w:tentative="1">
+      <w:start w:val="1"/>
+      <w:numFmt w:val="bullet"/>
+      <w:lvlText w:val=""/>
+      <w:lvlJc w:val="left"/>
+      <w:pPr>
+        <w:tabs>
+          <w:tab w:val="num" w:pos="4320"/>
+        </w:tabs>
+        <w:ind w:left="4320" w:hanging="360"/>
+      </w:pPr>
+      <w:rPr>
+        <w:rFonts w:ascii="Wingdings" w:hAnsi="Wingdings" w:hint="default"/>
+        <w:sz w:val="20"/>
+      </w:rPr>
+    </w:lvl>
+    <w:lvl w:ilvl="6" w:tentative="1">
+      <w:start w:val="1"/>
+      <w:numFmt w:val="bullet"/>
+      <w:lvlText w:val=""/>
+      <w:lvlJc w:val="left"/>
+      <w:pPr>
+        <w:tabs>
+          <w:tab w:val="num" w:pos="5040"/>
+        </w:tabs>
+        <w:ind w:left="5040" w:hanging="360"/>
+      </w:pPr>
+      <w:rPr>
+        <w:rFonts w:ascii="Wingdings" w:hAnsi="Wingdings" w:hint="default"/>
+        <w:sz w:val="20"/>
+      </w:rPr>
+    </w:lvl>
+    <w:lvl w:ilvl="7" w:tentative="1">
+      <w:start w:val="1"/>
+      <w:numFmt w:val="bullet"/>
+      <w:lvlText w:val=""/>
+      <w:lvlJc w:val="left"/>
+      <w:pPr>
+        <w:tabs>
+          <w:tab w:val="num" w:pos="5760"/>
+        </w:tabs>
+        <w:ind w:left="5760" w:hanging="360"/>
+      </w:pPr>
+      <w:rPr>
+        <w:rFonts w:ascii="Wingdings" w:hAnsi="Wingdings" w:hint="default"/>
+        <w:sz w:val="20"/>
+      </w:rPr>
+    </w:lvl>
+    <w:lvl w:ilvl="8" w:tentative="1">
+      <w:start w:val="1"/>
+      <w:numFmt w:val="bullet"/>
+      <w:lvlText w:val=""/>
+      <w:lvlJc w:val="left"/>
+      <w:pPr>
+        <w:tabs>
+          <w:tab w:val="num" w:pos="6480"/>
+        </w:tabs>
+        <w:ind w:left="6480" w:hanging="360"/>
+      </w:pPr>
+      <w:rPr>
+        <w:rFonts w:ascii="Wingdings" w:hAnsi="Wingdings" w:hint="default"/>
+        <w:sz w:val="20"/>
+      </w:rPr>
+    </w:lvl>
+  </w:abstractNum>
+  <w:abstractNum w:abstractNumId="14" w15:restartNumberingAfterBreak="0">
+    <w:nsid w:val="7F4A1E3F"/>
+    <w:multiLevelType w:val="multilevel"/>
+    <w:tmpl w:val="FDCABEA6"/>
+    <w:lvl w:ilvl="0">
+      <w:start w:val="1"/>
+      <w:numFmt w:val="bullet"/>
+      <w:lvlText w:val=""/>
+      <w:lvlJc w:val="left"/>
+      <w:pPr>
+        <w:tabs>
+          <w:tab w:val="num" w:pos="720"/>
+        </w:tabs>
+        <w:ind w:left="720" w:hanging="360"/>
+      </w:pPr>
+      <w:rPr>
+        <w:rFonts w:ascii="Symbol" w:hAnsi="Symbol" w:hint="default"/>
+        <w:sz w:val="20"/>
+      </w:rPr>
+    </w:lvl>
+    <w:lvl w:ilvl="1" w:tentative="1">
+      <w:start w:val="1"/>
+      <w:numFmt w:val="bullet"/>
+      <w:lvlText w:val="o"/>
+      <w:lvlJc w:val="left"/>
+      <w:pPr>
+        <w:tabs>
+          <w:tab w:val="num" w:pos="1440"/>
+        </w:tabs>
+        <w:ind w:left="1440" w:hanging="360"/>
+      </w:pPr>
+      <w:rPr>
+        <w:rFonts w:ascii="Courier New" w:hAnsi="Courier New" w:hint="default"/>
+        <w:sz w:val="20"/>
+      </w:rPr>
+    </w:lvl>
+    <w:lvl w:ilvl="2" w:tentative="1">
+      <w:start w:val="1"/>
+      <w:numFmt w:val="bullet"/>
+      <w:lvlText w:val=""/>
+      <w:lvlJc w:val="left"/>
+      <w:pPr>
+        <w:tabs>
+          <w:tab w:val="num" w:pos="2160"/>
+        </w:tabs>
+        <w:ind w:left="2160" w:hanging="360"/>
+      </w:pPr>
+      <w:rPr>
+        <w:rFonts w:ascii="Wingdings" w:hAnsi="Wingdings" w:hint="default"/>
+        <w:sz w:val="20"/>
+      </w:rPr>
+    </w:lvl>
+    <w:lvl w:ilvl="3" w:tentative="1">
+      <w:start w:val="1"/>
+      <w:numFmt w:val="bullet"/>
+      <w:lvlText w:val=""/>
+      <w:lvlJc w:val="left"/>
+      <w:pPr>
+        <w:tabs>
+          <w:tab w:val="num" w:pos="2880"/>
+        </w:tabs>
+        <w:ind w:left="2880" w:hanging="360"/>
+      </w:pPr>
+      <w:rPr>
+        <w:rFonts w:ascii="Wingdings" w:hAnsi="Wingdings" w:hint="default"/>
+        <w:sz w:val="20"/>
+      </w:rPr>
+    </w:lvl>
+    <w:lvl w:ilvl="4" w:tentative="1">
+      <w:start w:val="1"/>
+      <w:numFmt w:val="bullet"/>
+      <w:lvlText w:val=""/>
+      <w:lvlJc w:val="left"/>
+      <w:pPr>
+        <w:tabs>
+          <w:tab w:val="num" w:pos="3600"/>
+        </w:tabs>
+        <w:ind w:left="3600" w:hanging="360"/>
+      </w:pPr>
+      <w:rPr>
+        <w:rFonts w:ascii="Wingdings" w:hAnsi="Wingdings" w:hint="default"/>
+        <w:sz w:val="20"/>
+      </w:rPr>
+    </w:lvl>
+    <w:lvl w:ilvl="5" w:tentative="1">
+      <w:start w:val="1"/>
+      <w:numFmt w:val="bullet"/>
+      <w:lvlText w:val=""/>
+      <w:lvlJc w:val="left"/>
+      <w:pPr>
+        <w:tabs>
+          <w:tab w:val="num" w:pos="4320"/>
+        </w:tabs>
+        <w:ind w:left="4320" w:hanging="360"/>
+      </w:pPr>
+      <w:rPr>
+        <w:rFonts w:ascii="Wingdings" w:hAnsi="Wingdings" w:hint="default"/>
+        <w:sz w:val="20"/>
+      </w:rPr>
+    </w:lvl>
+    <w:lvl w:ilvl="6" w:tentative="1">
+      <w:start w:val="1"/>
+      <w:numFmt w:val="bullet"/>
+      <w:lvlText w:val=""/>
+      <w:lvlJc w:val="left"/>
+      <w:pPr>
+        <w:tabs>
+          <w:tab w:val="num" w:pos="5040"/>
+        </w:tabs>
+        <w:ind w:left="5040" w:hanging="360"/>
+      </w:pPr>
+      <w:rPr>
+        <w:rFonts w:ascii="Wingdings" w:hAnsi="Wingdings" w:hint="default"/>
+        <w:sz w:val="20"/>
+      </w:rPr>
+    </w:lvl>
+    <w:lvl w:ilvl="7" w:tentative="1">
+      <w:start w:val="1"/>
+      <w:numFmt w:val="bullet"/>
+      <w:lvlText w:val=""/>
+      <w:lvlJc w:val="left"/>
+      <w:pPr>
+        <w:tabs>
+          <w:tab w:val="num" w:pos="5760"/>
+        </w:tabs>
+        <w:ind w:left="5760" w:hanging="360"/>
+      </w:pPr>
+      <w:rPr>
+        <w:rFonts w:ascii="Wingdings" w:hAnsi="Wingdings" w:hint="default"/>
+        <w:sz w:val="20"/>
+      </w:rPr>
+    </w:lvl>
+    <w:lvl w:ilvl="8" w:tentative="1">
+      <w:start w:val="1"/>
+      <w:numFmt w:val="bullet"/>
+      <w:lvlText w:val=""/>
+      <w:lvlJc w:val="left"/>
+      <w:pPr>
+        <w:tabs>
+          <w:tab w:val="num" w:pos="6480"/>
+        </w:tabs>
+        <w:ind w:left="6480" w:hanging="360"/>
+      </w:pPr>
+      <w:rPr>
+        <w:rFonts w:ascii="Wingdings" w:hAnsi="Wingdings" w:hint="default"/>
+        <w:sz w:val="20"/>
+      </w:rPr>
+    </w:lvl>
+  </w:abstractNum>
   <w:num w:numId="1" w16cid:durableId="504049745">
+    <w:abstractNumId w:val="8"/>
+  </w:num>
+  <w:num w:numId="2" w16cid:durableId="928268782">
+    <w:abstractNumId w:val="5"/>
+  </w:num>
+  <w:num w:numId="3" w16cid:durableId="1094547475">
+    <w:abstractNumId w:val="12"/>
+  </w:num>
+  <w:num w:numId="4" w16cid:durableId="1640305323">
+    <w:abstractNumId w:val="7"/>
+  </w:num>
+  <w:num w:numId="5" w16cid:durableId="99226494">
+    <w:abstractNumId w:val="10"/>
+  </w:num>
+  <w:num w:numId="6" w16cid:durableId="1312634336">
+    <w:abstractNumId w:val="11"/>
+  </w:num>
+  <w:num w:numId="7" w16cid:durableId="854811648">
+    <w:abstractNumId w:val="14"/>
+  </w:num>
+  <w:num w:numId="8" w16cid:durableId="540899970">
+    <w:abstractNumId w:val="1"/>
+  </w:num>
+  <w:num w:numId="9" w16cid:durableId="1008946891">
+    <w:abstractNumId w:val="2"/>
+  </w:num>
+  <w:num w:numId="10" w16cid:durableId="424956851">
+    <w:abstractNumId w:val="3"/>
+  </w:num>
+  <w:num w:numId="11" w16cid:durableId="316226253">
+    <w:abstractNumId w:val="4"/>
+  </w:num>
+  <w:num w:numId="12" w16cid:durableId="1018772265">
+    <w:abstractNumId w:val="13"/>
+  </w:num>
+  <w:num w:numId="13" w16cid:durableId="2104106685">
+    <w:abstractNumId w:val="9"/>
+  </w:num>
+  <w:num w:numId="14" w16cid:durableId="1424840530">
     <w:abstractNumId w:val="0"/>
+  </w:num>
+  <w:num w:numId="15" w16cid:durableId="747843494">
+    <w:abstractNumId w:val="6"/>
   </w:num>
 </w:numbering>
 </file>
@@ -2001,6 +6121,38 @@
       <w:spacing w:val="5"/>
     </w:rPr>
   </w:style>
+  <w:style w:type="paragraph" w:styleId="NormalWeb">
+    <w:name w:val="Normal (Web)"/>
+    <w:basedOn w:val="Normal"/>
+    <w:uiPriority w:val="99"/>
+    <w:semiHidden/>
+    <w:unhideWhenUsed/>
+    <w:rsid w:val="00F576BA"/>
+    <w:pPr>
+      <w:spacing w:before="100" w:beforeAutospacing="1" w:after="100" w:afterAutospacing="1" w:line="240" w:lineRule="auto"/>
+    </w:pPr>
+    <w:rPr>
+      <w:rFonts w:ascii="Times New Roman" w:eastAsia="Times New Roman" w:hAnsi="Times New Roman" w:cs="Times New Roman"/>
+      <w:kern w:val="0"/>
+      <w:sz w:val="24"/>
+      <w:szCs w:val="24"/>
+      <w:lang w:eastAsia="es-ES"/>
+      <w14:ligatures w14:val="none"/>
+    </w:rPr>
+  </w:style>
+  <w:style w:type="character" w:styleId="CdigoHTML">
+    <w:name w:val="HTML Code"/>
+    <w:basedOn w:val="Fuentedeprrafopredeter"/>
+    <w:uiPriority w:val="99"/>
+    <w:semiHidden/>
+    <w:unhideWhenUsed/>
+    <w:rsid w:val="00F576BA"/>
+    <w:rPr>
+      <w:rFonts w:ascii="Courier New" w:eastAsia="Times New Roman" w:hAnsi="Courier New" w:cs="Courier New"/>
+      <w:sz w:val="20"/>
+      <w:szCs w:val="20"/>
+    </w:rPr>
+  </w:style>
 </w:styles>
 </file>
 
